--- a/ArielProject/מפת אתר!.docx
+++ b/ArielProject/מפת אתר!.docx
@@ -1,6 +1,6 @@
 
 <file path=word/document.xml><?xml version="1.0" encoding="utf-8"?>
-<w:document xmlns:wpc="http://schemas.microsoft.com/office/word/2010/wordprocessingCanvas" xmlns:cx="http://schemas.microsoft.com/office/drawing/2014/chartex" xmlns:cx1="http://schemas.microsoft.com/office/drawing/2015/9/8/chartex" xmlns:cx2="http://schemas.microsoft.com/office/drawing/2015/10/21/chartex" xmlns:cx3="http://schemas.microsoft.com/office/drawing/2016/5/9/chartex" xmlns:cx4="http://schemas.microsoft.com/office/drawing/2016/5/10/chartex" xmlns:cx5="http://schemas.microsoft.com/office/drawing/2016/5/11/chartex" xmlns:cx6="http://schemas.microsoft.com/office/drawing/2016/5/12/chartex" xmlns:cx7="http://schemas.microsoft.com/office/drawing/2016/5/13/chartex" xmlns:cx8="http://schemas.microsoft.com/office/drawing/2016/5/14/chartex" xmlns:mc="http://schemas.openxmlformats.org/markup-compatibility/2006" xmlns:aink="http://schemas.microsoft.com/office/drawing/2016/ink" xmlns:am3d="http://schemas.microsoft.com/office/drawing/2017/model3d" xmlns:o="urn:schemas-microsoft-com:office:office" xmlns:r="http://schemas.openxmlformats.org/officeDocument/2006/relationships" xmlns:m="http://schemas.openxmlformats.org/officeDocument/2006/math" xmlns:v="urn:schemas-microsoft-com:vml" xmlns:wp14="http://schemas.microsoft.com/office/word/2010/wordprocessingDrawing" xmlns:wp="http://schemas.openxmlformats.org/drawingml/2006/wordprocessingDrawing" xmlns:w10="urn:schemas-microsoft-com:office:word" xmlns:w="http://schemas.openxmlformats.org/wordprocessingml/2006/main" xmlns:w14="http://schemas.microsoft.com/office/word/2010/wordml" xmlns:w15="http://schemas.microsoft.com/office/word/2012/wordml" xmlns:w16cex="http://schemas.microsoft.com/office/word/2018/wordml/cex" xmlns:w16cid="http://schemas.microsoft.com/office/word/2016/wordml/cid" xmlns:w16="http://schemas.microsoft.com/office/word/2018/wordml" xmlns:w16sdtdh="http://schemas.microsoft.com/office/word/2020/wordml/sdtdatahash" xmlns:w16se="http://schemas.microsoft.com/office/word/2015/wordml/symex" xmlns:wpg="http://schemas.microsoft.com/office/word/2010/wordprocessingGroup" xmlns:wpi="http://schemas.microsoft.com/office/word/2010/wordprocessingInk" xmlns:wne="http://schemas.microsoft.com/office/word/2006/wordml" xmlns:wps="http://schemas.microsoft.com/office/word/2010/wordprocessingShape" mc:Ignorable="w14 w15 w16se w16cid w16 w16cex w16sdtdh wp14">
+<w:document xmlns:wpc="http://schemas.microsoft.com/office/word/2010/wordprocessingCanvas" xmlns:cx="http://schemas.microsoft.com/office/drawing/2014/chartex" xmlns:cx1="http://schemas.microsoft.com/office/drawing/2015/9/8/chartex" xmlns:cx2="http://schemas.microsoft.com/office/drawing/2015/10/21/chartex" xmlns:cx3="http://schemas.microsoft.com/office/drawing/2016/5/9/chartex" xmlns:cx4="http://schemas.microsoft.com/office/drawing/2016/5/10/chartex" xmlns:cx5="http://schemas.microsoft.com/office/drawing/2016/5/11/chartex" xmlns:cx6="http://schemas.microsoft.com/office/drawing/2016/5/12/chartex" xmlns:cx7="http://schemas.microsoft.com/office/drawing/2016/5/13/chartex" xmlns:cx8="http://schemas.microsoft.com/office/drawing/2016/5/14/chartex" xmlns:mc="http://schemas.openxmlformats.org/markup-compatibility/2006" xmlns:aink="http://schemas.microsoft.com/office/drawing/2016/ink" xmlns:am3d="http://schemas.microsoft.com/office/drawing/2017/model3d" xmlns:o="urn:schemas-microsoft-com:office:office" xmlns:oel="http://schemas.microsoft.com/office/2019/extlst" xmlns:r="http://schemas.openxmlformats.org/officeDocument/2006/relationships" xmlns:m="http://schemas.openxmlformats.org/officeDocument/2006/math" xmlns:v="urn:schemas-microsoft-com:vml" xmlns:wp14="http://schemas.microsoft.com/office/word/2010/wordprocessingDrawing" xmlns:wp="http://schemas.openxmlformats.org/drawingml/2006/wordprocessingDrawing" xmlns:w10="urn:schemas-microsoft-com:office:word" xmlns:w="http://schemas.openxmlformats.org/wordprocessingml/2006/main" xmlns:w14="http://schemas.microsoft.com/office/word/2010/wordml" xmlns:w15="http://schemas.microsoft.com/office/word/2012/wordml" xmlns:w16cex="http://schemas.microsoft.com/office/word/2018/wordml/cex" xmlns:w16cid="http://schemas.microsoft.com/office/word/2016/wordml/cid" xmlns:w16="http://schemas.microsoft.com/office/word/2018/wordml" xmlns:w16du="http://schemas.microsoft.com/office/word/2023/wordml/word16du" xmlns:w16sdtdh="http://schemas.microsoft.com/office/word/2020/wordml/sdtdatahash" xmlns:w16sdtfl="http://schemas.microsoft.com/office/word/2024/wordml/sdtformatlock" xmlns:w16se="http://schemas.microsoft.com/office/word/2015/wordml/symex" xmlns:wpg="http://schemas.microsoft.com/office/word/2010/wordprocessingGroup" xmlns:wpi="http://schemas.microsoft.com/office/word/2010/wordprocessingInk" xmlns:wne="http://schemas.microsoft.com/office/word/2006/wordml" xmlns:wps="http://schemas.microsoft.com/office/word/2010/wordprocessingShape" mc:Ignorable="w14 w15 w16se w16cid w16 w16cex w16sdtdh w16sdtfl w16du wp14">
   <w:body>
     <w:p>
       <w:pPr>
@@ -23,13 +23,1642 @@
         <mc:AlternateContent>
           <mc:Choice Requires="wps">
             <w:drawing>
-              <wp:anchor distT="0" distB="0" distL="114300" distR="114300" simplePos="0" relativeHeight="251678720" behindDoc="0" locked="0" layoutInCell="1" allowOverlap="1" wp14:anchorId="5F99FE75" wp14:editId="7E295808">
+              <wp:anchor distT="0" distB="0" distL="114300" distR="114300" simplePos="0" relativeHeight="251740160" behindDoc="0" locked="0" layoutInCell="1" allowOverlap="1" wp14:anchorId="4F4F0735" wp14:editId="123C1F3B">
                 <wp:simplePos x="0" y="0"/>
                 <wp:positionH relativeFrom="column">
-                  <wp:posOffset>3665644</wp:posOffset>
+                  <wp:posOffset>2562225</wp:posOffset>
                 </wp:positionH>
                 <wp:positionV relativeFrom="paragraph">
-                  <wp:posOffset>2835910</wp:posOffset>
+                  <wp:posOffset>7139940</wp:posOffset>
+                </wp:positionV>
+                <wp:extent cx="1390015" cy="500380"/>
+                <wp:effectExtent l="0" t="0" r="19685" b="13970"/>
+                <wp:wrapTight wrapText="bothSides">
+                  <wp:wrapPolygon edited="0">
+                    <wp:start x="0" y="0"/>
+                    <wp:lineTo x="0" y="21381"/>
+                    <wp:lineTo x="21610" y="21381"/>
+                    <wp:lineTo x="21610" y="0"/>
+                    <wp:lineTo x="0" y="0"/>
+                  </wp:wrapPolygon>
+                </wp:wrapTight>
+                <wp:docPr id="1003839146" name="מלבן: פינות מעוגלות 1003839146"/>
+                <wp:cNvGraphicFramePr/>
+                <a:graphic xmlns:a="http://schemas.openxmlformats.org/drawingml/2006/main">
+                  <a:graphicData uri="http://schemas.microsoft.com/office/word/2010/wordprocessingShape">
+                    <wps:wsp>
+                      <wps:cNvSpPr/>
+                      <wps:spPr>
+                        <a:xfrm>
+                          <a:off x="0" y="0"/>
+                          <a:ext cx="1390015" cy="500380"/>
+                        </a:xfrm>
+                        <a:prstGeom prst="roundRect">
+                          <a:avLst/>
+                        </a:prstGeom>
+                      </wps:spPr>
+                      <wps:style>
+                        <a:lnRef idx="3">
+                          <a:schemeClr val="lt1"/>
+                        </a:lnRef>
+                        <a:fillRef idx="1">
+                          <a:schemeClr val="dk1"/>
+                        </a:fillRef>
+                        <a:effectRef idx="1">
+                          <a:schemeClr val="dk1"/>
+                        </a:effectRef>
+                        <a:fontRef idx="minor">
+                          <a:schemeClr val="lt1"/>
+                        </a:fontRef>
+                      </wps:style>
+                      <wps:txbx>
+                        <w:txbxContent>
+                          <w:p>
+                            <w:pPr>
+                              <w:jc w:val="center"/>
+                              <w:rPr>
+                                <w:sz w:val="20"/>
+                                <w:szCs w:val="20"/>
+                              </w:rPr>
+                            </w:pPr>
+                            <w:r>
+                              <w:rPr>
+                                <w:rFonts w:hint="cs"/>
+                                <w:sz w:val="20"/>
+                                <w:szCs w:val="20"/>
+                                <w:rtl/>
+                              </w:rPr>
+                              <w:t>נתונים וסטטיסטיקות על המסעדה</w:t>
+                            </w:r>
+                          </w:p>
+                        </w:txbxContent>
+                      </wps:txbx>
+                      <wps:bodyPr rot="0" spcFirstLastPara="0" vertOverflow="overflow" horzOverflow="overflow" vert="horz" wrap="square" lIns="91440" tIns="45720" rIns="91440" bIns="45720" numCol="1" spcCol="0" rtlCol="1" fromWordArt="0" anchor="ctr" anchorCtr="0" forceAA="0" compatLnSpc="1">
+                        <a:prstTxWarp prst="textNoShape">
+                          <a:avLst/>
+                        </a:prstTxWarp>
+                        <a:noAutofit/>
+                      </wps:bodyPr>
+                    </wps:wsp>
+                  </a:graphicData>
+                </a:graphic>
+                <wp14:sizeRelH relativeFrom="margin">
+                  <wp14:pctWidth>0</wp14:pctWidth>
+                </wp14:sizeRelH>
+                <wp14:sizeRelV relativeFrom="margin">
+                  <wp14:pctHeight>0</wp14:pctHeight>
+                </wp14:sizeRelV>
+              </wp:anchor>
+            </w:drawing>
+          </mc:Choice>
+          <mc:Fallback>
+            <w:pict>
+              <v:roundrect w14:anchorId="4F4F0735" id="מלבן: פינות מעוגלות 1003839146" o:spid="_x0000_s1026" style="position:absolute;left:0;text-align:left;margin-left:201.75pt;margin-top:562.2pt;width:109.45pt;height:39.4pt;z-index:251740160;visibility:visible;mso-wrap-style:square;mso-width-percent:0;mso-height-percent:0;mso-wrap-distance-left:9pt;mso-wrap-distance-top:0;mso-wrap-distance-right:9pt;mso-wrap-distance-bottom:0;mso-position-horizontal:absolute;mso-position-horizontal-relative:text;mso-position-vertical:absolute;mso-position-vertical-relative:text;mso-width-percent:0;mso-height-percent:0;mso-width-relative:margin;mso-height-relative:margin;v-text-anchor:middle" arcsize="10923f" o:gfxdata="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" fillcolor="black [3200]" strokecolor="white [3201]" strokeweight="1.5pt">
+                <v:stroke joinstyle="miter"/>
+                <v:textbox>
+                  <w:txbxContent>
+                    <w:p>
+                      <w:pPr>
+                        <w:jc w:val="center"/>
+                        <w:rPr>
+                          <w:sz w:val="20"/>
+                          <w:szCs w:val="20"/>
+                        </w:rPr>
+                      </w:pPr>
+                      <w:r>
+                        <w:rPr>
+                          <w:rFonts w:hint="cs"/>
+                          <w:sz w:val="20"/>
+                          <w:szCs w:val="20"/>
+                          <w:rtl/>
+                        </w:rPr>
+                        <w:t>נתונים וסטטיסטיקות על המסעדה</w:t>
+                      </w:r>
+                    </w:p>
+                  </w:txbxContent>
+                </v:textbox>
+                <w10:wrap type="tight"/>
+              </v:roundrect>
+            </w:pict>
+          </mc:Fallback>
+        </mc:AlternateContent>
+      </w:r>
+      <w:r>
+        <w:rPr>
+          <w:rFonts w:hint="cs"/>
+          <w:b/>
+          <w:bCs/>
+          <w:noProof/>
+          <w:sz w:val="44"/>
+          <w:szCs w:val="44"/>
+          <w:u w:val="single"/>
+          <w:rtl/>
+          <w:lang w:val="he-IL"/>
+        </w:rPr>
+        <mc:AlternateContent>
+          <mc:Choice Requires="wps">
+            <w:drawing>
+              <wp:anchor distT="0" distB="0" distL="114300" distR="114300" simplePos="0" relativeHeight="251742208" behindDoc="0" locked="0" layoutInCell="1" allowOverlap="1" wp14:anchorId="3B71134D" wp14:editId="65A37CE5">
+                <wp:simplePos x="0" y="0"/>
+                <wp:positionH relativeFrom="column">
+                  <wp:posOffset>3463069</wp:posOffset>
+                </wp:positionH>
+                <wp:positionV relativeFrom="paragraph">
+                  <wp:posOffset>8239815</wp:posOffset>
+                </wp:positionV>
+                <wp:extent cx="1064895" cy="468630"/>
+                <wp:effectExtent l="0" t="0" r="20955" b="26670"/>
+                <wp:wrapTight wrapText="bothSides">
+                  <wp:wrapPolygon edited="0">
+                    <wp:start x="0" y="0"/>
+                    <wp:lineTo x="0" y="21951"/>
+                    <wp:lineTo x="21639" y="21951"/>
+                    <wp:lineTo x="21639" y="0"/>
+                    <wp:lineTo x="0" y="0"/>
+                  </wp:wrapPolygon>
+                </wp:wrapTight>
+                <wp:docPr id="782026995" name="מלבן: פינות מעוגלות 782026995"/>
+                <wp:cNvGraphicFramePr/>
+                <a:graphic xmlns:a="http://schemas.openxmlformats.org/drawingml/2006/main">
+                  <a:graphicData uri="http://schemas.microsoft.com/office/word/2010/wordprocessingShape">
+                    <wps:wsp>
+                      <wps:cNvSpPr/>
+                      <wps:spPr>
+                        <a:xfrm>
+                          <a:off x="0" y="0"/>
+                          <a:ext cx="1064895" cy="468630"/>
+                        </a:xfrm>
+                        <a:prstGeom prst="roundRect">
+                          <a:avLst/>
+                        </a:prstGeom>
+                      </wps:spPr>
+                      <wps:style>
+                        <a:lnRef idx="3">
+                          <a:schemeClr val="lt1"/>
+                        </a:lnRef>
+                        <a:fillRef idx="1">
+                          <a:schemeClr val="dk1"/>
+                        </a:fillRef>
+                        <a:effectRef idx="1">
+                          <a:schemeClr val="dk1"/>
+                        </a:effectRef>
+                        <a:fontRef idx="minor">
+                          <a:schemeClr val="lt1"/>
+                        </a:fontRef>
+                      </wps:style>
+                      <wps:txbx>
+                        <w:txbxContent>
+                          <w:p>
+                            <w:pPr>
+                              <w:jc w:val="center"/>
+                              <w:rPr>
+                                <w:sz w:val="20"/>
+                                <w:szCs w:val="20"/>
+                              </w:rPr>
+                            </w:pPr>
+                            <w:r>
+                              <w:rPr>
+                                <w:rFonts w:hint="cs"/>
+                                <w:sz w:val="20"/>
+                                <w:szCs w:val="20"/>
+                                <w:rtl/>
+                              </w:rPr>
+                              <w:t>גישה לנתונים על כל המסעדות</w:t>
+                            </w:r>
+                          </w:p>
+                        </w:txbxContent>
+                      </wps:txbx>
+                      <wps:bodyPr rot="0" spcFirstLastPara="0" vertOverflow="overflow" horzOverflow="overflow" vert="horz" wrap="square" lIns="91440" tIns="45720" rIns="91440" bIns="45720" numCol="1" spcCol="0" rtlCol="1" fromWordArt="0" anchor="ctr" anchorCtr="0" forceAA="0" compatLnSpc="1">
+                        <a:prstTxWarp prst="textNoShape">
+                          <a:avLst/>
+                        </a:prstTxWarp>
+                        <a:noAutofit/>
+                      </wps:bodyPr>
+                    </wps:wsp>
+                  </a:graphicData>
+                </a:graphic>
+                <wp14:sizeRelH relativeFrom="margin">
+                  <wp14:pctWidth>0</wp14:pctWidth>
+                </wp14:sizeRelH>
+                <wp14:sizeRelV relativeFrom="margin">
+                  <wp14:pctHeight>0</wp14:pctHeight>
+                </wp14:sizeRelV>
+              </wp:anchor>
+            </w:drawing>
+          </mc:Choice>
+          <mc:Fallback>
+            <w:pict>
+              <v:roundrect w14:anchorId="3B71134D" id="מלבן: פינות מעוגלות 782026995" o:spid="_x0000_s1027" style="position:absolute;left:0;text-align:left;margin-left:272.7pt;margin-top:648.8pt;width:83.85pt;height:36.9pt;z-index:251742208;visibility:visible;mso-wrap-style:square;mso-width-percent:0;mso-height-percent:0;mso-wrap-distance-left:9pt;mso-wrap-distance-top:0;mso-wrap-distance-right:9pt;mso-wrap-distance-bottom:0;mso-position-horizontal:absolute;mso-position-horizontal-relative:text;mso-position-vertical:absolute;mso-position-vertical-relative:text;mso-width-percent:0;mso-height-percent:0;mso-width-relative:margin;mso-height-relative:margin;v-text-anchor:middle" arcsize="10923f" o:gfxdata="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" fillcolor="black [3200]" strokecolor="white [3201]" strokeweight="1.5pt">
+                <v:stroke joinstyle="miter"/>
+                <v:textbox>
+                  <w:txbxContent>
+                    <w:p>
+                      <w:pPr>
+                        <w:jc w:val="center"/>
+                        <w:rPr>
+                          <w:sz w:val="20"/>
+                          <w:szCs w:val="20"/>
+                        </w:rPr>
+                      </w:pPr>
+                      <w:r>
+                        <w:rPr>
+                          <w:rFonts w:hint="cs"/>
+                          <w:sz w:val="20"/>
+                          <w:szCs w:val="20"/>
+                          <w:rtl/>
+                        </w:rPr>
+                        <w:t>גישה לנתונים על כל המסעדות</w:t>
+                      </w:r>
+                    </w:p>
+                  </w:txbxContent>
+                </v:textbox>
+                <w10:wrap type="tight"/>
+              </v:roundrect>
+            </w:pict>
+          </mc:Fallback>
+        </mc:AlternateContent>
+      </w:r>
+      <w:r>
+        <w:rPr>
+          <w:rFonts w:hint="cs"/>
+          <w:b/>
+          <w:bCs/>
+          <w:noProof/>
+          <w:sz w:val="44"/>
+          <w:szCs w:val="44"/>
+          <w:u w:val="single"/>
+          <w:rtl/>
+          <w:lang w:val="he-IL"/>
+        </w:rPr>
+        <mc:AlternateContent>
+          <mc:Choice Requires="wps">
+            <w:drawing>
+              <wp:anchor distT="0" distB="0" distL="114300" distR="114300" simplePos="0" relativeHeight="251738112" behindDoc="0" locked="0" layoutInCell="1" allowOverlap="1" wp14:anchorId="26C515E1" wp14:editId="3C3EE9B0">
+                <wp:simplePos x="0" y="0"/>
+                <wp:positionH relativeFrom="column">
+                  <wp:posOffset>4660348</wp:posOffset>
+                </wp:positionH>
+                <wp:positionV relativeFrom="paragraph">
+                  <wp:posOffset>7641783</wp:posOffset>
+                </wp:positionV>
+                <wp:extent cx="810895" cy="742315"/>
+                <wp:effectExtent l="38100" t="0" r="27305" b="57785"/>
+                <wp:wrapTight wrapText="bothSides">
+                  <wp:wrapPolygon edited="0">
+                    <wp:start x="20298" y="0"/>
+                    <wp:lineTo x="11164" y="0"/>
+                    <wp:lineTo x="11164" y="8869"/>
+                    <wp:lineTo x="2537" y="8869"/>
+                    <wp:lineTo x="2537" y="17738"/>
+                    <wp:lineTo x="-1015" y="17738"/>
+                    <wp:lineTo x="-1015" y="22727"/>
+                    <wp:lineTo x="2030" y="22727"/>
+                    <wp:lineTo x="14716" y="8869"/>
+                    <wp:lineTo x="21820" y="554"/>
+                    <wp:lineTo x="21820" y="0"/>
+                    <wp:lineTo x="20298" y="0"/>
+                  </wp:wrapPolygon>
+                </wp:wrapTight>
+                <wp:docPr id="1179418423" name="מחבר חץ ישר 1179418423"/>
+                <wp:cNvGraphicFramePr/>
+                <a:graphic xmlns:a="http://schemas.openxmlformats.org/drawingml/2006/main">
+                  <a:graphicData uri="http://schemas.microsoft.com/office/word/2010/wordprocessingShape">
+                    <wps:wsp>
+                      <wps:cNvCnPr/>
+                      <wps:spPr>
+                        <a:xfrm flipH="1">
+                          <a:off x="0" y="0"/>
+                          <a:ext cx="810895" cy="742315"/>
+                        </a:xfrm>
+                        <a:prstGeom prst="straightConnector1">
+                          <a:avLst/>
+                        </a:prstGeom>
+                        <a:ln>
+                          <a:tailEnd type="triangle"/>
+                        </a:ln>
+                      </wps:spPr>
+                      <wps:style>
+                        <a:lnRef idx="1">
+                          <a:schemeClr val="dk1"/>
+                        </a:lnRef>
+                        <a:fillRef idx="0">
+                          <a:schemeClr val="dk1"/>
+                        </a:fillRef>
+                        <a:effectRef idx="0">
+                          <a:schemeClr val="dk1"/>
+                        </a:effectRef>
+                        <a:fontRef idx="minor">
+                          <a:schemeClr val="tx1"/>
+                        </a:fontRef>
+                      </wps:style>
+                      <wps:bodyPr/>
+                    </wps:wsp>
+                  </a:graphicData>
+                </a:graphic>
+                <wp14:sizeRelH relativeFrom="margin">
+                  <wp14:pctWidth>0</wp14:pctWidth>
+                </wp14:sizeRelH>
+                <wp14:sizeRelV relativeFrom="margin">
+                  <wp14:pctHeight>0</wp14:pctHeight>
+                </wp14:sizeRelV>
+              </wp:anchor>
+            </w:drawing>
+          </mc:Choice>
+          <mc:Fallback>
+            <w:pict>
+              <v:shapetype w14:anchorId="0D686422" id="_x0000_t32" coordsize="21600,21600" o:spt="32" o:oned="t" path="m,l21600,21600e" filled="f">
+                <v:path arrowok="t" fillok="f" o:connecttype="none"/>
+                <o:lock v:ext="edit" shapetype="t"/>
+              </v:shapetype>
+              <v:shape id="מחבר חץ ישר 1179418423" o:spid="_x0000_s1026" type="#_x0000_t32" style="position:absolute;margin-left:366.95pt;margin-top:601.7pt;width:63.85pt;height:58.45pt;flip:x;z-index:251738112;visibility:visible;mso-wrap-style:square;mso-width-percent:0;mso-height-percent:0;mso-wrap-distance-left:9pt;mso-wrap-distance-top:0;mso-wrap-distance-right:9pt;mso-wrap-distance-bottom:0;mso-position-horizontal:absolute;mso-position-horizontal-relative:text;mso-position-vertical:absolute;mso-position-vertical-relative:text;mso-width-percent:0;mso-height-percent:0;mso-width-relative:margin;mso-height-relative:margin" o:gfxdata="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" strokecolor="black [3200]" strokeweight=".5pt">
+                <v:stroke endarrow="block" joinstyle="miter"/>
+                <w10:wrap type="tight"/>
+              </v:shape>
+            </w:pict>
+          </mc:Fallback>
+        </mc:AlternateContent>
+      </w:r>
+      <w:r>
+        <w:rPr>
+          <w:rFonts w:hint="cs"/>
+          <w:b/>
+          <w:bCs/>
+          <w:noProof/>
+          <w:sz w:val="44"/>
+          <w:szCs w:val="44"/>
+          <w:u w:val="single"/>
+          <w:rtl/>
+          <w:lang w:val="he-IL"/>
+        </w:rPr>
+        <mc:AlternateContent>
+          <mc:Choice Requires="wps">
+            <w:drawing>
+              <wp:anchor distT="0" distB="0" distL="114300" distR="114300" simplePos="0" relativeHeight="251716608" behindDoc="0" locked="0" layoutInCell="1" allowOverlap="1" wp14:anchorId="637E6D6C" wp14:editId="20CF3D2A">
+                <wp:simplePos x="0" y="0"/>
+                <wp:positionH relativeFrom="column">
+                  <wp:posOffset>4836242</wp:posOffset>
+                </wp:positionH>
+                <wp:positionV relativeFrom="paragraph">
+                  <wp:posOffset>6026979</wp:posOffset>
+                </wp:positionV>
+                <wp:extent cx="1064895" cy="468630"/>
+                <wp:effectExtent l="0" t="0" r="20955" b="26670"/>
+                <wp:wrapTight wrapText="bothSides">
+                  <wp:wrapPolygon edited="0">
+                    <wp:start x="0" y="0"/>
+                    <wp:lineTo x="0" y="21951"/>
+                    <wp:lineTo x="21639" y="21951"/>
+                    <wp:lineTo x="21639" y="0"/>
+                    <wp:lineTo x="0" y="0"/>
+                  </wp:wrapPolygon>
+                </wp:wrapTight>
+                <wp:docPr id="40" name="מלבן: פינות מעוגלות 40"/>
+                <wp:cNvGraphicFramePr/>
+                <a:graphic xmlns:a="http://schemas.openxmlformats.org/drawingml/2006/main">
+                  <a:graphicData uri="http://schemas.microsoft.com/office/word/2010/wordprocessingShape">
+                    <wps:wsp>
+                      <wps:cNvSpPr/>
+                      <wps:spPr>
+                        <a:xfrm>
+                          <a:off x="0" y="0"/>
+                          <a:ext cx="1064895" cy="468630"/>
+                        </a:xfrm>
+                        <a:prstGeom prst="roundRect">
+                          <a:avLst/>
+                        </a:prstGeom>
+                      </wps:spPr>
+                      <wps:style>
+                        <a:lnRef idx="3">
+                          <a:schemeClr val="lt1"/>
+                        </a:lnRef>
+                        <a:fillRef idx="1">
+                          <a:schemeClr val="dk1"/>
+                        </a:fillRef>
+                        <a:effectRef idx="1">
+                          <a:schemeClr val="dk1"/>
+                        </a:effectRef>
+                        <a:fontRef idx="minor">
+                          <a:schemeClr val="lt1"/>
+                        </a:fontRef>
+                      </wps:style>
+                      <wps:txbx>
+                        <w:txbxContent>
+                          <w:p>
+                            <w:pPr>
+                              <w:jc w:val="center"/>
+                              <w:rPr>
+                                <w:sz w:val="20"/>
+                                <w:szCs w:val="20"/>
+                              </w:rPr>
+                            </w:pPr>
+                            <w:r>
+                              <w:rPr>
+                                <w:rFonts w:hint="cs"/>
+                                <w:sz w:val="20"/>
+                                <w:szCs w:val="20"/>
+                                <w:rtl/>
+                              </w:rPr>
+                              <w:t xml:space="preserve">דף </w:t>
+                            </w:r>
+                            <w:r>
+                              <w:rPr>
+                                <w:rFonts w:hint="cs"/>
+                                <w:sz w:val="20"/>
+                                <w:szCs w:val="20"/>
+                                <w:rtl/>
+                              </w:rPr>
+                              <w:t>מנהל</w:t>
+                            </w:r>
+                            <w:r>
+                              <w:rPr>
+                                <w:rFonts w:hint="cs"/>
+                                <w:sz w:val="20"/>
+                                <w:szCs w:val="20"/>
+                                <w:rtl/>
+                              </w:rPr>
+                              <w:t xml:space="preserve"> </w:t>
+                            </w:r>
+                            <w:r>
+                              <w:rPr>
+                                <w:rFonts w:hint="cs"/>
+                                <w:sz w:val="20"/>
+                                <w:szCs w:val="20"/>
+                                <w:rtl/>
+                              </w:rPr>
+                              <w:t>מסעדה כלשהי</w:t>
+                            </w:r>
+                          </w:p>
+                        </w:txbxContent>
+                      </wps:txbx>
+                      <wps:bodyPr rot="0" spcFirstLastPara="0" vertOverflow="overflow" horzOverflow="overflow" vert="horz" wrap="square" lIns="91440" tIns="45720" rIns="91440" bIns="45720" numCol="1" spcCol="0" rtlCol="1" fromWordArt="0" anchor="ctr" anchorCtr="0" forceAA="0" compatLnSpc="1">
+                        <a:prstTxWarp prst="textNoShape">
+                          <a:avLst/>
+                        </a:prstTxWarp>
+                        <a:noAutofit/>
+                      </wps:bodyPr>
+                    </wps:wsp>
+                  </a:graphicData>
+                </a:graphic>
+                <wp14:sizeRelH relativeFrom="margin">
+                  <wp14:pctWidth>0</wp14:pctWidth>
+                </wp14:sizeRelH>
+                <wp14:sizeRelV relativeFrom="margin">
+                  <wp14:pctHeight>0</wp14:pctHeight>
+                </wp14:sizeRelV>
+              </wp:anchor>
+            </w:drawing>
+          </mc:Choice>
+          <mc:Fallback>
+            <w:pict>
+              <v:roundrect w14:anchorId="637E6D6C" id="מלבן: פינות מעוגלות 40" o:spid="_x0000_s1028" style="position:absolute;left:0;text-align:left;margin-left:380.8pt;margin-top:474.55pt;width:83.85pt;height:36.9pt;z-index:251716608;visibility:visible;mso-wrap-style:square;mso-width-percent:0;mso-height-percent:0;mso-wrap-distance-left:9pt;mso-wrap-distance-top:0;mso-wrap-distance-right:9pt;mso-wrap-distance-bottom:0;mso-position-horizontal:absolute;mso-position-horizontal-relative:text;mso-position-vertical:absolute;mso-position-vertical-relative:text;mso-width-percent:0;mso-height-percent:0;mso-width-relative:margin;mso-height-relative:margin;v-text-anchor:middle" arcsize="10923f" o:gfxdata="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" fillcolor="black [3200]" strokecolor="white [3201]" strokeweight="1.5pt">
+                <v:stroke joinstyle="miter"/>
+                <v:textbox>
+                  <w:txbxContent>
+                    <w:p>
+                      <w:pPr>
+                        <w:jc w:val="center"/>
+                        <w:rPr>
+                          <w:sz w:val="20"/>
+                          <w:szCs w:val="20"/>
+                        </w:rPr>
+                      </w:pPr>
+                      <w:r>
+                        <w:rPr>
+                          <w:rFonts w:hint="cs"/>
+                          <w:sz w:val="20"/>
+                          <w:szCs w:val="20"/>
+                          <w:rtl/>
+                        </w:rPr>
+                        <w:t xml:space="preserve">דף </w:t>
+                      </w:r>
+                      <w:r>
+                        <w:rPr>
+                          <w:rFonts w:hint="cs"/>
+                          <w:sz w:val="20"/>
+                          <w:szCs w:val="20"/>
+                          <w:rtl/>
+                        </w:rPr>
+                        <w:t>מנהל</w:t>
+                      </w:r>
+                      <w:r>
+                        <w:rPr>
+                          <w:rFonts w:hint="cs"/>
+                          <w:sz w:val="20"/>
+                          <w:szCs w:val="20"/>
+                          <w:rtl/>
+                        </w:rPr>
+                        <w:t xml:space="preserve"> </w:t>
+                      </w:r>
+                      <w:r>
+                        <w:rPr>
+                          <w:rFonts w:hint="cs"/>
+                          <w:sz w:val="20"/>
+                          <w:szCs w:val="20"/>
+                          <w:rtl/>
+                        </w:rPr>
+                        <w:t>מסעדה כלשהי</w:t>
+                      </w:r>
+                    </w:p>
+                  </w:txbxContent>
+                </v:textbox>
+                <w10:wrap type="tight"/>
+              </v:roundrect>
+            </w:pict>
+          </mc:Fallback>
+        </mc:AlternateContent>
+      </w:r>
+      <w:r>
+        <w:rPr>
+          <w:rFonts w:hint="cs"/>
+          <w:b/>
+          <w:bCs/>
+          <w:noProof/>
+          <w:sz w:val="44"/>
+          <w:szCs w:val="44"/>
+          <w:u w:val="single"/>
+          <w:rtl/>
+          <w:lang w:val="he-IL"/>
+        </w:rPr>
+        <mc:AlternateContent>
+          <mc:Choice Requires="wps">
+            <w:drawing>
+              <wp:anchor distT="0" distB="0" distL="114300" distR="114300" simplePos="0" relativeHeight="251736064" behindDoc="0" locked="0" layoutInCell="1" allowOverlap="1" wp14:anchorId="542C1B83" wp14:editId="4DF9C9D4">
+                <wp:simplePos x="0" y="0"/>
+                <wp:positionH relativeFrom="column">
+                  <wp:posOffset>5506223</wp:posOffset>
+                </wp:positionH>
+                <wp:positionV relativeFrom="paragraph">
+                  <wp:posOffset>7019677</wp:posOffset>
+                </wp:positionV>
+                <wp:extent cx="819093" cy="514350"/>
+                <wp:effectExtent l="0" t="0" r="19685" b="19050"/>
+                <wp:wrapTight wrapText="bothSides">
+                  <wp:wrapPolygon edited="0">
+                    <wp:start x="0" y="0"/>
+                    <wp:lineTo x="0" y="21600"/>
+                    <wp:lineTo x="21617" y="21600"/>
+                    <wp:lineTo x="21617" y="0"/>
+                    <wp:lineTo x="0" y="0"/>
+                  </wp:wrapPolygon>
+                </wp:wrapTight>
+                <wp:docPr id="1338475122" name="מלבן: פינות מעוגלות 1338475122"/>
+                <wp:cNvGraphicFramePr/>
+                <a:graphic xmlns:a="http://schemas.openxmlformats.org/drawingml/2006/main">
+                  <a:graphicData uri="http://schemas.microsoft.com/office/word/2010/wordprocessingShape">
+                    <wps:wsp>
+                      <wps:cNvSpPr/>
+                      <wps:spPr>
+                        <a:xfrm>
+                          <a:off x="0" y="0"/>
+                          <a:ext cx="819093" cy="514350"/>
+                        </a:xfrm>
+                        <a:prstGeom prst="roundRect">
+                          <a:avLst/>
+                        </a:prstGeom>
+                      </wps:spPr>
+                      <wps:style>
+                        <a:lnRef idx="3">
+                          <a:schemeClr val="lt1"/>
+                        </a:lnRef>
+                        <a:fillRef idx="1">
+                          <a:schemeClr val="dk1"/>
+                        </a:fillRef>
+                        <a:effectRef idx="1">
+                          <a:schemeClr val="dk1"/>
+                        </a:effectRef>
+                        <a:fontRef idx="minor">
+                          <a:schemeClr val="lt1"/>
+                        </a:fontRef>
+                      </wps:style>
+                      <wps:txbx>
+                        <w:txbxContent>
+                          <w:p>
+                            <w:pPr>
+                              <w:jc w:val="center"/>
+                              <w:rPr>
+                                <w:sz w:val="20"/>
+                                <w:szCs w:val="20"/>
+                              </w:rPr>
+                            </w:pPr>
+                            <w:r>
+                              <w:rPr>
+                                <w:rFonts w:hint="cs"/>
+                                <w:sz w:val="20"/>
+                                <w:szCs w:val="20"/>
+                                <w:rtl/>
+                              </w:rPr>
+                              <w:t xml:space="preserve">דף </w:t>
+                            </w:r>
+                            <w:r>
+                              <w:rPr>
+                                <w:rFonts w:hint="cs"/>
+                                <w:sz w:val="20"/>
+                                <w:szCs w:val="20"/>
+                                <w:rtl/>
+                              </w:rPr>
+                              <w:t>מנהל</w:t>
+                            </w:r>
+                            <w:r>
+                              <w:rPr>
+                                <w:rFonts w:hint="cs"/>
+                                <w:sz w:val="20"/>
+                                <w:szCs w:val="20"/>
+                                <w:rtl/>
+                              </w:rPr>
+                              <w:t xml:space="preserve"> </w:t>
+                            </w:r>
+                            <w:r>
+                              <w:rPr>
+                                <w:rFonts w:hint="cs"/>
+                                <w:sz w:val="20"/>
+                                <w:szCs w:val="20"/>
+                                <w:rtl/>
+                              </w:rPr>
+                              <w:t>ראשי</w:t>
+                            </w:r>
+                          </w:p>
+                        </w:txbxContent>
+                      </wps:txbx>
+                      <wps:bodyPr rot="0" spcFirstLastPara="0" vertOverflow="overflow" horzOverflow="overflow" vert="horz" wrap="square" lIns="91440" tIns="45720" rIns="91440" bIns="45720" numCol="1" spcCol="0" rtlCol="1" fromWordArt="0" anchor="ctr" anchorCtr="0" forceAA="0" compatLnSpc="1">
+                        <a:prstTxWarp prst="textNoShape">
+                          <a:avLst/>
+                        </a:prstTxWarp>
+                        <a:noAutofit/>
+                      </wps:bodyPr>
+                    </wps:wsp>
+                  </a:graphicData>
+                </a:graphic>
+              </wp:anchor>
+            </w:drawing>
+          </mc:Choice>
+          <mc:Fallback>
+            <w:pict>
+              <v:roundrect w14:anchorId="542C1B83" id="מלבן: פינות מעוגלות 1338475122" o:spid="_x0000_s1029" style="position:absolute;left:0;text-align:left;margin-left:433.55pt;margin-top:552.75pt;width:64.5pt;height:40.5pt;z-index:251736064;visibility:visible;mso-wrap-style:square;mso-wrap-distance-left:9pt;mso-wrap-distance-top:0;mso-wrap-distance-right:9pt;mso-wrap-distance-bottom:0;mso-position-horizontal:absolute;mso-position-horizontal-relative:text;mso-position-vertical:absolute;mso-position-vertical-relative:text;v-text-anchor:middle" arcsize="10923f" o:gfxdata="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" fillcolor="black [3200]" strokecolor="white [3201]" strokeweight="1.5pt">
+                <v:stroke joinstyle="miter"/>
+                <v:textbox>
+                  <w:txbxContent>
+                    <w:p>
+                      <w:pPr>
+                        <w:jc w:val="center"/>
+                        <w:rPr>
+                          <w:sz w:val="20"/>
+                          <w:szCs w:val="20"/>
+                        </w:rPr>
+                      </w:pPr>
+                      <w:r>
+                        <w:rPr>
+                          <w:rFonts w:hint="cs"/>
+                          <w:sz w:val="20"/>
+                          <w:szCs w:val="20"/>
+                          <w:rtl/>
+                        </w:rPr>
+                        <w:t xml:space="preserve">דף </w:t>
+                      </w:r>
+                      <w:r>
+                        <w:rPr>
+                          <w:rFonts w:hint="cs"/>
+                          <w:sz w:val="20"/>
+                          <w:szCs w:val="20"/>
+                          <w:rtl/>
+                        </w:rPr>
+                        <w:t>מנהל</w:t>
+                      </w:r>
+                      <w:r>
+                        <w:rPr>
+                          <w:rFonts w:hint="cs"/>
+                          <w:sz w:val="20"/>
+                          <w:szCs w:val="20"/>
+                          <w:rtl/>
+                        </w:rPr>
+                        <w:t xml:space="preserve"> </w:t>
+                      </w:r>
+                      <w:r>
+                        <w:rPr>
+                          <w:rFonts w:hint="cs"/>
+                          <w:sz w:val="20"/>
+                          <w:szCs w:val="20"/>
+                          <w:rtl/>
+                        </w:rPr>
+                        <w:t>ראשי</w:t>
+                      </w:r>
+                    </w:p>
+                  </w:txbxContent>
+                </v:textbox>
+                <w10:wrap type="tight"/>
+              </v:roundrect>
+            </w:pict>
+          </mc:Fallback>
+        </mc:AlternateContent>
+      </w:r>
+      <w:r>
+        <w:rPr>
+          <w:rFonts w:hint="cs"/>
+          <w:b/>
+          <w:bCs/>
+          <w:noProof/>
+          <w:sz w:val="44"/>
+          <w:szCs w:val="44"/>
+          <w:u w:val="single"/>
+          <w:rtl/>
+          <w:lang w:val="he-IL"/>
+          <w14:ligatures w14:val="none"/>
+        </w:rPr>
+        <mc:AlternateContent>
+          <mc:Choice Requires="wps">
+            <w:drawing>
+              <wp:anchor distT="0" distB="0" distL="114300" distR="114300" simplePos="0" relativeHeight="251734016" behindDoc="0" locked="0" layoutInCell="1" allowOverlap="1" wp14:anchorId="6648D7C1" wp14:editId="35CF3D17">
+                <wp:simplePos x="0" y="0"/>
+                <wp:positionH relativeFrom="column">
+                  <wp:posOffset>3548270</wp:posOffset>
+                </wp:positionH>
+                <wp:positionV relativeFrom="paragraph">
+                  <wp:posOffset>143123</wp:posOffset>
+                </wp:positionV>
+                <wp:extent cx="2472855" cy="6774512"/>
+                <wp:effectExtent l="0" t="0" r="99060" b="64770"/>
+                <wp:wrapNone/>
+                <wp:docPr id="1673640344" name="מחבר: מרפקי 1673640344"/>
+                <wp:cNvGraphicFramePr/>
+                <a:graphic xmlns:a="http://schemas.openxmlformats.org/drawingml/2006/main">
+                  <a:graphicData uri="http://schemas.microsoft.com/office/word/2010/wordprocessingShape">
+                    <wps:wsp>
+                      <wps:cNvCnPr/>
+                      <wps:spPr>
+                        <a:xfrm>
+                          <a:off x="0" y="0"/>
+                          <a:ext cx="2472855" cy="6774512"/>
+                        </a:xfrm>
+                        <a:prstGeom prst="bentConnector3">
+                          <a:avLst>
+                            <a:gd name="adj1" fmla="val 99939"/>
+                          </a:avLst>
+                        </a:prstGeom>
+                        <a:ln>
+                          <a:tailEnd type="triangle"/>
+                        </a:ln>
+                      </wps:spPr>
+                      <wps:style>
+                        <a:lnRef idx="1">
+                          <a:schemeClr val="accent1"/>
+                        </a:lnRef>
+                        <a:fillRef idx="0">
+                          <a:schemeClr val="accent1"/>
+                        </a:fillRef>
+                        <a:effectRef idx="0">
+                          <a:schemeClr val="accent1"/>
+                        </a:effectRef>
+                        <a:fontRef idx="minor">
+                          <a:schemeClr val="tx1"/>
+                        </a:fontRef>
+                      </wps:style>
+                      <wps:bodyPr/>
+                    </wps:wsp>
+                  </a:graphicData>
+                </a:graphic>
+                <wp14:sizeRelH relativeFrom="margin">
+                  <wp14:pctWidth>0</wp14:pctWidth>
+                </wp14:sizeRelH>
+                <wp14:sizeRelV relativeFrom="margin">
+                  <wp14:pctHeight>0</wp14:pctHeight>
+                </wp14:sizeRelV>
+              </wp:anchor>
+            </w:drawing>
+          </mc:Choice>
+          <mc:Fallback>
+            <w:pict>
+              <v:shapetype w14:anchorId="77561802" id="_x0000_t34" coordsize="21600,21600" o:spt="34" o:oned="t" adj="10800" path="m,l@0,0@0,21600,21600,21600e" filled="f">
+                <v:stroke joinstyle="miter"/>
+                <v:formulas>
+                  <v:f eqn="val #0"/>
+                </v:formulas>
+                <v:path arrowok="t" fillok="f" o:connecttype="none"/>
+                <v:handles>
+                  <v:h position="#0,center"/>
+                </v:handles>
+                <o:lock v:ext="edit" shapetype="t"/>
+              </v:shapetype>
+              <v:shape id="מחבר: מרפקי 1673640344" o:spid="_x0000_s1026" type="#_x0000_t34" style="position:absolute;margin-left:279.4pt;margin-top:11.25pt;width:194.7pt;height:533.45pt;z-index:251734016;visibility:visible;mso-wrap-style:square;mso-width-percent:0;mso-height-percent:0;mso-wrap-distance-left:9pt;mso-wrap-distance-top:0;mso-wrap-distance-right:9pt;mso-wrap-distance-bottom:0;mso-position-horizontal:absolute;mso-position-horizontal-relative:text;mso-position-vertical:absolute;mso-position-vertical-relative:text;mso-width-percent:0;mso-height-percent:0;mso-width-relative:margin;mso-height-relative:margin" o:gfxdata="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" adj="21587" strokecolor="#4472c4 [3204]" strokeweight=".5pt">
+                <v:stroke endarrow="block"/>
+              </v:shape>
+            </w:pict>
+          </mc:Fallback>
+        </mc:AlternateContent>
+      </w:r>
+      <w:r>
+        <w:rPr>
+          <w:rFonts w:hint="cs"/>
+          <w:b/>
+          <w:bCs/>
+          <w:noProof/>
+          <w:sz w:val="44"/>
+          <w:szCs w:val="44"/>
+          <w:u w:val="single"/>
+          <w:rtl/>
+          <w:lang w:val="he-IL"/>
+          <w14:ligatures w14:val="none"/>
+        </w:rPr>
+        <mc:AlternateContent>
+          <mc:Choice Requires="wps">
+            <w:drawing>
+              <wp:anchor distT="0" distB="0" distL="114300" distR="114300" simplePos="0" relativeHeight="251714560" behindDoc="0" locked="0" layoutInCell="1" allowOverlap="1" wp14:anchorId="4957DBB4" wp14:editId="140CAA17">
+                <wp:simplePos x="0" y="0"/>
+                <wp:positionH relativeFrom="column">
+                  <wp:posOffset>3532367</wp:posOffset>
+                </wp:positionH>
+                <wp:positionV relativeFrom="paragraph">
+                  <wp:posOffset>357808</wp:posOffset>
+                </wp:positionV>
+                <wp:extent cx="2021619" cy="5471491"/>
+                <wp:effectExtent l="0" t="0" r="74295" b="53340"/>
+                <wp:wrapNone/>
+                <wp:docPr id="39" name="מחבר: מרפקי 39"/>
+                <wp:cNvGraphicFramePr/>
+                <a:graphic xmlns:a="http://schemas.openxmlformats.org/drawingml/2006/main">
+                  <a:graphicData uri="http://schemas.microsoft.com/office/word/2010/wordprocessingShape">
+                    <wps:wsp>
+                      <wps:cNvCnPr/>
+                      <wps:spPr>
+                        <a:xfrm>
+                          <a:off x="0" y="0"/>
+                          <a:ext cx="2021619" cy="5471491"/>
+                        </a:xfrm>
+                        <a:prstGeom prst="bentConnector3">
+                          <a:avLst>
+                            <a:gd name="adj1" fmla="val 99939"/>
+                          </a:avLst>
+                        </a:prstGeom>
+                        <a:ln>
+                          <a:tailEnd type="triangle"/>
+                        </a:ln>
+                      </wps:spPr>
+                      <wps:style>
+                        <a:lnRef idx="1">
+                          <a:schemeClr val="accent1"/>
+                        </a:lnRef>
+                        <a:fillRef idx="0">
+                          <a:schemeClr val="accent1"/>
+                        </a:fillRef>
+                        <a:effectRef idx="0">
+                          <a:schemeClr val="accent1"/>
+                        </a:effectRef>
+                        <a:fontRef idx="minor">
+                          <a:schemeClr val="tx1"/>
+                        </a:fontRef>
+                      </wps:style>
+                      <wps:bodyPr/>
+                    </wps:wsp>
+                  </a:graphicData>
+                </a:graphic>
+                <wp14:sizeRelH relativeFrom="margin">
+                  <wp14:pctWidth>0</wp14:pctWidth>
+                </wp14:sizeRelH>
+                <wp14:sizeRelV relativeFrom="margin">
+                  <wp14:pctHeight>0</wp14:pctHeight>
+                </wp14:sizeRelV>
+              </wp:anchor>
+            </w:drawing>
+          </mc:Choice>
+          <mc:Fallback>
+            <w:pict>
+              <v:shape w14:anchorId="2A33BF46" id="מחבר: מרפקי 39" o:spid="_x0000_s1026" type="#_x0000_t34" style="position:absolute;margin-left:278.15pt;margin-top:28.15pt;width:159.2pt;height:430.85pt;z-index:251714560;visibility:visible;mso-wrap-style:square;mso-width-percent:0;mso-height-percent:0;mso-wrap-distance-left:9pt;mso-wrap-distance-top:0;mso-wrap-distance-right:9pt;mso-wrap-distance-bottom:0;mso-position-horizontal:absolute;mso-position-horizontal-relative:text;mso-position-vertical:absolute;mso-position-vertical-relative:text;mso-width-percent:0;mso-height-percent:0;mso-width-relative:margin;mso-height-relative:margin" o:gfxdata="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" adj="21587" strokecolor="#4472c4 [3204]" strokeweight=".5pt">
+                <v:stroke endarrow="block"/>
+              </v:shape>
+            </w:pict>
+          </mc:Fallback>
+        </mc:AlternateContent>
+      </w:r>
+      <w:r>
+        <w:rPr>
+          <w:rFonts w:hint="cs"/>
+          <w:b/>
+          <w:bCs/>
+          <w:noProof/>
+          <w:sz w:val="44"/>
+          <w:szCs w:val="44"/>
+          <w:u w:val="single"/>
+          <w:rtl/>
+          <w:lang w:val="he-IL"/>
+        </w:rPr>
+        <mc:AlternateContent>
+          <mc:Choice Requires="wps">
+            <w:drawing>
+              <wp:anchor distT="0" distB="0" distL="114300" distR="114300" simplePos="0" relativeHeight="251722752" behindDoc="0" locked="0" layoutInCell="1" allowOverlap="1" wp14:anchorId="64B56F28" wp14:editId="3252A79D">
+                <wp:simplePos x="0" y="0"/>
+                <wp:positionH relativeFrom="column">
+                  <wp:posOffset>4039235</wp:posOffset>
+                </wp:positionH>
+                <wp:positionV relativeFrom="paragraph">
+                  <wp:posOffset>6503670</wp:posOffset>
+                </wp:positionV>
+                <wp:extent cx="810895" cy="742315"/>
+                <wp:effectExtent l="38100" t="0" r="27305" b="57785"/>
+                <wp:wrapTight wrapText="bothSides">
+                  <wp:wrapPolygon edited="0">
+                    <wp:start x="20298" y="0"/>
+                    <wp:lineTo x="11164" y="0"/>
+                    <wp:lineTo x="11164" y="8869"/>
+                    <wp:lineTo x="2537" y="8869"/>
+                    <wp:lineTo x="2537" y="17738"/>
+                    <wp:lineTo x="-1015" y="17738"/>
+                    <wp:lineTo x="-1015" y="22727"/>
+                    <wp:lineTo x="2030" y="22727"/>
+                    <wp:lineTo x="14716" y="8869"/>
+                    <wp:lineTo x="21820" y="554"/>
+                    <wp:lineTo x="21820" y="0"/>
+                    <wp:lineTo x="20298" y="0"/>
+                  </wp:wrapPolygon>
+                </wp:wrapTight>
+                <wp:docPr id="43" name="מחבר חץ ישר 43"/>
+                <wp:cNvGraphicFramePr/>
+                <a:graphic xmlns:a="http://schemas.openxmlformats.org/drawingml/2006/main">
+                  <a:graphicData uri="http://schemas.microsoft.com/office/word/2010/wordprocessingShape">
+                    <wps:wsp>
+                      <wps:cNvCnPr/>
+                      <wps:spPr>
+                        <a:xfrm flipH="1">
+                          <a:off x="0" y="0"/>
+                          <a:ext cx="810895" cy="742315"/>
+                        </a:xfrm>
+                        <a:prstGeom prst="straightConnector1">
+                          <a:avLst/>
+                        </a:prstGeom>
+                        <a:ln>
+                          <a:tailEnd type="triangle"/>
+                        </a:ln>
+                      </wps:spPr>
+                      <wps:style>
+                        <a:lnRef idx="1">
+                          <a:schemeClr val="dk1"/>
+                        </a:lnRef>
+                        <a:fillRef idx="0">
+                          <a:schemeClr val="dk1"/>
+                        </a:fillRef>
+                        <a:effectRef idx="0">
+                          <a:schemeClr val="dk1"/>
+                        </a:effectRef>
+                        <a:fontRef idx="minor">
+                          <a:schemeClr val="tx1"/>
+                        </a:fontRef>
+                      </wps:style>
+                      <wps:bodyPr/>
+                    </wps:wsp>
+                  </a:graphicData>
+                </a:graphic>
+                <wp14:sizeRelH relativeFrom="margin">
+                  <wp14:pctWidth>0</wp14:pctWidth>
+                </wp14:sizeRelH>
+                <wp14:sizeRelV relativeFrom="margin">
+                  <wp14:pctHeight>0</wp14:pctHeight>
+                </wp14:sizeRelV>
+              </wp:anchor>
+            </w:drawing>
+          </mc:Choice>
+          <mc:Fallback>
+            <w:pict>
+              <v:shape w14:anchorId="678B7D66" id="מחבר חץ ישר 43" o:spid="_x0000_s1026" type="#_x0000_t32" style="position:absolute;margin-left:318.05pt;margin-top:512.1pt;width:63.85pt;height:58.45pt;flip:x;z-index:251722752;visibility:visible;mso-wrap-style:square;mso-width-percent:0;mso-height-percent:0;mso-wrap-distance-left:9pt;mso-wrap-distance-top:0;mso-wrap-distance-right:9pt;mso-wrap-distance-bottom:0;mso-position-horizontal:absolute;mso-position-horizontal-relative:text;mso-position-vertical:absolute;mso-position-vertical-relative:text;mso-width-percent:0;mso-height-percent:0;mso-width-relative:margin;mso-height-relative:margin" o:gfxdata="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" strokecolor="black [3200]" strokeweight=".5pt">
+                <v:stroke endarrow="block" joinstyle="miter"/>
+                <w10:wrap type="tight"/>
+              </v:shape>
+            </w:pict>
+          </mc:Fallback>
+        </mc:AlternateContent>
+      </w:r>
+      <w:r>
+        <w:rPr>
+          <w:rFonts w:hint="cs"/>
+          <w:b/>
+          <w:bCs/>
+          <w:noProof/>
+          <w:sz w:val="44"/>
+          <w:szCs w:val="44"/>
+          <w:u w:val="single"/>
+          <w:rtl/>
+          <w:lang w:val="he-IL"/>
+        </w:rPr>
+        <mc:AlternateContent>
+          <mc:Choice Requires="wps">
+            <w:drawing>
+              <wp:anchor distT="0" distB="0" distL="114300" distR="114300" simplePos="0" relativeHeight="251731968" behindDoc="0" locked="0" layoutInCell="1" allowOverlap="1" wp14:anchorId="28D4CF01" wp14:editId="2A4CBDB9">
+                <wp:simplePos x="0" y="0"/>
+                <wp:positionH relativeFrom="column">
+                  <wp:posOffset>1337310</wp:posOffset>
+                </wp:positionH>
+                <wp:positionV relativeFrom="paragraph">
+                  <wp:posOffset>2130425</wp:posOffset>
+                </wp:positionV>
+                <wp:extent cx="1022985" cy="826770"/>
+                <wp:effectExtent l="38100" t="38100" r="24765" b="30480"/>
+                <wp:wrapTight wrapText="bothSides">
+                  <wp:wrapPolygon edited="0">
+                    <wp:start x="-804" y="-995"/>
+                    <wp:lineTo x="-804" y="498"/>
+                    <wp:lineTo x="6838" y="7963"/>
+                    <wp:lineTo x="20514" y="21899"/>
+                    <wp:lineTo x="21721" y="21899"/>
+                    <wp:lineTo x="21721" y="21401"/>
+                    <wp:lineTo x="19307" y="17917"/>
+                    <wp:lineTo x="1207" y="-995"/>
+                    <wp:lineTo x="-804" y="-995"/>
+                  </wp:wrapPolygon>
+                </wp:wrapTight>
+                <wp:docPr id="234478992" name="מחבר חץ ישר 234478992"/>
+                <wp:cNvGraphicFramePr/>
+                <a:graphic xmlns:a="http://schemas.openxmlformats.org/drawingml/2006/main">
+                  <a:graphicData uri="http://schemas.microsoft.com/office/word/2010/wordprocessingShape">
+                    <wps:wsp>
+                      <wps:cNvCnPr/>
+                      <wps:spPr>
+                        <a:xfrm flipH="1" flipV="1">
+                          <a:off x="0" y="0"/>
+                          <a:ext cx="1022985" cy="826770"/>
+                        </a:xfrm>
+                        <a:prstGeom prst="straightConnector1">
+                          <a:avLst/>
+                        </a:prstGeom>
+                        <a:ln>
+                          <a:tailEnd type="triangle"/>
+                        </a:ln>
+                      </wps:spPr>
+                      <wps:style>
+                        <a:lnRef idx="1">
+                          <a:schemeClr val="dk1"/>
+                        </a:lnRef>
+                        <a:fillRef idx="0">
+                          <a:schemeClr val="dk1"/>
+                        </a:fillRef>
+                        <a:effectRef idx="0">
+                          <a:schemeClr val="dk1"/>
+                        </a:effectRef>
+                        <a:fontRef idx="minor">
+                          <a:schemeClr val="tx1"/>
+                        </a:fontRef>
+                      </wps:style>
+                      <wps:bodyPr/>
+                    </wps:wsp>
+                  </a:graphicData>
+                </a:graphic>
+                <wp14:sizeRelH relativeFrom="margin">
+                  <wp14:pctWidth>0</wp14:pctWidth>
+                </wp14:sizeRelH>
+                <wp14:sizeRelV relativeFrom="margin">
+                  <wp14:pctHeight>0</wp14:pctHeight>
+                </wp14:sizeRelV>
+              </wp:anchor>
+            </w:drawing>
+          </mc:Choice>
+          <mc:Fallback>
+            <w:pict>
+              <v:shape w14:anchorId="04B1F8B0" id="מחבר חץ ישר 234478992" o:spid="_x0000_s1026" type="#_x0000_t32" style="position:absolute;margin-left:105.3pt;margin-top:167.75pt;width:80.55pt;height:65.1pt;flip:x y;z-index:251731968;visibility:visible;mso-wrap-style:square;mso-width-percent:0;mso-height-percent:0;mso-wrap-distance-left:9pt;mso-wrap-distance-top:0;mso-wrap-distance-right:9pt;mso-wrap-distance-bottom:0;mso-position-horizontal:absolute;mso-position-horizontal-relative:text;mso-position-vertical:absolute;mso-position-vertical-relative:text;mso-width-percent:0;mso-height-percent:0;mso-width-relative:margin;mso-height-relative:margin" o:gfxdata="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" strokecolor="black [3200]" strokeweight=".5pt">
+                <v:stroke endarrow="block" joinstyle="miter"/>
+                <w10:wrap type="tight"/>
+              </v:shape>
+            </w:pict>
+          </mc:Fallback>
+        </mc:AlternateContent>
+      </w:r>
+      <w:r>
+        <w:rPr>
+          <w:rFonts w:hint="cs"/>
+          <w:b/>
+          <w:bCs/>
+          <w:noProof/>
+          <w:sz w:val="44"/>
+          <w:szCs w:val="44"/>
+          <w:u w:val="single"/>
+          <w:rtl/>
+          <w:lang w:val="he-IL"/>
+        </w:rPr>
+        <mc:AlternateContent>
+          <mc:Choice Requires="wps">
+            <w:drawing>
+              <wp:anchor distT="0" distB="0" distL="114300" distR="114300" simplePos="0" relativeHeight="251729920" behindDoc="0" locked="0" layoutInCell="1" allowOverlap="1" wp14:anchorId="4F7FE921" wp14:editId="70211014">
+                <wp:simplePos x="0" y="0"/>
+                <wp:positionH relativeFrom="column">
+                  <wp:posOffset>3816350</wp:posOffset>
+                </wp:positionH>
+                <wp:positionV relativeFrom="paragraph">
+                  <wp:posOffset>3529965</wp:posOffset>
+                </wp:positionV>
+                <wp:extent cx="367665" cy="333375"/>
+                <wp:effectExtent l="0" t="0" r="51435" b="47625"/>
+                <wp:wrapTight wrapText="bothSides">
+                  <wp:wrapPolygon edited="0">
+                    <wp:start x="0" y="0"/>
+                    <wp:lineTo x="0" y="2469"/>
+                    <wp:lineTo x="14549" y="19749"/>
+                    <wp:lineTo x="15668" y="23451"/>
+                    <wp:lineTo x="23503" y="23451"/>
+                    <wp:lineTo x="23503" y="19749"/>
+                    <wp:lineTo x="3358" y="0"/>
+                    <wp:lineTo x="0" y="0"/>
+                  </wp:wrapPolygon>
+                </wp:wrapTight>
+                <wp:docPr id="1325372879" name="מחבר חץ ישר 1325372879"/>
+                <wp:cNvGraphicFramePr/>
+                <a:graphic xmlns:a="http://schemas.openxmlformats.org/drawingml/2006/main">
+                  <a:graphicData uri="http://schemas.microsoft.com/office/word/2010/wordprocessingShape">
+                    <wps:wsp>
+                      <wps:cNvCnPr/>
+                      <wps:spPr>
+                        <a:xfrm>
+                          <a:off x="0" y="0"/>
+                          <a:ext cx="367665" cy="333375"/>
+                        </a:xfrm>
+                        <a:prstGeom prst="straightConnector1">
+                          <a:avLst/>
+                        </a:prstGeom>
+                        <a:ln>
+                          <a:tailEnd type="triangle"/>
+                        </a:ln>
+                      </wps:spPr>
+                      <wps:style>
+                        <a:lnRef idx="1">
+                          <a:schemeClr val="dk1"/>
+                        </a:lnRef>
+                        <a:fillRef idx="0">
+                          <a:schemeClr val="dk1"/>
+                        </a:fillRef>
+                        <a:effectRef idx="0">
+                          <a:schemeClr val="dk1"/>
+                        </a:effectRef>
+                        <a:fontRef idx="minor">
+                          <a:schemeClr val="tx1"/>
+                        </a:fontRef>
+                      </wps:style>
+                      <wps:bodyPr/>
+                    </wps:wsp>
+                  </a:graphicData>
+                </a:graphic>
+                <wp14:sizeRelH relativeFrom="margin">
+                  <wp14:pctWidth>0</wp14:pctWidth>
+                </wp14:sizeRelH>
+                <wp14:sizeRelV relativeFrom="margin">
+                  <wp14:pctHeight>0</wp14:pctHeight>
+                </wp14:sizeRelV>
+              </wp:anchor>
+            </w:drawing>
+          </mc:Choice>
+          <mc:Fallback>
+            <w:pict>
+              <v:shape w14:anchorId="3795B4CD" id="מחבר חץ ישר 1325372879" o:spid="_x0000_s1026" type="#_x0000_t32" style="position:absolute;margin-left:300.5pt;margin-top:277.95pt;width:28.95pt;height:26.25pt;z-index:251729920;visibility:visible;mso-wrap-style:square;mso-width-percent:0;mso-height-percent:0;mso-wrap-distance-left:9pt;mso-wrap-distance-top:0;mso-wrap-distance-right:9pt;mso-wrap-distance-bottom:0;mso-position-horizontal:absolute;mso-position-horizontal-relative:text;mso-position-vertical:absolute;mso-position-vertical-relative:text;mso-width-percent:0;mso-height-percent:0;mso-width-relative:margin;mso-height-relative:margin" o:gfxdata="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" strokecolor="black [3200]" strokeweight=".5pt">
+                <v:stroke endarrow="block" joinstyle="miter"/>
+                <w10:wrap type="tight"/>
+              </v:shape>
+            </w:pict>
+          </mc:Fallback>
+        </mc:AlternateContent>
+      </w:r>
+      <w:r>
+        <w:rPr>
+          <w:rFonts w:hint="cs"/>
+          <w:b/>
+          <w:bCs/>
+          <w:noProof/>
+          <w:sz w:val="44"/>
+          <w:szCs w:val="44"/>
+          <w:u w:val="single"/>
+          <w:rtl/>
+          <w:lang w:val="he-IL"/>
+        </w:rPr>
+        <mc:AlternateContent>
+          <mc:Choice Requires="wps">
+            <w:drawing>
+              <wp:anchor distT="0" distB="0" distL="114300" distR="114300" simplePos="0" relativeHeight="251727872" behindDoc="0" locked="0" layoutInCell="1" allowOverlap="1" wp14:anchorId="1497E59D" wp14:editId="3D8756E4">
+                <wp:simplePos x="0" y="0"/>
+                <wp:positionH relativeFrom="column">
+                  <wp:posOffset>1846580</wp:posOffset>
+                </wp:positionH>
+                <wp:positionV relativeFrom="paragraph">
+                  <wp:posOffset>3498215</wp:posOffset>
+                </wp:positionV>
+                <wp:extent cx="516255" cy="325755"/>
+                <wp:effectExtent l="38100" t="0" r="17145" b="55245"/>
+                <wp:wrapTight wrapText="bothSides">
+                  <wp:wrapPolygon edited="0">
+                    <wp:start x="19129" y="0"/>
+                    <wp:lineTo x="-797" y="0"/>
+                    <wp:lineTo x="-1594" y="24000"/>
+                    <wp:lineTo x="4782" y="24000"/>
+                    <wp:lineTo x="5579" y="20211"/>
+                    <wp:lineTo x="21520" y="1263"/>
+                    <wp:lineTo x="21520" y="0"/>
+                    <wp:lineTo x="19129" y="0"/>
+                  </wp:wrapPolygon>
+                </wp:wrapTight>
+                <wp:docPr id="1920074108" name="מחבר חץ ישר 1920074108"/>
+                <wp:cNvGraphicFramePr/>
+                <a:graphic xmlns:a="http://schemas.openxmlformats.org/drawingml/2006/main">
+                  <a:graphicData uri="http://schemas.microsoft.com/office/word/2010/wordprocessingShape">
+                    <wps:wsp>
+                      <wps:cNvCnPr/>
+                      <wps:spPr>
+                        <a:xfrm flipH="1">
+                          <a:off x="0" y="0"/>
+                          <a:ext cx="516255" cy="325755"/>
+                        </a:xfrm>
+                        <a:prstGeom prst="straightConnector1">
+                          <a:avLst/>
+                        </a:prstGeom>
+                        <a:ln>
+                          <a:tailEnd type="triangle"/>
+                        </a:ln>
+                      </wps:spPr>
+                      <wps:style>
+                        <a:lnRef idx="1">
+                          <a:schemeClr val="dk1"/>
+                        </a:lnRef>
+                        <a:fillRef idx="0">
+                          <a:schemeClr val="dk1"/>
+                        </a:fillRef>
+                        <a:effectRef idx="0">
+                          <a:schemeClr val="dk1"/>
+                        </a:effectRef>
+                        <a:fontRef idx="minor">
+                          <a:schemeClr val="tx1"/>
+                        </a:fontRef>
+                      </wps:style>
+                      <wps:bodyPr/>
+                    </wps:wsp>
+                  </a:graphicData>
+                </a:graphic>
+                <wp14:sizeRelH relativeFrom="margin">
+                  <wp14:pctWidth>0</wp14:pctWidth>
+                </wp14:sizeRelH>
+                <wp14:sizeRelV relativeFrom="margin">
+                  <wp14:pctHeight>0</wp14:pctHeight>
+                </wp14:sizeRelV>
+              </wp:anchor>
+            </w:drawing>
+          </mc:Choice>
+          <mc:Fallback>
+            <w:pict>
+              <v:shape w14:anchorId="62748FE7" id="מחבר חץ ישר 1920074108" o:spid="_x0000_s1026" type="#_x0000_t32" style="position:absolute;margin-left:145.4pt;margin-top:275.45pt;width:40.65pt;height:25.65pt;flip:x;z-index:251727872;visibility:visible;mso-wrap-style:square;mso-width-percent:0;mso-height-percent:0;mso-wrap-distance-left:9pt;mso-wrap-distance-top:0;mso-wrap-distance-right:9pt;mso-wrap-distance-bottom:0;mso-position-horizontal:absolute;mso-position-horizontal-relative:text;mso-position-vertical:absolute;mso-position-vertical-relative:text;mso-width-percent:0;mso-height-percent:0;mso-width-relative:margin;mso-height-relative:margin" o:gfxdata="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" strokecolor="black [3200]" strokeweight=".5pt">
+                <v:stroke endarrow="block" joinstyle="miter"/>
+                <w10:wrap type="tight"/>
+              </v:shape>
+            </w:pict>
+          </mc:Fallback>
+        </mc:AlternateContent>
+      </w:r>
+      <w:r>
+        <w:rPr>
+          <w:rFonts w:hint="cs"/>
+          <w:b/>
+          <w:bCs/>
+          <w:noProof/>
+          <w:sz w:val="44"/>
+          <w:szCs w:val="44"/>
+          <w:u w:val="single"/>
+          <w:rtl/>
+          <w:lang w:val="he-IL"/>
+        </w:rPr>
+        <mc:AlternateContent>
+          <mc:Choice Requires="wps">
+            <w:drawing>
+              <wp:anchor distT="0" distB="0" distL="114300" distR="114300" simplePos="0" relativeHeight="251725824" behindDoc="0" locked="0" layoutInCell="1" allowOverlap="1" wp14:anchorId="55A7FA65" wp14:editId="2E1FBCF5">
+                <wp:simplePos x="0" y="0"/>
+                <wp:positionH relativeFrom="column">
+                  <wp:posOffset>2473601</wp:posOffset>
+                </wp:positionH>
+                <wp:positionV relativeFrom="paragraph">
+                  <wp:posOffset>2756949</wp:posOffset>
+                </wp:positionV>
+                <wp:extent cx="1263650" cy="736600"/>
+                <wp:effectExtent l="0" t="0" r="12700" b="25400"/>
+                <wp:wrapTight wrapText="bothSides">
+                  <wp:wrapPolygon edited="0">
+                    <wp:start x="651" y="0"/>
+                    <wp:lineTo x="0" y="1117"/>
+                    <wp:lineTo x="0" y="20669"/>
+                    <wp:lineTo x="326" y="21786"/>
+                    <wp:lineTo x="21166" y="21786"/>
+                    <wp:lineTo x="21491" y="20669"/>
+                    <wp:lineTo x="21491" y="1117"/>
+                    <wp:lineTo x="20840" y="0"/>
+                    <wp:lineTo x="651" y="0"/>
+                  </wp:wrapPolygon>
+                </wp:wrapTight>
+                <wp:docPr id="731568195" name="מלבן: פינות מעוגלות 731568195"/>
+                <wp:cNvGraphicFramePr/>
+                <a:graphic xmlns:a="http://schemas.openxmlformats.org/drawingml/2006/main">
+                  <a:graphicData uri="http://schemas.microsoft.com/office/word/2010/wordprocessingShape">
+                    <wps:wsp>
+                      <wps:cNvSpPr/>
+                      <wps:spPr>
+                        <a:xfrm>
+                          <a:off x="0" y="0"/>
+                          <a:ext cx="1263650" cy="736600"/>
+                        </a:xfrm>
+                        <a:prstGeom prst="roundRect">
+                          <a:avLst/>
+                        </a:prstGeom>
+                        <a:solidFill>
+                          <a:schemeClr val="accent1">
+                            <a:lumMod val="50000"/>
+                          </a:schemeClr>
+                        </a:solidFill>
+                      </wps:spPr>
+                      <wps:style>
+                        <a:lnRef idx="2">
+                          <a:schemeClr val="accent6">
+                            <a:shade val="50000"/>
+                          </a:schemeClr>
+                        </a:lnRef>
+                        <a:fillRef idx="1">
+                          <a:schemeClr val="accent6"/>
+                        </a:fillRef>
+                        <a:effectRef idx="0">
+                          <a:schemeClr val="accent6"/>
+                        </a:effectRef>
+                        <a:fontRef idx="minor">
+                          <a:schemeClr val="lt1"/>
+                        </a:fontRef>
+                      </wps:style>
+                      <wps:txbx>
+                        <w:txbxContent>
+                          <w:p>
+                            <w:pPr>
+                              <w:jc w:val="center"/>
+                              <w:rPr>
+                                <w:rFonts w:hint="cs"/>
+                                <w:sz w:val="20"/>
+                                <w:szCs w:val="20"/>
+                                <w:rtl/>
+                              </w:rPr>
+                            </w:pPr>
+                            <w:r>
+                              <w:rPr>
+                                <w:rFonts w:hint="cs"/>
+                                <w:sz w:val="20"/>
+                                <w:szCs w:val="20"/>
+                                <w:rtl/>
+                              </w:rPr>
+                              <w:t>דף בית (מחובר)</w:t>
+                            </w:r>
+                          </w:p>
+                        </w:txbxContent>
+                      </wps:txbx>
+                      <wps:bodyPr rot="0" spcFirstLastPara="0" vertOverflow="overflow" horzOverflow="overflow" vert="horz" wrap="square" lIns="91440" tIns="45720" rIns="91440" bIns="45720" numCol="1" spcCol="0" rtlCol="1" fromWordArt="0" anchor="ctr" anchorCtr="0" forceAA="0" compatLnSpc="1">
+                        <a:prstTxWarp prst="textNoShape">
+                          <a:avLst/>
+                        </a:prstTxWarp>
+                        <a:noAutofit/>
+                      </wps:bodyPr>
+                    </wps:wsp>
+                  </a:graphicData>
+                </a:graphic>
+                <wp14:sizeRelH relativeFrom="margin">
+                  <wp14:pctWidth>0</wp14:pctWidth>
+                </wp14:sizeRelH>
+                <wp14:sizeRelV relativeFrom="margin">
+                  <wp14:pctHeight>0</wp14:pctHeight>
+                </wp14:sizeRelV>
+              </wp:anchor>
+            </w:drawing>
+          </mc:Choice>
+          <mc:Fallback>
+            <w:pict>
+              <v:roundrect w14:anchorId="55A7FA65" id="מלבן: פינות מעוגלות 731568195" o:spid="_x0000_s1030" style="position:absolute;left:0;text-align:left;margin-left:194.75pt;margin-top:217.1pt;width:99.5pt;height:58pt;z-index:251725824;visibility:visible;mso-wrap-style:square;mso-width-percent:0;mso-height-percent:0;mso-wrap-distance-left:9pt;mso-wrap-distance-top:0;mso-wrap-distance-right:9pt;mso-wrap-distance-bottom:0;mso-position-horizontal:absolute;mso-position-horizontal-relative:text;mso-position-vertical:absolute;mso-position-vertical-relative:text;mso-width-percent:0;mso-height-percent:0;mso-width-relative:margin;mso-height-relative:margin;v-text-anchor:middle" arcsize="10923f" o:gfxdata="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" fillcolor="#1f3763 [1604]" strokecolor="#375623 [1609]" strokeweight="1pt">
+                <v:stroke joinstyle="miter"/>
+                <v:textbox>
+                  <w:txbxContent>
+                    <w:p>
+                      <w:pPr>
+                        <w:jc w:val="center"/>
+                        <w:rPr>
+                          <w:rFonts w:hint="cs"/>
+                          <w:sz w:val="20"/>
+                          <w:szCs w:val="20"/>
+                          <w:rtl/>
+                        </w:rPr>
+                      </w:pPr>
+                      <w:r>
+                        <w:rPr>
+                          <w:rFonts w:hint="cs"/>
+                          <w:sz w:val="20"/>
+                          <w:szCs w:val="20"/>
+                          <w:rtl/>
+                        </w:rPr>
+                        <w:t>דף בית (מחובר)</w:t>
+                      </w:r>
+                    </w:p>
+                  </w:txbxContent>
+                </v:textbox>
+                <w10:wrap type="tight"/>
+              </v:roundrect>
+            </w:pict>
+          </mc:Fallback>
+        </mc:AlternateContent>
+      </w:r>
+      <w:r>
+        <w:rPr>
+          <w:rFonts w:hint="cs"/>
+          <w:b/>
+          <w:bCs/>
+          <w:noProof/>
+          <w:sz w:val="44"/>
+          <w:szCs w:val="44"/>
+          <w:u w:val="single"/>
+          <w:rtl/>
+          <w:lang w:val="he-IL"/>
+        </w:rPr>
+        <mc:AlternateContent>
+          <mc:Choice Requires="wps">
+            <w:drawing>
+              <wp:anchor distT="0" distB="0" distL="114300" distR="114300" simplePos="0" relativeHeight="251701248" behindDoc="0" locked="0" layoutInCell="1" allowOverlap="1" wp14:anchorId="18390940" wp14:editId="02A8C6A2">
+                <wp:simplePos x="0" y="0"/>
+                <wp:positionH relativeFrom="column">
+                  <wp:posOffset>2410460</wp:posOffset>
+                </wp:positionH>
+                <wp:positionV relativeFrom="paragraph">
+                  <wp:posOffset>2098675</wp:posOffset>
+                </wp:positionV>
+                <wp:extent cx="309880" cy="492760"/>
+                <wp:effectExtent l="0" t="0" r="71120" b="59690"/>
+                <wp:wrapTight wrapText="bothSides">
+                  <wp:wrapPolygon edited="0">
+                    <wp:start x="0" y="0"/>
+                    <wp:lineTo x="0" y="2505"/>
+                    <wp:lineTo x="18590" y="23381"/>
+                    <wp:lineTo x="23902" y="23381"/>
+                    <wp:lineTo x="25230" y="21711"/>
+                    <wp:lineTo x="3984" y="0"/>
+                    <wp:lineTo x="0" y="0"/>
+                  </wp:wrapPolygon>
+                </wp:wrapTight>
+                <wp:docPr id="22" name="מחבר חץ ישר 22"/>
+                <wp:cNvGraphicFramePr/>
+                <a:graphic xmlns:a="http://schemas.openxmlformats.org/drawingml/2006/main">
+                  <a:graphicData uri="http://schemas.microsoft.com/office/word/2010/wordprocessingShape">
+                    <wps:wsp>
+                      <wps:cNvCnPr/>
+                      <wps:spPr>
+                        <a:xfrm>
+                          <a:off x="0" y="0"/>
+                          <a:ext cx="309880" cy="492760"/>
+                        </a:xfrm>
+                        <a:prstGeom prst="straightConnector1">
+                          <a:avLst/>
+                        </a:prstGeom>
+                        <a:ln>
+                          <a:tailEnd type="triangle"/>
+                        </a:ln>
+                      </wps:spPr>
+                      <wps:style>
+                        <a:lnRef idx="1">
+                          <a:schemeClr val="dk1"/>
+                        </a:lnRef>
+                        <a:fillRef idx="0">
+                          <a:schemeClr val="dk1"/>
+                        </a:fillRef>
+                        <a:effectRef idx="0">
+                          <a:schemeClr val="dk1"/>
+                        </a:effectRef>
+                        <a:fontRef idx="minor">
+                          <a:schemeClr val="tx1"/>
+                        </a:fontRef>
+                      </wps:style>
+                      <wps:bodyPr/>
+                    </wps:wsp>
+                  </a:graphicData>
+                </a:graphic>
+                <wp14:sizeRelH relativeFrom="margin">
+                  <wp14:pctWidth>0</wp14:pctWidth>
+                </wp14:sizeRelH>
+                <wp14:sizeRelV relativeFrom="margin">
+                  <wp14:pctHeight>0</wp14:pctHeight>
+                </wp14:sizeRelV>
+              </wp:anchor>
+            </w:drawing>
+          </mc:Choice>
+          <mc:Fallback>
+            <w:pict>
+              <v:shape w14:anchorId="599BD58C" id="מחבר חץ ישר 22" o:spid="_x0000_s1026" type="#_x0000_t32" style="position:absolute;margin-left:189.8pt;margin-top:165.25pt;width:24.4pt;height:38.8pt;z-index:251701248;visibility:visible;mso-wrap-style:square;mso-width-percent:0;mso-height-percent:0;mso-wrap-distance-left:9pt;mso-wrap-distance-top:0;mso-wrap-distance-right:9pt;mso-wrap-distance-bottom:0;mso-position-horizontal:absolute;mso-position-horizontal-relative:text;mso-position-vertical:absolute;mso-position-vertical-relative:text;mso-width-percent:0;mso-height-percent:0;mso-width-relative:margin;mso-height-relative:margin" o:gfxdata="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" strokecolor="black [3200]" strokeweight=".5pt">
+                <v:stroke endarrow="block" joinstyle="miter"/>
+                <w10:wrap type="tight"/>
+              </v:shape>
+            </w:pict>
+          </mc:Fallback>
+        </mc:AlternateContent>
+      </w:r>
+      <w:r>
+        <w:rPr>
+          <w:rFonts w:hint="cs"/>
+          <w:b/>
+          <w:bCs/>
+          <w:noProof/>
+          <w:sz w:val="44"/>
+          <w:szCs w:val="44"/>
+          <w:u w:val="single"/>
+          <w:rtl/>
+          <w:lang w:val="he-IL"/>
+        </w:rPr>
+        <mc:AlternateContent>
+          <mc:Choice Requires="wps">
+            <w:drawing>
+              <wp:anchor distT="0" distB="0" distL="114300" distR="114300" simplePos="0" relativeHeight="251674624" behindDoc="0" locked="0" layoutInCell="1" allowOverlap="1" wp14:anchorId="523C34B3" wp14:editId="683CA59C">
+                <wp:simplePos x="0" y="0"/>
+                <wp:positionH relativeFrom="column">
+                  <wp:posOffset>3595370</wp:posOffset>
+                </wp:positionH>
+                <wp:positionV relativeFrom="paragraph">
+                  <wp:posOffset>1955800</wp:posOffset>
+                </wp:positionV>
+                <wp:extent cx="554355" cy="721995"/>
+                <wp:effectExtent l="38100" t="0" r="17145" b="59055"/>
+                <wp:wrapTight wrapText="bothSides">
+                  <wp:wrapPolygon edited="0">
+                    <wp:start x="19299" y="0"/>
+                    <wp:lineTo x="10392" y="0"/>
+                    <wp:lineTo x="10392" y="9119"/>
+                    <wp:lineTo x="1485" y="9119"/>
+                    <wp:lineTo x="1485" y="18237"/>
+                    <wp:lineTo x="-1485" y="18237"/>
+                    <wp:lineTo x="-1485" y="22797"/>
+                    <wp:lineTo x="2227" y="22797"/>
+                    <wp:lineTo x="15588" y="9119"/>
+                    <wp:lineTo x="21526" y="570"/>
+                    <wp:lineTo x="21526" y="0"/>
+                    <wp:lineTo x="19299" y="0"/>
+                  </wp:wrapPolygon>
+                </wp:wrapTight>
+                <wp:docPr id="7" name="מחבר חץ ישר 7"/>
+                <wp:cNvGraphicFramePr/>
+                <a:graphic xmlns:a="http://schemas.openxmlformats.org/drawingml/2006/main">
+                  <a:graphicData uri="http://schemas.microsoft.com/office/word/2010/wordprocessingShape">
+                    <wps:wsp>
+                      <wps:cNvCnPr/>
+                      <wps:spPr>
+                        <a:xfrm flipH="1">
+                          <a:off x="0" y="0"/>
+                          <a:ext cx="554355" cy="721995"/>
+                        </a:xfrm>
+                        <a:prstGeom prst="straightConnector1">
+                          <a:avLst/>
+                        </a:prstGeom>
+                        <a:ln>
+                          <a:tailEnd type="triangle"/>
+                        </a:ln>
+                      </wps:spPr>
+                      <wps:style>
+                        <a:lnRef idx="1">
+                          <a:schemeClr val="dk1"/>
+                        </a:lnRef>
+                        <a:fillRef idx="0">
+                          <a:schemeClr val="dk1"/>
+                        </a:fillRef>
+                        <a:effectRef idx="0">
+                          <a:schemeClr val="dk1"/>
+                        </a:effectRef>
+                        <a:fontRef idx="minor">
+                          <a:schemeClr val="tx1"/>
+                        </a:fontRef>
+                      </wps:style>
+                      <wps:bodyPr/>
+                    </wps:wsp>
+                  </a:graphicData>
+                </a:graphic>
+                <wp14:sizeRelH relativeFrom="margin">
+                  <wp14:pctWidth>0</wp14:pctWidth>
+                </wp14:sizeRelH>
+                <wp14:sizeRelV relativeFrom="margin">
+                  <wp14:pctHeight>0</wp14:pctHeight>
+                </wp14:sizeRelV>
+              </wp:anchor>
+            </w:drawing>
+          </mc:Choice>
+          <mc:Fallback>
+            <w:pict>
+              <v:shape w14:anchorId="46743C28" id="מחבר חץ ישר 7" o:spid="_x0000_s1026" type="#_x0000_t32" style="position:absolute;margin-left:283.1pt;margin-top:154pt;width:43.65pt;height:56.85pt;flip:x;z-index:251674624;visibility:visible;mso-wrap-style:square;mso-width-percent:0;mso-height-percent:0;mso-wrap-distance-left:9pt;mso-wrap-distance-top:0;mso-wrap-distance-right:9pt;mso-wrap-distance-bottom:0;mso-position-horizontal:absolute;mso-position-horizontal-relative:text;mso-position-vertical:absolute;mso-position-vertical-relative:text;mso-width-percent:0;mso-height-percent:0;mso-width-relative:margin;mso-height-relative:margin" o:gfxdata="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" strokecolor="black [3200]" strokeweight=".5pt">
+                <v:stroke endarrow="block" joinstyle="miter"/>
+                <w10:wrap type="tight"/>
+              </v:shape>
+            </w:pict>
+          </mc:Fallback>
+        </mc:AlternateContent>
+      </w:r>
+      <w:r>
+        <w:rPr>
+          <w:rFonts w:hint="cs"/>
+          <w:b/>
+          <w:bCs/>
+          <w:noProof/>
+          <w:sz w:val="44"/>
+          <w:szCs w:val="44"/>
+          <w:u w:val="single"/>
+          <w:rtl/>
+          <w:lang w:val="he-IL"/>
+        </w:rPr>
+        <mc:AlternateContent>
+          <mc:Choice Requires="wps">
+            <w:drawing>
+              <wp:anchor distT="0" distB="0" distL="114300" distR="114300" simplePos="0" relativeHeight="251678720" behindDoc="0" locked="0" layoutInCell="1" allowOverlap="1" wp14:anchorId="5F99FE75" wp14:editId="6894C3F1">
+                <wp:simplePos x="0" y="0"/>
+                <wp:positionH relativeFrom="column">
+                  <wp:posOffset>3625436</wp:posOffset>
+                </wp:positionH>
+                <wp:positionV relativeFrom="paragraph">
+                  <wp:posOffset>4012538</wp:posOffset>
                 </wp:positionV>
                 <wp:extent cx="1263650" cy="736600"/>
                 <wp:effectExtent l="0" t="0" r="12700" b="25400"/>
@@ -88,7 +1717,6 @@
                             <w:pPr>
                               <w:jc w:val="center"/>
                               <w:rPr>
-                                <w:rFonts w:hint="cs"/>
                                 <w:sz w:val="20"/>
                                 <w:szCs w:val="20"/>
                                 <w:rtl/>
@@ -151,7 +1779,7 @@
           </mc:Choice>
           <mc:Fallback>
             <w:pict>
-              <v:roundrect w14:anchorId="5F99FE75" id="מלבן: פינות מעוגלות 10" o:spid="_x0000_s1026" style="position:absolute;left:0;text-align:left;margin-left:288.65pt;margin-top:223.3pt;width:99.5pt;height:58pt;z-index:251678720;visibility:visible;mso-wrap-style:square;mso-width-percent:0;mso-height-percent:0;mso-wrap-distance-left:9pt;mso-wrap-distance-top:0;mso-wrap-distance-right:9pt;mso-wrap-distance-bottom:0;mso-position-horizontal:absolute;mso-position-horizontal-relative:text;mso-position-vertical:absolute;mso-position-vertical-relative:text;mso-width-percent:0;mso-height-percent:0;mso-width-relative:margin;mso-height-relative:margin;v-text-anchor:middle" arcsize="10923f" o:gfxdata="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" fillcolor="#1f3763 [1604]" strokecolor="#375623 [1609]" strokeweight="1pt">
+              <v:roundrect w14:anchorId="5F99FE75" id="מלבן: פינות מעוגלות 10" o:spid="_x0000_s1031" style="position:absolute;left:0;text-align:left;margin-left:285.45pt;margin-top:315.95pt;width:99.5pt;height:58pt;z-index:251678720;visibility:visible;mso-wrap-style:square;mso-width-percent:0;mso-height-percent:0;mso-wrap-distance-left:9pt;mso-wrap-distance-top:0;mso-wrap-distance-right:9pt;mso-wrap-distance-bottom:0;mso-position-horizontal:absolute;mso-position-horizontal-relative:text;mso-position-vertical:absolute;mso-position-vertical-relative:text;mso-width-percent:0;mso-height-percent:0;mso-width-relative:margin;mso-height-relative:margin;v-text-anchor:middle" arcsize="10923f" o:gfxdata="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" fillcolor="#1f3763 [1604]" strokecolor="#375623 [1609]" strokeweight="1pt">
                 <v:stroke joinstyle="miter"/>
                 <v:textbox>
                   <w:txbxContent>
@@ -159,7 +1787,6 @@
                       <w:pPr>
                         <w:jc w:val="center"/>
                         <w:rPr>
-                          <w:rFonts w:hint="cs"/>
                           <w:sz w:val="20"/>
                           <w:szCs w:val="20"/>
                           <w:rtl/>
@@ -223,13 +1850,956 @@
         <mc:AlternateContent>
           <mc:Choice Requires="wps">
             <w:drawing>
-              <wp:anchor distT="0" distB="0" distL="114300" distR="114300" simplePos="0" relativeHeight="251713536" behindDoc="0" locked="0" layoutInCell="1" allowOverlap="1" wp14:anchorId="54A8EB79" wp14:editId="35D266AB">
+              <wp:anchor distT="0" distB="0" distL="114300" distR="114300" simplePos="0" relativeHeight="251711488" behindDoc="0" locked="0" layoutInCell="1" allowOverlap="1" wp14:anchorId="727D8BF8" wp14:editId="7ACDC828">
+                <wp:simplePos x="0" y="0"/>
+                <wp:positionH relativeFrom="column">
+                  <wp:posOffset>4213860</wp:posOffset>
+                </wp:positionH>
+                <wp:positionV relativeFrom="paragraph">
+                  <wp:posOffset>4857750</wp:posOffset>
+                </wp:positionV>
+                <wp:extent cx="45085" cy="667385"/>
+                <wp:effectExtent l="38100" t="0" r="69215" b="56515"/>
+                <wp:wrapTight wrapText="bothSides">
+                  <wp:wrapPolygon edited="0">
+                    <wp:start x="-18254" y="0"/>
+                    <wp:lineTo x="-18254" y="19730"/>
+                    <wp:lineTo x="0" y="22813"/>
+                    <wp:lineTo x="45634" y="22813"/>
+                    <wp:lineTo x="27380" y="0"/>
+                    <wp:lineTo x="-18254" y="0"/>
+                  </wp:wrapPolygon>
+                </wp:wrapTight>
+                <wp:docPr id="30" name="מחבר חץ ישר 30"/>
+                <wp:cNvGraphicFramePr/>
+                <a:graphic xmlns:a="http://schemas.openxmlformats.org/drawingml/2006/main">
+                  <a:graphicData uri="http://schemas.microsoft.com/office/word/2010/wordprocessingShape">
+                    <wps:wsp>
+                      <wps:cNvCnPr/>
+                      <wps:spPr>
+                        <a:xfrm>
+                          <a:off x="0" y="0"/>
+                          <a:ext cx="45085" cy="667385"/>
+                        </a:xfrm>
+                        <a:prstGeom prst="straightConnector1">
+                          <a:avLst/>
+                        </a:prstGeom>
+                        <a:ln>
+                          <a:tailEnd type="triangle"/>
+                        </a:ln>
+                      </wps:spPr>
+                      <wps:style>
+                        <a:lnRef idx="1">
+                          <a:schemeClr val="dk1"/>
+                        </a:lnRef>
+                        <a:fillRef idx="0">
+                          <a:schemeClr val="dk1"/>
+                        </a:fillRef>
+                        <a:effectRef idx="0">
+                          <a:schemeClr val="dk1"/>
+                        </a:effectRef>
+                        <a:fontRef idx="minor">
+                          <a:schemeClr val="tx1"/>
+                        </a:fontRef>
+                      </wps:style>
+                      <wps:bodyPr/>
+                    </wps:wsp>
+                  </a:graphicData>
+                </a:graphic>
+                <wp14:sizeRelH relativeFrom="margin">
+                  <wp14:pctWidth>0</wp14:pctWidth>
+                </wp14:sizeRelH>
+                <wp14:sizeRelV relativeFrom="margin">
+                  <wp14:pctHeight>0</wp14:pctHeight>
+                </wp14:sizeRelV>
+              </wp:anchor>
+            </w:drawing>
+          </mc:Choice>
+          <mc:Fallback>
+            <w:pict>
+              <v:shape w14:anchorId="1E39E756" id="מחבר חץ ישר 30" o:spid="_x0000_s1026" type="#_x0000_t32" style="position:absolute;margin-left:331.8pt;margin-top:382.5pt;width:3.55pt;height:52.55pt;z-index:251711488;visibility:visible;mso-wrap-style:square;mso-width-percent:0;mso-height-percent:0;mso-wrap-distance-left:9pt;mso-wrap-distance-top:0;mso-wrap-distance-right:9pt;mso-wrap-distance-bottom:0;mso-position-horizontal:absolute;mso-position-horizontal-relative:text;mso-position-vertical:absolute;mso-position-vertical-relative:text;mso-width-percent:0;mso-height-percent:0;mso-width-relative:margin;mso-height-relative:margin" o:gfxdata="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" strokecolor="black [3200]" strokeweight=".5pt">
+                <v:stroke endarrow="block" joinstyle="miter"/>
+                <w10:wrap type="tight"/>
+              </v:shape>
+            </w:pict>
+          </mc:Fallback>
+        </mc:AlternateContent>
+      </w:r>
+      <w:r>
+        <w:rPr>
+          <w:rFonts w:hint="cs"/>
+          <w:b/>
+          <w:bCs/>
+          <w:noProof/>
+          <w:sz w:val="44"/>
+          <w:szCs w:val="44"/>
+          <w:u w:val="single"/>
+          <w:rtl/>
+          <w:lang w:val="he-IL"/>
+        </w:rPr>
+        <mc:AlternateContent>
+          <mc:Choice Requires="wps">
+            <w:drawing>
+              <wp:anchor distT="0" distB="0" distL="114300" distR="114300" simplePos="0" relativeHeight="251691008" behindDoc="0" locked="0" layoutInCell="1" allowOverlap="1" wp14:anchorId="148229A5" wp14:editId="30824F12">
+                <wp:simplePos x="0" y="0"/>
+                <wp:positionH relativeFrom="column">
+                  <wp:posOffset>613355</wp:posOffset>
+                </wp:positionH>
+                <wp:positionV relativeFrom="paragraph">
+                  <wp:posOffset>3949479</wp:posOffset>
+                </wp:positionV>
+                <wp:extent cx="1153795" cy="510540"/>
+                <wp:effectExtent l="0" t="0" r="27305" b="22860"/>
+                <wp:wrapTight wrapText="bothSides">
+                  <wp:wrapPolygon edited="0">
+                    <wp:start x="0" y="0"/>
+                    <wp:lineTo x="0" y="21761"/>
+                    <wp:lineTo x="21755" y="21761"/>
+                    <wp:lineTo x="21755" y="0"/>
+                    <wp:lineTo x="0" y="0"/>
+                  </wp:wrapPolygon>
+                </wp:wrapTight>
+                <wp:docPr id="16" name="מלבן: פינות מעוגלות 16"/>
+                <wp:cNvGraphicFramePr/>
+                <a:graphic xmlns:a="http://schemas.openxmlformats.org/drawingml/2006/main">
+                  <a:graphicData uri="http://schemas.microsoft.com/office/word/2010/wordprocessingShape">
+                    <wps:wsp>
+                      <wps:cNvSpPr/>
+                      <wps:spPr>
+                        <a:xfrm>
+                          <a:off x="0" y="0"/>
+                          <a:ext cx="1153795" cy="510540"/>
+                        </a:xfrm>
+                        <a:prstGeom prst="roundRect">
+                          <a:avLst/>
+                        </a:prstGeom>
+                        <a:solidFill>
+                          <a:schemeClr val="accent1">
+                            <a:lumMod val="50000"/>
+                          </a:schemeClr>
+                        </a:solidFill>
+                      </wps:spPr>
+                      <wps:style>
+                        <a:lnRef idx="2">
+                          <a:schemeClr val="accent6">
+                            <a:shade val="50000"/>
+                          </a:schemeClr>
+                        </a:lnRef>
+                        <a:fillRef idx="1">
+                          <a:schemeClr val="accent6"/>
+                        </a:fillRef>
+                        <a:effectRef idx="0">
+                          <a:schemeClr val="accent6"/>
+                        </a:effectRef>
+                        <a:fontRef idx="minor">
+                          <a:schemeClr val="lt1"/>
+                        </a:fontRef>
+                      </wps:style>
+                      <wps:txbx>
+                        <w:txbxContent>
+                          <w:p>
+                            <w:pPr>
+                              <w:jc w:val="center"/>
+                              <w:rPr>
+                                <w:sz w:val="20"/>
+                                <w:szCs w:val="20"/>
+                                <w:rtl/>
+                              </w:rPr>
+                            </w:pPr>
+                            <w:r>
+                              <w:rPr>
+                                <w:rFonts w:hint="cs"/>
+                                <w:sz w:val="20"/>
+                                <w:szCs w:val="20"/>
+                                <w:rtl/>
+                              </w:rPr>
+                              <w:t>אזור אישי</w:t>
+                            </w:r>
+                          </w:p>
+                        </w:txbxContent>
+                      </wps:txbx>
+                      <wps:bodyPr rot="0" spcFirstLastPara="0" vertOverflow="overflow" horzOverflow="overflow" vert="horz" wrap="square" lIns="91440" tIns="45720" rIns="91440" bIns="45720" numCol="1" spcCol="0" rtlCol="1" fromWordArt="0" anchor="ctr" anchorCtr="0" forceAA="0" compatLnSpc="1">
+                        <a:prstTxWarp prst="textNoShape">
+                          <a:avLst/>
+                        </a:prstTxWarp>
+                        <a:noAutofit/>
+                      </wps:bodyPr>
+                    </wps:wsp>
+                  </a:graphicData>
+                </a:graphic>
+                <wp14:sizeRelH relativeFrom="margin">
+                  <wp14:pctWidth>0</wp14:pctWidth>
+                </wp14:sizeRelH>
+                <wp14:sizeRelV relativeFrom="margin">
+                  <wp14:pctHeight>0</wp14:pctHeight>
+                </wp14:sizeRelV>
+              </wp:anchor>
+            </w:drawing>
+          </mc:Choice>
+          <mc:Fallback>
+            <w:pict>
+              <v:roundrect w14:anchorId="148229A5" id="מלבן: פינות מעוגלות 16" o:spid="_x0000_s1032" style="position:absolute;left:0;text-align:left;margin-left:48.3pt;margin-top:311pt;width:90.85pt;height:40.2pt;z-index:251691008;visibility:visible;mso-wrap-style:square;mso-width-percent:0;mso-height-percent:0;mso-wrap-distance-left:9pt;mso-wrap-distance-top:0;mso-wrap-distance-right:9pt;mso-wrap-distance-bottom:0;mso-position-horizontal:absolute;mso-position-horizontal-relative:text;mso-position-vertical:absolute;mso-position-vertical-relative:text;mso-width-percent:0;mso-height-percent:0;mso-width-relative:margin;mso-height-relative:margin;v-text-anchor:middle" arcsize="10923f" o:gfxdata="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" fillcolor="#1f3763 [1604]" strokecolor="#375623 [1609]" strokeweight="1pt">
+                <v:stroke joinstyle="miter"/>
+                <v:textbox>
+                  <w:txbxContent>
+                    <w:p>
+                      <w:pPr>
+                        <w:jc w:val="center"/>
+                        <w:rPr>
+                          <w:sz w:val="20"/>
+                          <w:szCs w:val="20"/>
+                          <w:rtl/>
+                        </w:rPr>
+                      </w:pPr>
+                      <w:r>
+                        <w:rPr>
+                          <w:rFonts w:hint="cs"/>
+                          <w:sz w:val="20"/>
+                          <w:szCs w:val="20"/>
+                          <w:rtl/>
+                        </w:rPr>
+                        <w:t>אזור אישי</w:t>
+                      </w:r>
+                    </w:p>
+                  </w:txbxContent>
+                </v:textbox>
+                <w10:wrap type="tight"/>
+              </v:roundrect>
+            </w:pict>
+          </mc:Fallback>
+        </mc:AlternateContent>
+      </w:r>
+      <w:r>
+        <w:rPr>
+          <w:rFonts w:hint="cs"/>
+          <w:b/>
+          <w:bCs/>
+          <w:noProof/>
+          <w:sz w:val="44"/>
+          <w:szCs w:val="44"/>
+          <w:u w:val="single"/>
+          <w:rtl/>
+          <w:lang w:val="he-IL"/>
+        </w:rPr>
+        <mc:AlternateContent>
+          <mc:Choice Requires="wps">
+            <w:drawing>
+              <wp:anchor distT="0" distB="0" distL="114300" distR="114300" simplePos="0" relativeHeight="251693056" behindDoc="0" locked="0" layoutInCell="1" allowOverlap="1" wp14:anchorId="58DAED1C" wp14:editId="7B2FE163">
                 <wp:simplePos x="0" y="0"/>
                 <wp:positionH relativeFrom="margin">
-                  <wp:posOffset>3119755</wp:posOffset>
+                  <wp:posOffset>-245497</wp:posOffset>
                 </wp:positionH>
                 <wp:positionV relativeFrom="paragraph">
-                  <wp:posOffset>5229014</wp:posOffset>
+                  <wp:posOffset>4518660</wp:posOffset>
+                </wp:positionV>
+                <wp:extent cx="678180" cy="502920"/>
+                <wp:effectExtent l="38100" t="0" r="26670" b="49530"/>
+                <wp:wrapTight wrapText="bothSides">
+                  <wp:wrapPolygon edited="0">
+                    <wp:start x="20022" y="0"/>
+                    <wp:lineTo x="6674" y="0"/>
+                    <wp:lineTo x="6674" y="13091"/>
+                    <wp:lineTo x="-1213" y="13091"/>
+                    <wp:lineTo x="-1213" y="22909"/>
+                    <wp:lineTo x="3640" y="22909"/>
+                    <wp:lineTo x="4247" y="21273"/>
+                    <wp:lineTo x="11528" y="13091"/>
+                    <wp:lineTo x="21843" y="818"/>
+                    <wp:lineTo x="21843" y="0"/>
+                    <wp:lineTo x="20022" y="0"/>
+                  </wp:wrapPolygon>
+                </wp:wrapTight>
+                <wp:docPr id="17" name="מחבר חץ ישר 17"/>
+                <wp:cNvGraphicFramePr/>
+                <a:graphic xmlns:a="http://schemas.openxmlformats.org/drawingml/2006/main">
+                  <a:graphicData uri="http://schemas.microsoft.com/office/word/2010/wordprocessingShape">
+                    <wps:wsp>
+                      <wps:cNvCnPr/>
+                      <wps:spPr>
+                        <a:xfrm flipH="1">
+                          <a:off x="0" y="0"/>
+                          <a:ext cx="678180" cy="502920"/>
+                        </a:xfrm>
+                        <a:prstGeom prst="straightConnector1">
+                          <a:avLst/>
+                        </a:prstGeom>
+                        <a:ln>
+                          <a:tailEnd type="triangle"/>
+                        </a:ln>
+                      </wps:spPr>
+                      <wps:style>
+                        <a:lnRef idx="1">
+                          <a:schemeClr val="dk1"/>
+                        </a:lnRef>
+                        <a:fillRef idx="0">
+                          <a:schemeClr val="dk1"/>
+                        </a:fillRef>
+                        <a:effectRef idx="0">
+                          <a:schemeClr val="dk1"/>
+                        </a:effectRef>
+                        <a:fontRef idx="minor">
+                          <a:schemeClr val="tx1"/>
+                        </a:fontRef>
+                      </wps:style>
+                      <wps:bodyPr/>
+                    </wps:wsp>
+                  </a:graphicData>
+                </a:graphic>
+                <wp14:sizeRelH relativeFrom="margin">
+                  <wp14:pctWidth>0</wp14:pctWidth>
+                </wp14:sizeRelH>
+                <wp14:sizeRelV relativeFrom="margin">
+                  <wp14:pctHeight>0</wp14:pctHeight>
+                </wp14:sizeRelV>
+              </wp:anchor>
+            </w:drawing>
+          </mc:Choice>
+          <mc:Fallback>
+            <w:pict>
+              <v:shape w14:anchorId="6950E66D" id="מחבר חץ ישר 17" o:spid="_x0000_s1026" type="#_x0000_t32" style="position:absolute;margin-left:-19.35pt;margin-top:355.8pt;width:53.4pt;height:39.6pt;flip:x;z-index:251693056;visibility:visible;mso-wrap-style:square;mso-width-percent:0;mso-height-percent:0;mso-wrap-distance-left:9pt;mso-wrap-distance-top:0;mso-wrap-distance-right:9pt;mso-wrap-distance-bottom:0;mso-position-horizontal:absolute;mso-position-horizontal-relative:margin;mso-position-vertical:absolute;mso-position-vertical-relative:text;mso-width-percent:0;mso-height-percent:0;mso-width-relative:margin;mso-height-relative:margin" o:gfxdata="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" strokecolor="black [3200]" strokeweight=".5pt">
+                <v:stroke endarrow="block" joinstyle="miter"/>
+                <w10:wrap type="tight" anchorx="margin"/>
+              </v:shape>
+            </w:pict>
+          </mc:Fallback>
+        </mc:AlternateContent>
+      </w:r>
+      <w:r>
+        <w:rPr>
+          <w:rFonts w:hint="cs"/>
+          <w:b/>
+          <w:bCs/>
+          <w:noProof/>
+          <w:sz w:val="44"/>
+          <w:szCs w:val="44"/>
+          <w:u w:val="single"/>
+          <w:rtl/>
+          <w:lang w:val="he-IL"/>
+        </w:rPr>
+        <mc:AlternateContent>
+          <mc:Choice Requires="wps">
+            <w:drawing>
+              <wp:anchor distT="0" distB="0" distL="114300" distR="114300" simplePos="0" relativeHeight="251703296" behindDoc="0" locked="0" layoutInCell="1" allowOverlap="1" wp14:anchorId="5069027B" wp14:editId="7318C342">
+                <wp:simplePos x="0" y="0"/>
+                <wp:positionH relativeFrom="margin">
+                  <wp:posOffset>1962508</wp:posOffset>
+                </wp:positionH>
+                <wp:positionV relativeFrom="paragraph">
+                  <wp:posOffset>4519654</wp:posOffset>
+                </wp:positionV>
+                <wp:extent cx="708660" cy="548640"/>
+                <wp:effectExtent l="0" t="0" r="72390" b="60960"/>
+                <wp:wrapTight wrapText="bothSides">
+                  <wp:wrapPolygon edited="0">
+                    <wp:start x="0" y="0"/>
+                    <wp:lineTo x="0" y="1500"/>
+                    <wp:lineTo x="19742" y="23250"/>
+                    <wp:lineTo x="22645" y="23250"/>
+                    <wp:lineTo x="23226" y="21000"/>
+                    <wp:lineTo x="20903" y="18000"/>
+                    <wp:lineTo x="1742" y="0"/>
+                    <wp:lineTo x="0" y="0"/>
+                  </wp:wrapPolygon>
+                </wp:wrapTight>
+                <wp:docPr id="23" name="מחבר חץ ישר 23"/>
+                <wp:cNvGraphicFramePr/>
+                <a:graphic xmlns:a="http://schemas.openxmlformats.org/drawingml/2006/main">
+                  <a:graphicData uri="http://schemas.microsoft.com/office/word/2010/wordprocessingShape">
+                    <wps:wsp>
+                      <wps:cNvCnPr/>
+                      <wps:spPr>
+                        <a:xfrm>
+                          <a:off x="0" y="0"/>
+                          <a:ext cx="708660" cy="548640"/>
+                        </a:xfrm>
+                        <a:prstGeom prst="straightConnector1">
+                          <a:avLst/>
+                        </a:prstGeom>
+                        <a:ln>
+                          <a:tailEnd type="triangle"/>
+                        </a:ln>
+                      </wps:spPr>
+                      <wps:style>
+                        <a:lnRef idx="1">
+                          <a:schemeClr val="dk1"/>
+                        </a:lnRef>
+                        <a:fillRef idx="0">
+                          <a:schemeClr val="dk1"/>
+                        </a:fillRef>
+                        <a:effectRef idx="0">
+                          <a:schemeClr val="dk1"/>
+                        </a:effectRef>
+                        <a:fontRef idx="minor">
+                          <a:schemeClr val="tx1"/>
+                        </a:fontRef>
+                      </wps:style>
+                      <wps:bodyPr/>
+                    </wps:wsp>
+                  </a:graphicData>
+                </a:graphic>
+                <wp14:sizeRelH relativeFrom="margin">
+                  <wp14:pctWidth>0</wp14:pctWidth>
+                </wp14:sizeRelH>
+                <wp14:sizeRelV relativeFrom="margin">
+                  <wp14:pctHeight>0</wp14:pctHeight>
+                </wp14:sizeRelV>
+              </wp:anchor>
+            </w:drawing>
+          </mc:Choice>
+          <mc:Fallback>
+            <w:pict>
+              <v:shape w14:anchorId="73281167" id="מחבר חץ ישר 23" o:spid="_x0000_s1026" type="#_x0000_t32" style="position:absolute;margin-left:154.55pt;margin-top:355.9pt;width:55.8pt;height:43.2pt;z-index:251703296;visibility:visible;mso-wrap-style:square;mso-width-percent:0;mso-height-percent:0;mso-wrap-distance-left:9pt;mso-wrap-distance-top:0;mso-wrap-distance-right:9pt;mso-wrap-distance-bottom:0;mso-position-horizontal:absolute;mso-position-horizontal-relative:margin;mso-position-vertical:absolute;mso-position-vertical-relative:text;mso-width-percent:0;mso-height-percent:0;mso-width-relative:margin;mso-height-relative:margin" o:gfxdata="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" strokecolor="black [3200]" strokeweight=".5pt">
+                <v:stroke endarrow="block" joinstyle="miter"/>
+                <w10:wrap type="tight" anchorx="margin"/>
+              </v:shape>
+            </w:pict>
+          </mc:Fallback>
+        </mc:AlternateContent>
+      </w:r>
+      <w:r>
+        <w:rPr>
+          <w:rFonts w:hint="cs"/>
+          <w:b/>
+          <w:bCs/>
+          <w:noProof/>
+          <w:sz w:val="44"/>
+          <w:szCs w:val="44"/>
+          <w:u w:val="single"/>
+          <w:rtl/>
+          <w:lang w:val="he-IL"/>
+        </w:rPr>
+        <mc:AlternateContent>
+          <mc:Choice Requires="wps">
+            <w:drawing>
+              <wp:anchor distT="0" distB="0" distL="114300" distR="114300" simplePos="0" relativeHeight="251697152" behindDoc="0" locked="0" layoutInCell="1" allowOverlap="1" wp14:anchorId="3965518A" wp14:editId="7766CCF1">
+                <wp:simplePos x="0" y="0"/>
+                <wp:positionH relativeFrom="margin">
+                  <wp:posOffset>1191371</wp:posOffset>
+                </wp:positionH>
+                <wp:positionV relativeFrom="paragraph">
+                  <wp:posOffset>4511372</wp:posOffset>
+                </wp:positionV>
+                <wp:extent cx="45085" cy="571500"/>
+                <wp:effectExtent l="38100" t="0" r="50165" b="57150"/>
+                <wp:wrapTight wrapText="bothSides">
+                  <wp:wrapPolygon edited="0">
+                    <wp:start x="0" y="0"/>
+                    <wp:lineTo x="-18254" y="23040"/>
+                    <wp:lineTo x="18254" y="23040"/>
+                    <wp:lineTo x="36507" y="11520"/>
+                    <wp:lineTo x="36507" y="0"/>
+                    <wp:lineTo x="0" y="0"/>
+                  </wp:wrapPolygon>
+                </wp:wrapTight>
+                <wp:docPr id="20" name="מחבר חץ ישר 20"/>
+                <wp:cNvGraphicFramePr/>
+                <a:graphic xmlns:a="http://schemas.openxmlformats.org/drawingml/2006/main">
+                  <a:graphicData uri="http://schemas.microsoft.com/office/word/2010/wordprocessingShape">
+                    <wps:wsp>
+                      <wps:cNvCnPr/>
+                      <wps:spPr>
+                        <a:xfrm flipH="1">
+                          <a:off x="0" y="0"/>
+                          <a:ext cx="45085" cy="571500"/>
+                        </a:xfrm>
+                        <a:prstGeom prst="straightConnector1">
+                          <a:avLst/>
+                        </a:prstGeom>
+                        <a:ln>
+                          <a:tailEnd type="triangle"/>
+                        </a:ln>
+                      </wps:spPr>
+                      <wps:style>
+                        <a:lnRef idx="1">
+                          <a:schemeClr val="dk1"/>
+                        </a:lnRef>
+                        <a:fillRef idx="0">
+                          <a:schemeClr val="dk1"/>
+                        </a:fillRef>
+                        <a:effectRef idx="0">
+                          <a:schemeClr val="dk1"/>
+                        </a:effectRef>
+                        <a:fontRef idx="minor">
+                          <a:schemeClr val="tx1"/>
+                        </a:fontRef>
+                      </wps:style>
+                      <wps:bodyPr/>
+                    </wps:wsp>
+                  </a:graphicData>
+                </a:graphic>
+                <wp14:sizeRelH relativeFrom="margin">
+                  <wp14:pctWidth>0</wp14:pctWidth>
+                </wp14:sizeRelH>
+                <wp14:sizeRelV relativeFrom="margin">
+                  <wp14:pctHeight>0</wp14:pctHeight>
+                </wp14:sizeRelV>
+              </wp:anchor>
+            </w:drawing>
+          </mc:Choice>
+          <mc:Fallback>
+            <w:pict>
+              <v:shape w14:anchorId="2AABB71B" id="מחבר חץ ישר 20" o:spid="_x0000_s1026" type="#_x0000_t32" style="position:absolute;margin-left:93.8pt;margin-top:355.25pt;width:3.55pt;height:45pt;flip:x;z-index:251697152;visibility:visible;mso-wrap-style:square;mso-width-percent:0;mso-height-percent:0;mso-wrap-distance-left:9pt;mso-wrap-distance-top:0;mso-wrap-distance-right:9pt;mso-wrap-distance-bottom:0;mso-position-horizontal:absolute;mso-position-horizontal-relative:margin;mso-position-vertical:absolute;mso-position-vertical-relative:text;mso-width-percent:0;mso-height-percent:0;mso-width-relative:margin;mso-height-relative:margin" o:gfxdata="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" strokecolor="black [3200]" strokeweight=".5pt">
+                <v:stroke endarrow="block" joinstyle="miter"/>
+                <w10:wrap type="tight" anchorx="margin"/>
+              </v:shape>
+            </w:pict>
+          </mc:Fallback>
+        </mc:AlternateContent>
+      </w:r>
+      <w:r>
+        <w:rPr>
+          <w:rFonts w:hint="cs"/>
+          <w:b/>
+          <w:bCs/>
+          <w:noProof/>
+          <w:sz w:val="44"/>
+          <w:szCs w:val="44"/>
+          <w:u w:val="single"/>
+          <w:rtl/>
+          <w:lang w:val="he-IL"/>
+        </w:rPr>
+        <mc:AlternateContent>
+          <mc:Choice Requires="wps">
+            <w:drawing>
+              <wp:anchor distT="0" distB="0" distL="114300" distR="114300" simplePos="0" relativeHeight="251705344" behindDoc="0" locked="0" layoutInCell="1" allowOverlap="1" wp14:anchorId="7CB211FB" wp14:editId="483FF3E3">
+                <wp:simplePos x="0" y="0"/>
+                <wp:positionH relativeFrom="margin">
+                  <wp:align>center</wp:align>
+                </wp:positionH>
+                <wp:positionV relativeFrom="paragraph">
+                  <wp:posOffset>5199297</wp:posOffset>
+                </wp:positionV>
+                <wp:extent cx="1153795" cy="510540"/>
+                <wp:effectExtent l="0" t="0" r="27305" b="22860"/>
+                <wp:wrapTight wrapText="bothSides">
+                  <wp:wrapPolygon edited="0">
+                    <wp:start x="0" y="0"/>
+                    <wp:lineTo x="0" y="21761"/>
+                    <wp:lineTo x="21755" y="21761"/>
+                    <wp:lineTo x="21755" y="0"/>
+                    <wp:lineTo x="0" y="0"/>
+                  </wp:wrapPolygon>
+                </wp:wrapTight>
+                <wp:docPr id="24" name="מלבן: פינות מעוגלות 24"/>
+                <wp:cNvGraphicFramePr/>
+                <a:graphic xmlns:a="http://schemas.openxmlformats.org/drawingml/2006/main">
+                  <a:graphicData uri="http://schemas.microsoft.com/office/word/2010/wordprocessingShape">
+                    <wps:wsp>
+                      <wps:cNvSpPr/>
+                      <wps:spPr>
+                        <a:xfrm>
+                          <a:off x="0" y="0"/>
+                          <a:ext cx="1153795" cy="510540"/>
+                        </a:xfrm>
+                        <a:prstGeom prst="roundRect">
+                          <a:avLst/>
+                        </a:prstGeom>
+                        <a:solidFill>
+                          <a:schemeClr val="accent1">
+                            <a:lumMod val="50000"/>
+                          </a:schemeClr>
+                        </a:solidFill>
+                      </wps:spPr>
+                      <wps:style>
+                        <a:lnRef idx="2">
+                          <a:schemeClr val="accent6">
+                            <a:shade val="50000"/>
+                          </a:schemeClr>
+                        </a:lnRef>
+                        <a:fillRef idx="1">
+                          <a:schemeClr val="accent6"/>
+                        </a:fillRef>
+                        <a:effectRef idx="0">
+                          <a:schemeClr val="accent6"/>
+                        </a:effectRef>
+                        <a:fontRef idx="minor">
+                          <a:schemeClr val="lt1"/>
+                        </a:fontRef>
+                      </wps:style>
+                      <wps:txbx>
+                        <w:txbxContent>
+                          <w:p>
+                            <w:pPr>
+                              <w:jc w:val="center"/>
+                              <w:rPr>
+                                <w:sz w:val="20"/>
+                                <w:szCs w:val="20"/>
+                                <w:rtl/>
+                              </w:rPr>
+                            </w:pPr>
+                            <w:r>
+                              <w:rPr>
+                                <w:rFonts w:hint="cs"/>
+                                <w:sz w:val="20"/>
+                                <w:szCs w:val="20"/>
+                                <w:rtl/>
+                              </w:rPr>
+                              <w:t>עריכת הזמנה קיימת</w:t>
+                            </w:r>
+                          </w:p>
+                        </w:txbxContent>
+                      </wps:txbx>
+                      <wps:bodyPr rot="0" spcFirstLastPara="0" vertOverflow="overflow" horzOverflow="overflow" vert="horz" wrap="square" lIns="91440" tIns="45720" rIns="91440" bIns="45720" numCol="1" spcCol="0" rtlCol="1" fromWordArt="0" anchor="ctr" anchorCtr="0" forceAA="0" compatLnSpc="1">
+                        <a:prstTxWarp prst="textNoShape">
+                          <a:avLst/>
+                        </a:prstTxWarp>
+                        <a:noAutofit/>
+                      </wps:bodyPr>
+                    </wps:wsp>
+                  </a:graphicData>
+                </a:graphic>
+                <wp14:sizeRelH relativeFrom="margin">
+                  <wp14:pctWidth>0</wp14:pctWidth>
+                </wp14:sizeRelH>
+                <wp14:sizeRelV relativeFrom="margin">
+                  <wp14:pctHeight>0</wp14:pctHeight>
+                </wp14:sizeRelV>
+              </wp:anchor>
+            </w:drawing>
+          </mc:Choice>
+          <mc:Fallback>
+            <w:pict>
+              <v:roundrect w14:anchorId="7CB211FB" id="מלבן: פינות מעוגלות 24" o:spid="_x0000_s1033" style="position:absolute;left:0;text-align:left;margin-left:0;margin-top:409.4pt;width:90.85pt;height:40.2pt;z-index:251705344;visibility:visible;mso-wrap-style:square;mso-width-percent:0;mso-height-percent:0;mso-wrap-distance-left:9pt;mso-wrap-distance-top:0;mso-wrap-distance-right:9pt;mso-wrap-distance-bottom:0;mso-position-horizontal:center;mso-position-horizontal-relative:margin;mso-position-vertical:absolute;mso-position-vertical-relative:text;mso-width-percent:0;mso-height-percent:0;mso-width-relative:margin;mso-height-relative:margin;v-text-anchor:middle" arcsize="10923f" o:gfxdata="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" fillcolor="#1f3763 [1604]" strokecolor="#375623 [1609]" strokeweight="1pt">
+                <v:stroke joinstyle="miter"/>
+                <v:textbox>
+                  <w:txbxContent>
+                    <w:p>
+                      <w:pPr>
+                        <w:jc w:val="center"/>
+                        <w:rPr>
+                          <w:sz w:val="20"/>
+                          <w:szCs w:val="20"/>
+                          <w:rtl/>
+                        </w:rPr>
+                      </w:pPr>
+                      <w:r>
+                        <w:rPr>
+                          <w:rFonts w:hint="cs"/>
+                          <w:sz w:val="20"/>
+                          <w:szCs w:val="20"/>
+                          <w:rtl/>
+                        </w:rPr>
+                        <w:t>עריכת הזמנה קיימת</w:t>
+                      </w:r>
+                    </w:p>
+                  </w:txbxContent>
+                </v:textbox>
+                <w10:wrap type="tight" anchorx="margin"/>
+              </v:roundrect>
+            </w:pict>
+          </mc:Fallback>
+        </mc:AlternateContent>
+      </w:r>
+      <w:r>
+        <w:rPr>
+          <w:rFonts w:hint="cs"/>
+          <w:b/>
+          <w:bCs/>
+          <w:noProof/>
+          <w:sz w:val="44"/>
+          <w:szCs w:val="44"/>
+          <w:u w:val="single"/>
+          <w:rtl/>
+          <w:lang w:val="he-IL"/>
+        </w:rPr>
+        <mc:AlternateContent>
+          <mc:Choice Requires="wps">
+            <w:drawing>
+              <wp:anchor distT="0" distB="0" distL="114300" distR="114300" simplePos="0" relativeHeight="251699200" behindDoc="0" locked="0" layoutInCell="1" allowOverlap="1" wp14:anchorId="1405BDF4" wp14:editId="4DABDE51">
+                <wp:simplePos x="0" y="0"/>
+                <wp:positionH relativeFrom="margin">
+                  <wp:posOffset>651648</wp:posOffset>
+                </wp:positionH>
+                <wp:positionV relativeFrom="paragraph">
+                  <wp:posOffset>5193720</wp:posOffset>
+                </wp:positionV>
+                <wp:extent cx="1153795" cy="510540"/>
+                <wp:effectExtent l="0" t="0" r="27305" b="22860"/>
+                <wp:wrapTight wrapText="bothSides">
+                  <wp:wrapPolygon edited="0">
+                    <wp:start x="0" y="0"/>
+                    <wp:lineTo x="0" y="21761"/>
+                    <wp:lineTo x="21755" y="21761"/>
+                    <wp:lineTo x="21755" y="0"/>
+                    <wp:lineTo x="0" y="0"/>
+                  </wp:wrapPolygon>
+                </wp:wrapTight>
+                <wp:docPr id="21" name="מלבן: פינות מעוגלות 21"/>
+                <wp:cNvGraphicFramePr/>
+                <a:graphic xmlns:a="http://schemas.openxmlformats.org/drawingml/2006/main">
+                  <a:graphicData uri="http://schemas.microsoft.com/office/word/2010/wordprocessingShape">
+                    <wps:wsp>
+                      <wps:cNvSpPr/>
+                      <wps:spPr>
+                        <a:xfrm>
+                          <a:off x="0" y="0"/>
+                          <a:ext cx="1153795" cy="510540"/>
+                        </a:xfrm>
+                        <a:prstGeom prst="roundRect">
+                          <a:avLst/>
+                        </a:prstGeom>
+                        <a:solidFill>
+                          <a:schemeClr val="accent1">
+                            <a:lumMod val="50000"/>
+                          </a:schemeClr>
+                        </a:solidFill>
+                      </wps:spPr>
+                      <wps:style>
+                        <a:lnRef idx="2">
+                          <a:schemeClr val="accent6">
+                            <a:shade val="50000"/>
+                          </a:schemeClr>
+                        </a:lnRef>
+                        <a:fillRef idx="1">
+                          <a:schemeClr val="accent6"/>
+                        </a:fillRef>
+                        <a:effectRef idx="0">
+                          <a:schemeClr val="accent6"/>
+                        </a:effectRef>
+                        <a:fontRef idx="minor">
+                          <a:schemeClr val="lt1"/>
+                        </a:fontRef>
+                      </wps:style>
+                      <wps:txbx>
+                        <w:txbxContent>
+                          <w:p>
+                            <w:pPr>
+                              <w:jc w:val="center"/>
+                              <w:rPr>
+                                <w:sz w:val="20"/>
+                                <w:szCs w:val="20"/>
+                                <w:rtl/>
+                              </w:rPr>
+                            </w:pPr>
+                            <w:r>
+                              <w:rPr>
+                                <w:rFonts w:hint="cs"/>
+                                <w:sz w:val="20"/>
+                                <w:szCs w:val="20"/>
+                                <w:rtl/>
+                              </w:rPr>
+                              <w:t>מסעדות מועדפות</w:t>
+                            </w:r>
+                          </w:p>
+                        </w:txbxContent>
+                      </wps:txbx>
+                      <wps:bodyPr rot="0" spcFirstLastPara="0" vertOverflow="overflow" horzOverflow="overflow" vert="horz" wrap="square" lIns="91440" tIns="45720" rIns="91440" bIns="45720" numCol="1" spcCol="0" rtlCol="1" fromWordArt="0" anchor="ctr" anchorCtr="0" forceAA="0" compatLnSpc="1">
+                        <a:prstTxWarp prst="textNoShape">
+                          <a:avLst/>
+                        </a:prstTxWarp>
+                        <a:noAutofit/>
+                      </wps:bodyPr>
+                    </wps:wsp>
+                  </a:graphicData>
+                </a:graphic>
+                <wp14:sizeRelH relativeFrom="margin">
+                  <wp14:pctWidth>0</wp14:pctWidth>
+                </wp14:sizeRelH>
+                <wp14:sizeRelV relativeFrom="margin">
+                  <wp14:pctHeight>0</wp14:pctHeight>
+                </wp14:sizeRelV>
+              </wp:anchor>
+            </w:drawing>
+          </mc:Choice>
+          <mc:Fallback>
+            <w:pict>
+              <v:roundrect w14:anchorId="1405BDF4" id="מלבן: פינות מעוגלות 21" o:spid="_x0000_s1034" style="position:absolute;left:0;text-align:left;margin-left:51.3pt;margin-top:408.95pt;width:90.85pt;height:40.2pt;z-index:251699200;visibility:visible;mso-wrap-style:square;mso-width-percent:0;mso-height-percent:0;mso-wrap-distance-left:9pt;mso-wrap-distance-top:0;mso-wrap-distance-right:9pt;mso-wrap-distance-bottom:0;mso-position-horizontal:absolute;mso-position-horizontal-relative:margin;mso-position-vertical:absolute;mso-position-vertical-relative:text;mso-width-percent:0;mso-height-percent:0;mso-width-relative:margin;mso-height-relative:margin;v-text-anchor:middle" arcsize="10923f" o:gfxdata="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" fillcolor="#1f3763 [1604]" strokecolor="#375623 [1609]" strokeweight="1pt">
+                <v:stroke joinstyle="miter"/>
+                <v:textbox>
+                  <w:txbxContent>
+                    <w:p>
+                      <w:pPr>
+                        <w:jc w:val="center"/>
+                        <w:rPr>
+                          <w:sz w:val="20"/>
+                          <w:szCs w:val="20"/>
+                          <w:rtl/>
+                        </w:rPr>
+                      </w:pPr>
+                      <w:r>
+                        <w:rPr>
+                          <w:rFonts w:hint="cs"/>
+                          <w:sz w:val="20"/>
+                          <w:szCs w:val="20"/>
+                          <w:rtl/>
+                        </w:rPr>
+                        <w:t>מסעדות מועדפות</w:t>
+                      </w:r>
+                    </w:p>
+                  </w:txbxContent>
+                </v:textbox>
+                <w10:wrap type="tight" anchorx="margin"/>
+              </v:roundrect>
+            </w:pict>
+          </mc:Fallback>
+        </mc:AlternateContent>
+      </w:r>
+      <w:r>
+        <w:rPr>
+          <w:rFonts w:hint="cs"/>
+          <w:b/>
+          <w:bCs/>
+          <w:noProof/>
+          <w:sz w:val="44"/>
+          <w:szCs w:val="44"/>
+          <w:u w:val="single"/>
+          <w:rtl/>
+          <w:lang w:val="he-IL"/>
+        </w:rPr>
+        <mc:AlternateContent>
+          <mc:Choice Requires="wps">
+            <w:drawing>
+              <wp:anchor distT="0" distB="0" distL="114300" distR="114300" simplePos="0" relativeHeight="251695104" behindDoc="0" locked="0" layoutInCell="1" allowOverlap="1" wp14:anchorId="303842B3" wp14:editId="226E72D1">
+                <wp:simplePos x="0" y="0"/>
+                <wp:positionH relativeFrom="column">
+                  <wp:posOffset>-706341</wp:posOffset>
+                </wp:positionH>
+                <wp:positionV relativeFrom="paragraph">
+                  <wp:posOffset>5197834</wp:posOffset>
+                </wp:positionV>
+                <wp:extent cx="1153795" cy="510540"/>
+                <wp:effectExtent l="0" t="0" r="27305" b="22860"/>
+                <wp:wrapTight wrapText="bothSides">
+                  <wp:wrapPolygon edited="0">
+                    <wp:start x="0" y="0"/>
+                    <wp:lineTo x="0" y="21761"/>
+                    <wp:lineTo x="21755" y="21761"/>
+                    <wp:lineTo x="21755" y="0"/>
+                    <wp:lineTo x="0" y="0"/>
+                  </wp:wrapPolygon>
+                </wp:wrapTight>
+                <wp:docPr id="19" name="מלבן: פינות מעוגלות 19"/>
+                <wp:cNvGraphicFramePr/>
+                <a:graphic xmlns:a="http://schemas.openxmlformats.org/drawingml/2006/main">
+                  <a:graphicData uri="http://schemas.microsoft.com/office/word/2010/wordprocessingShape">
+                    <wps:wsp>
+                      <wps:cNvSpPr/>
+                      <wps:spPr>
+                        <a:xfrm>
+                          <a:off x="0" y="0"/>
+                          <a:ext cx="1153795" cy="510540"/>
+                        </a:xfrm>
+                        <a:prstGeom prst="roundRect">
+                          <a:avLst/>
+                        </a:prstGeom>
+                        <a:solidFill>
+                          <a:schemeClr val="accent1">
+                            <a:lumMod val="50000"/>
+                          </a:schemeClr>
+                        </a:solidFill>
+                      </wps:spPr>
+                      <wps:style>
+                        <a:lnRef idx="2">
+                          <a:schemeClr val="accent6">
+                            <a:shade val="50000"/>
+                          </a:schemeClr>
+                        </a:lnRef>
+                        <a:fillRef idx="1">
+                          <a:schemeClr val="accent6"/>
+                        </a:fillRef>
+                        <a:effectRef idx="0">
+                          <a:schemeClr val="accent6"/>
+                        </a:effectRef>
+                        <a:fontRef idx="minor">
+                          <a:schemeClr val="lt1"/>
+                        </a:fontRef>
+                      </wps:style>
+                      <wps:txbx>
+                        <w:txbxContent>
+                          <w:p>
+                            <w:pPr>
+                              <w:jc w:val="center"/>
+                              <w:rPr>
+                                <w:sz w:val="20"/>
+                                <w:szCs w:val="20"/>
+                                <w:rtl/>
+                              </w:rPr>
+                            </w:pPr>
+                            <w:r>
+                              <w:rPr>
+                                <w:rFonts w:hint="cs"/>
+                                <w:sz w:val="20"/>
+                                <w:szCs w:val="20"/>
+                                <w:rtl/>
+                              </w:rPr>
+                              <w:t>היסטוריית הזמנות</w:t>
+                            </w:r>
+                          </w:p>
+                        </w:txbxContent>
+                      </wps:txbx>
+                      <wps:bodyPr rot="0" spcFirstLastPara="0" vertOverflow="overflow" horzOverflow="overflow" vert="horz" wrap="square" lIns="91440" tIns="45720" rIns="91440" bIns="45720" numCol="1" spcCol="0" rtlCol="1" fromWordArt="0" anchor="ctr" anchorCtr="0" forceAA="0" compatLnSpc="1">
+                        <a:prstTxWarp prst="textNoShape">
+                          <a:avLst/>
+                        </a:prstTxWarp>
+                        <a:noAutofit/>
+                      </wps:bodyPr>
+                    </wps:wsp>
+                  </a:graphicData>
+                </a:graphic>
+                <wp14:sizeRelH relativeFrom="margin">
+                  <wp14:pctWidth>0</wp14:pctWidth>
+                </wp14:sizeRelH>
+                <wp14:sizeRelV relativeFrom="margin">
+                  <wp14:pctHeight>0</wp14:pctHeight>
+                </wp14:sizeRelV>
+              </wp:anchor>
+            </w:drawing>
+          </mc:Choice>
+          <mc:Fallback>
+            <w:pict>
+              <v:roundrect w14:anchorId="303842B3" id="מלבן: פינות מעוגלות 19" o:spid="_x0000_s1035" style="position:absolute;left:0;text-align:left;margin-left:-55.6pt;margin-top:409.3pt;width:90.85pt;height:40.2pt;z-index:251695104;visibility:visible;mso-wrap-style:square;mso-width-percent:0;mso-height-percent:0;mso-wrap-distance-left:9pt;mso-wrap-distance-top:0;mso-wrap-distance-right:9pt;mso-wrap-distance-bottom:0;mso-position-horizontal:absolute;mso-position-horizontal-relative:text;mso-position-vertical:absolute;mso-position-vertical-relative:text;mso-width-percent:0;mso-height-percent:0;mso-width-relative:margin;mso-height-relative:margin;v-text-anchor:middle" arcsize="10923f" o:gfxdata="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" fillcolor="#1f3763 [1604]" strokecolor="#375623 [1609]" strokeweight="1pt">
+                <v:stroke joinstyle="miter"/>
+                <v:textbox>
+                  <w:txbxContent>
+                    <w:p>
+                      <w:pPr>
+                        <w:jc w:val="center"/>
+                        <w:rPr>
+                          <w:sz w:val="20"/>
+                          <w:szCs w:val="20"/>
+                          <w:rtl/>
+                        </w:rPr>
+                      </w:pPr>
+                      <w:r>
+                        <w:rPr>
+                          <w:rFonts w:hint="cs"/>
+                          <w:sz w:val="20"/>
+                          <w:szCs w:val="20"/>
+                          <w:rtl/>
+                        </w:rPr>
+                        <w:t>היסטוריית הזמנות</w:t>
+                      </w:r>
+                    </w:p>
+                  </w:txbxContent>
+                </v:textbox>
+                <w10:wrap type="tight"/>
+              </v:roundrect>
+            </w:pict>
+          </mc:Fallback>
+        </mc:AlternateContent>
+      </w:r>
+      <w:r>
+        <w:rPr>
+          <w:rFonts w:hint="cs"/>
+          <w:b/>
+          <w:bCs/>
+          <w:noProof/>
+          <w:sz w:val="44"/>
+          <w:szCs w:val="44"/>
+          <w:u w:val="single"/>
+          <w:rtl/>
+          <w:lang w:val="he-IL"/>
+        </w:rPr>
+        <mc:AlternateContent>
+          <mc:Choice Requires="wps">
+            <w:drawing>
+              <wp:anchor distT="0" distB="0" distL="114300" distR="114300" simplePos="0" relativeHeight="251713536" behindDoc="0" locked="0" layoutInCell="1" allowOverlap="1" wp14:anchorId="54A8EB79" wp14:editId="2191DE79">
+                <wp:simplePos x="0" y="0"/>
+                <wp:positionH relativeFrom="margin">
+                  <wp:posOffset>3596833</wp:posOffset>
+                </wp:positionH>
+                <wp:positionV relativeFrom="paragraph">
+                  <wp:posOffset>5697717</wp:posOffset>
                 </wp:positionV>
                 <wp:extent cx="1153795" cy="510540"/>
                 <wp:effectExtent l="0" t="0" r="27305" b="22860"/>
@@ -321,7 +2891,7 @@
           </mc:Choice>
           <mc:Fallback>
             <w:pict>
-              <v:roundrect w14:anchorId="54A8EB79" id="מלבן: פינות מעוגלות 31" o:spid="_x0000_s1027" style="position:absolute;left:0;text-align:left;margin-left:245.65pt;margin-top:411.75pt;width:90.85pt;height:40.2pt;z-index:251713536;visibility:visible;mso-wrap-style:square;mso-width-percent:0;mso-height-percent:0;mso-wrap-distance-left:9pt;mso-wrap-distance-top:0;mso-wrap-distance-right:9pt;mso-wrap-distance-bottom:0;mso-position-horizontal:absolute;mso-position-horizontal-relative:margin;mso-position-vertical:absolute;mso-position-vertical-relative:text;mso-width-percent:0;mso-height-percent:0;mso-width-relative:margin;mso-height-relative:margin;v-text-anchor:middle" arcsize="10923f" o:gfxdata="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" fillcolor="#1f3763 [1604]" strokecolor="#375623 [1609]" strokeweight="1pt">
+              <v:roundrect w14:anchorId="54A8EB79" id="מלבן: פינות מעוגלות 31" o:spid="_x0000_s1036" style="position:absolute;left:0;text-align:left;margin-left:283.2pt;margin-top:448.65pt;width:90.85pt;height:40.2pt;z-index:251713536;visibility:visible;mso-wrap-style:square;mso-width-percent:0;mso-height-percent:0;mso-wrap-distance-left:9pt;mso-wrap-distance-top:0;mso-wrap-distance-right:9pt;mso-wrap-distance-bottom:0;mso-position-horizontal:absolute;mso-position-horizontal-relative:margin;mso-position-vertical:absolute;mso-position-vertical-relative:text;mso-width-percent:0;mso-height-percent:0;mso-width-relative:margin;mso-height-relative:margin;v-text-anchor:middle" arcsize="10923f" o:gfxdata="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" fillcolor="#1f3763 [1604]" strokecolor="#375623 [1609]" strokeweight="1pt">
                 <v:stroke joinstyle="miter"/>
                 <v:textbox>
                   <w:txbxContent>
@@ -363,117 +2933,12 @@
           <w:u w:val="single"/>
           <w:rtl/>
           <w:lang w:val="he-IL"/>
-        </w:rPr>
-        <mc:AlternateContent>
-          <mc:Choice Requires="wps">
-            <w:drawing>
-              <wp:anchor distT="0" distB="0" distL="114300" distR="114300" simplePos="0" relativeHeight="251711488" behindDoc="0" locked="0" layoutInCell="1" allowOverlap="1" wp14:anchorId="727D8BF8" wp14:editId="07A7BCCB">
-                <wp:simplePos x="0" y="0"/>
-                <wp:positionH relativeFrom="column">
-                  <wp:posOffset>3844713</wp:posOffset>
-                </wp:positionH>
-                <wp:positionV relativeFrom="paragraph">
-                  <wp:posOffset>3656754</wp:posOffset>
-                </wp:positionV>
-                <wp:extent cx="373380" cy="1485900"/>
-                <wp:effectExtent l="57150" t="0" r="26670" b="57150"/>
-                <wp:wrapTight wrapText="bothSides">
-                  <wp:wrapPolygon edited="0">
-                    <wp:start x="18735" y="0"/>
-                    <wp:lineTo x="14327" y="0"/>
-                    <wp:lineTo x="14327" y="4431"/>
-                    <wp:lineTo x="9918" y="4431"/>
-                    <wp:lineTo x="9918" y="8585"/>
-                    <wp:lineTo x="5510" y="8862"/>
-                    <wp:lineTo x="5510" y="13015"/>
-                    <wp:lineTo x="1102" y="13292"/>
-                    <wp:lineTo x="1102" y="17446"/>
-                    <wp:lineTo x="-3306" y="17723"/>
-                    <wp:lineTo x="-2204" y="22154"/>
-                    <wp:lineTo x="2204" y="22154"/>
-                    <wp:lineTo x="6612" y="18000"/>
-                    <wp:lineTo x="19837" y="4431"/>
-                    <wp:lineTo x="22041" y="277"/>
-                    <wp:lineTo x="22041" y="0"/>
-                    <wp:lineTo x="18735" y="0"/>
-                  </wp:wrapPolygon>
-                </wp:wrapTight>
-                <wp:docPr id="30" name="מחבר חץ ישר 30"/>
-                <wp:cNvGraphicFramePr/>
-                <a:graphic xmlns:a="http://schemas.openxmlformats.org/drawingml/2006/main">
-                  <a:graphicData uri="http://schemas.microsoft.com/office/word/2010/wordprocessingShape">
-                    <wps:wsp>
-                      <wps:cNvCnPr/>
-                      <wps:spPr>
-                        <a:xfrm flipH="1">
-                          <a:off x="0" y="0"/>
-                          <a:ext cx="373380" cy="1485900"/>
-                        </a:xfrm>
-                        <a:prstGeom prst="straightConnector1">
-                          <a:avLst/>
-                        </a:prstGeom>
-                        <a:ln>
-                          <a:tailEnd type="triangle"/>
-                        </a:ln>
-                      </wps:spPr>
-                      <wps:style>
-                        <a:lnRef idx="1">
-                          <a:schemeClr val="dk1"/>
-                        </a:lnRef>
-                        <a:fillRef idx="0">
-                          <a:schemeClr val="dk1"/>
-                        </a:fillRef>
-                        <a:effectRef idx="0">
-                          <a:schemeClr val="dk1"/>
-                        </a:effectRef>
-                        <a:fontRef idx="minor">
-                          <a:schemeClr val="tx1"/>
-                        </a:fontRef>
-                      </wps:style>
-                      <wps:bodyPr/>
-                    </wps:wsp>
-                  </a:graphicData>
-                </a:graphic>
-                <wp14:sizeRelH relativeFrom="margin">
-                  <wp14:pctWidth>0</wp14:pctWidth>
-                </wp14:sizeRelH>
-                <wp14:sizeRelV relativeFrom="margin">
-                  <wp14:pctHeight>0</wp14:pctHeight>
-                </wp14:sizeRelV>
-              </wp:anchor>
-            </w:drawing>
-          </mc:Choice>
-          <mc:Fallback>
-            <w:pict>
-              <v:shapetype w14:anchorId="2F05B1B8" id="_x0000_t32" coordsize="21600,21600" o:spt="32" o:oned="t" path="m,l21600,21600e" filled="f">
-                <v:path arrowok="t" fillok="f" o:connecttype="none"/>
-                <o:lock v:ext="edit" shapetype="t"/>
-              </v:shapetype>
-              <v:shape id="מחבר חץ ישר 30" o:spid="_x0000_s1026" type="#_x0000_t32" style="position:absolute;left:0;text-align:left;margin-left:302.75pt;margin-top:287.95pt;width:29.4pt;height:117pt;flip:x;z-index:251711488;visibility:visible;mso-wrap-style:square;mso-width-percent:0;mso-height-percent:0;mso-wrap-distance-left:9pt;mso-wrap-distance-top:0;mso-wrap-distance-right:9pt;mso-wrap-distance-bottom:0;mso-position-horizontal:absolute;mso-position-horizontal-relative:text;mso-position-vertical:absolute;mso-position-vertical-relative:text;mso-width-percent:0;mso-height-percent:0;mso-width-relative:margin;mso-height-relative:margin" o:gfxdata="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" strokecolor="black [3200]" strokeweight=".5pt">
-                <v:stroke endarrow="block" joinstyle="miter"/>
-                <w10:wrap type="tight"/>
-              </v:shape>
-            </w:pict>
-          </mc:Fallback>
-        </mc:AlternateContent>
-      </w:r>
-      <w:r>
-        <w:rPr>
-          <w:rFonts w:hint="cs"/>
-          <w:b/>
-          <w:bCs/>
-          <w:noProof/>
-          <w:sz w:val="44"/>
-          <w:szCs w:val="44"/>
-          <w:u w:val="single"/>
-          <w:rtl/>
-          <w:lang w:val="he-IL"/>
           <w14:ligatures w14:val="none"/>
         </w:rPr>
         <mc:AlternateContent>
           <mc:Choice Requires="wps">
             <w:drawing>
-              <wp:anchor distT="0" distB="0" distL="114300" distR="114300" simplePos="0" relativeHeight="251723776" behindDoc="0" locked="0" layoutInCell="1" allowOverlap="1" wp14:anchorId="6AA4C6B6" wp14:editId="00E23631">
+              <wp:anchor distT="0" distB="0" distL="114300" distR="114300" simplePos="0" relativeHeight="251723776" behindDoc="0" locked="0" layoutInCell="1" allowOverlap="1" wp14:anchorId="6AA4C6B6" wp14:editId="2449EFDE">
                 <wp:simplePos x="0" y="0"/>
                 <wp:positionH relativeFrom="column">
                   <wp:posOffset>-901700</wp:posOffset>
@@ -701,7 +3166,7 @@
                 <v:stroke joinstyle="miter"/>
                 <v:path gradientshapeok="t" o:connecttype="rect"/>
               </v:shapetype>
-              <v:shape id="תיבת טקסט 1" o:spid="_x0000_s1028" type="#_x0000_t202" style="position:absolute;left:0;text-align:left;margin-left:-71pt;margin-top:670pt;width:300pt;height:88pt;z-index:251723776;visibility:visible;mso-wrap-style:square;mso-width-percent:0;mso-height-percent:0;mso-wrap-distance-left:9pt;mso-wrap-distance-top:0;mso-wrap-distance-right:9pt;mso-wrap-distance-bottom:0;mso-position-horizontal:absolute;mso-position-horizontal-relative:text;mso-position-vertical:absolute;mso-position-vertical-relative:text;mso-width-percent:0;mso-height-percent:0;mso-width-relative:margin;mso-height-relative:margin;v-text-anchor:top" o:gfxdata="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" fillcolor="white [3201]" strokeweight=".5pt">
+              <v:shape id="תיבת טקסט 1" o:spid="_x0000_s1037" type="#_x0000_t202" style="position:absolute;left:0;text-align:left;margin-left:-71pt;margin-top:670pt;width:300pt;height:88pt;z-index:251723776;visibility:visible;mso-wrap-style:square;mso-width-percent:0;mso-height-percent:0;mso-wrap-distance-left:9pt;mso-wrap-distance-top:0;mso-wrap-distance-right:9pt;mso-wrap-distance-bottom:0;mso-position-horizontal:absolute;mso-position-horizontal-relative:text;mso-position-vertical:absolute;mso-position-vertical-relative:text;mso-width-percent:0;mso-height-percent:0;mso-width-relative:margin;mso-height-relative:margin;v-text-anchor:top" o:gfxdata="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" fillcolor="white [3201]" strokeweight=".5pt">
                 <v:textbox>
                   <w:txbxContent>
                     <w:p>
@@ -872,551 +3337,6 @@
                     <w:p/>
                   </w:txbxContent>
                 </v:textbox>
-              </v:shape>
-            </w:pict>
-          </mc:Fallback>
-        </mc:AlternateContent>
-      </w:r>
-      <w:r>
-        <w:rPr>
-          <w:rFonts w:hint="cs"/>
-          <w:b/>
-          <w:bCs/>
-          <w:noProof/>
-          <w:sz w:val="44"/>
-          <w:szCs w:val="44"/>
-          <w:u w:val="single"/>
-          <w:rtl/>
-          <w:lang w:val="he-IL"/>
-        </w:rPr>
-        <mc:AlternateContent>
-          <mc:Choice Requires="wps">
-            <w:drawing>
-              <wp:anchor distT="0" distB="0" distL="114300" distR="114300" simplePos="0" relativeHeight="251722752" behindDoc="0" locked="0" layoutInCell="1" allowOverlap="1" wp14:anchorId="64B56F28" wp14:editId="2756204B">
-                <wp:simplePos x="0" y="0"/>
-                <wp:positionH relativeFrom="column">
-                  <wp:posOffset>4038600</wp:posOffset>
-                </wp:positionH>
-                <wp:positionV relativeFrom="paragraph">
-                  <wp:posOffset>6408420</wp:posOffset>
-                </wp:positionV>
-                <wp:extent cx="727710" cy="838200"/>
-                <wp:effectExtent l="38100" t="0" r="34290" b="57150"/>
-                <wp:wrapTight wrapText="bothSides">
-                  <wp:wrapPolygon edited="0">
-                    <wp:start x="20356" y="0"/>
-                    <wp:lineTo x="12440" y="0"/>
-                    <wp:lineTo x="12440" y="7855"/>
-                    <wp:lineTo x="4524" y="7855"/>
-                    <wp:lineTo x="4524" y="15709"/>
-                    <wp:lineTo x="-1131" y="15709"/>
-                    <wp:lineTo x="-1131" y="22582"/>
-                    <wp:lineTo x="1696" y="22582"/>
-                    <wp:lineTo x="15832" y="7855"/>
-                    <wp:lineTo x="22052" y="491"/>
-                    <wp:lineTo x="22052" y="0"/>
-                    <wp:lineTo x="20356" y="0"/>
-                  </wp:wrapPolygon>
-                </wp:wrapTight>
-                <wp:docPr id="43" name="מחבר חץ ישר 43"/>
-                <wp:cNvGraphicFramePr/>
-                <a:graphic xmlns:a="http://schemas.openxmlformats.org/drawingml/2006/main">
-                  <a:graphicData uri="http://schemas.microsoft.com/office/word/2010/wordprocessingShape">
-                    <wps:wsp>
-                      <wps:cNvCnPr/>
-                      <wps:spPr>
-                        <a:xfrm flipH="1">
-                          <a:off x="0" y="0"/>
-                          <a:ext cx="727710" cy="838200"/>
-                        </a:xfrm>
-                        <a:prstGeom prst="straightConnector1">
-                          <a:avLst/>
-                        </a:prstGeom>
-                        <a:ln>
-                          <a:tailEnd type="triangle"/>
-                        </a:ln>
-                      </wps:spPr>
-                      <wps:style>
-                        <a:lnRef idx="1">
-                          <a:schemeClr val="dk1"/>
-                        </a:lnRef>
-                        <a:fillRef idx="0">
-                          <a:schemeClr val="dk1"/>
-                        </a:fillRef>
-                        <a:effectRef idx="0">
-                          <a:schemeClr val="dk1"/>
-                        </a:effectRef>
-                        <a:fontRef idx="minor">
-                          <a:schemeClr val="tx1"/>
-                        </a:fontRef>
-                      </wps:style>
-                      <wps:bodyPr/>
-                    </wps:wsp>
-                  </a:graphicData>
-                </a:graphic>
-                <wp14:sizeRelH relativeFrom="margin">
-                  <wp14:pctWidth>0</wp14:pctWidth>
-                </wp14:sizeRelH>
-                <wp14:sizeRelV relativeFrom="margin">
-                  <wp14:pctHeight>0</wp14:pctHeight>
-                </wp14:sizeRelV>
-              </wp:anchor>
-            </w:drawing>
-          </mc:Choice>
-          <mc:Fallback>
-            <w:pict>
-              <v:shapetype w14:anchorId="266ED154" id="_x0000_t32" coordsize="21600,21600" o:spt="32" o:oned="t" path="m,l21600,21600e" filled="f">
-                <v:path arrowok="t" fillok="f" o:connecttype="none"/>
-                <o:lock v:ext="edit" shapetype="t"/>
-              </v:shapetype>
-              <v:shape id="מחבר חץ ישר 43" o:spid="_x0000_s1026" type="#_x0000_t32" style="position:absolute;left:0;text-align:left;margin-left:318pt;margin-top:504.6pt;width:57.3pt;height:66pt;flip:x;z-index:251722752;visibility:visible;mso-wrap-style:square;mso-width-percent:0;mso-height-percent:0;mso-wrap-distance-left:9pt;mso-wrap-distance-top:0;mso-wrap-distance-right:9pt;mso-wrap-distance-bottom:0;mso-position-horizontal:absolute;mso-position-horizontal-relative:text;mso-position-vertical:absolute;mso-position-vertical-relative:text;mso-width-percent:0;mso-height-percent:0;mso-width-relative:margin;mso-height-relative:margin" o:gfxdata="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" strokecolor="black [3200]" strokeweight=".5pt">
-                <v:stroke endarrow="block" joinstyle="miter"/>
-                <w10:wrap type="tight"/>
-              </v:shape>
-            </w:pict>
-          </mc:Fallback>
-        </mc:AlternateContent>
-      </w:r>
-      <w:r>
-        <w:rPr>
-          <w:rFonts w:hint="cs"/>
-          <w:b/>
-          <w:bCs/>
-          <w:noProof/>
-          <w:sz w:val="44"/>
-          <w:szCs w:val="44"/>
-          <w:u w:val="single"/>
-          <w:rtl/>
-          <w:lang w:val="he-IL"/>
-        </w:rPr>
-        <mc:AlternateContent>
-          <mc:Choice Requires="wps">
-            <w:drawing>
-              <wp:anchor distT="0" distB="0" distL="114300" distR="114300" simplePos="0" relativeHeight="251720704" behindDoc="0" locked="0" layoutInCell="1" allowOverlap="1" wp14:anchorId="00BBD655" wp14:editId="17D039FD">
-                <wp:simplePos x="0" y="0"/>
-                <wp:positionH relativeFrom="column">
-                  <wp:posOffset>4853940</wp:posOffset>
-                </wp:positionH>
-                <wp:positionV relativeFrom="paragraph">
-                  <wp:posOffset>6515100</wp:posOffset>
-                </wp:positionV>
-                <wp:extent cx="331470" cy="1028700"/>
-                <wp:effectExtent l="38100" t="0" r="30480" b="57150"/>
-                <wp:wrapTight wrapText="bothSides">
-                  <wp:wrapPolygon edited="0">
-                    <wp:start x="18621" y="0"/>
-                    <wp:lineTo x="12414" y="0"/>
-                    <wp:lineTo x="12414" y="6000"/>
-                    <wp:lineTo x="6207" y="6400"/>
-                    <wp:lineTo x="6207" y="12000"/>
-                    <wp:lineTo x="-1241" y="12800"/>
-                    <wp:lineTo x="-2483" y="22400"/>
-                    <wp:lineTo x="2483" y="22400"/>
-                    <wp:lineTo x="18621" y="6400"/>
-                    <wp:lineTo x="22345" y="400"/>
-                    <wp:lineTo x="22345" y="0"/>
-                    <wp:lineTo x="18621" y="0"/>
-                  </wp:wrapPolygon>
-                </wp:wrapTight>
-                <wp:docPr id="42" name="מחבר חץ ישר 42"/>
-                <wp:cNvGraphicFramePr/>
-                <a:graphic xmlns:a="http://schemas.openxmlformats.org/drawingml/2006/main">
-                  <a:graphicData uri="http://schemas.microsoft.com/office/word/2010/wordprocessingShape">
-                    <wps:wsp>
-                      <wps:cNvCnPr/>
-                      <wps:spPr>
-                        <a:xfrm flipH="1">
-                          <a:off x="0" y="0"/>
-                          <a:ext cx="331470" cy="1028700"/>
-                        </a:xfrm>
-                        <a:prstGeom prst="straightConnector1">
-                          <a:avLst/>
-                        </a:prstGeom>
-                        <a:ln>
-                          <a:tailEnd type="triangle"/>
-                        </a:ln>
-                      </wps:spPr>
-                      <wps:style>
-                        <a:lnRef idx="1">
-                          <a:schemeClr val="dk1"/>
-                        </a:lnRef>
-                        <a:fillRef idx="0">
-                          <a:schemeClr val="dk1"/>
-                        </a:fillRef>
-                        <a:effectRef idx="0">
-                          <a:schemeClr val="dk1"/>
-                        </a:effectRef>
-                        <a:fontRef idx="minor">
-                          <a:schemeClr val="tx1"/>
-                        </a:fontRef>
-                      </wps:style>
-                      <wps:bodyPr/>
-                    </wps:wsp>
-                  </a:graphicData>
-                </a:graphic>
-                <wp14:sizeRelH relativeFrom="margin">
-                  <wp14:pctWidth>0</wp14:pctWidth>
-                </wp14:sizeRelH>
-                <wp14:sizeRelV relativeFrom="margin">
-                  <wp14:pctHeight>0</wp14:pctHeight>
-                </wp14:sizeRelV>
-              </wp:anchor>
-            </w:drawing>
-          </mc:Choice>
-          <mc:Fallback>
-            <w:pict>
-              <v:shape w14:anchorId="3C158EBB" id="מחבר חץ ישר 42" o:spid="_x0000_s1026" type="#_x0000_t32" style="position:absolute;left:0;text-align:left;margin-left:382.2pt;margin-top:513pt;width:26.1pt;height:81pt;flip:x;z-index:251720704;visibility:visible;mso-wrap-style:square;mso-width-percent:0;mso-height-percent:0;mso-wrap-distance-left:9pt;mso-wrap-distance-top:0;mso-wrap-distance-right:9pt;mso-wrap-distance-bottom:0;mso-position-horizontal:absolute;mso-position-horizontal-relative:text;mso-position-vertical:absolute;mso-position-vertical-relative:text;mso-width-percent:0;mso-height-percent:0;mso-width-relative:margin;mso-height-relative:margin" o:gfxdata="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" strokecolor="black [3200]" strokeweight=".5pt">
-                <v:stroke endarrow="block" joinstyle="miter"/>
-                <w10:wrap type="tight"/>
-              </v:shape>
-            </w:pict>
-          </mc:Fallback>
-        </mc:AlternateContent>
-      </w:r>
-      <w:r>
-        <w:rPr>
-          <w:rFonts w:hint="cs"/>
-          <w:b/>
-          <w:bCs/>
-          <w:noProof/>
-          <w:sz w:val="44"/>
-          <w:szCs w:val="44"/>
-          <w:u w:val="single"/>
-          <w:rtl/>
-          <w:lang w:val="he-IL"/>
-        </w:rPr>
-        <mc:AlternateContent>
-          <mc:Choice Requires="wps">
-            <w:drawing>
-              <wp:anchor distT="0" distB="0" distL="114300" distR="114300" simplePos="0" relativeHeight="251718656" behindDoc="0" locked="0" layoutInCell="1" allowOverlap="1" wp14:anchorId="7EB33207" wp14:editId="590610D3">
-                <wp:simplePos x="0" y="0"/>
-                <wp:positionH relativeFrom="column">
-                  <wp:posOffset>5511800</wp:posOffset>
-                </wp:positionH>
-                <wp:positionV relativeFrom="paragraph">
-                  <wp:posOffset>6484620</wp:posOffset>
-                </wp:positionV>
-                <wp:extent cx="45085" cy="1181100"/>
-                <wp:effectExtent l="38100" t="0" r="69215" b="57150"/>
-                <wp:wrapTight wrapText="bothSides">
-                  <wp:wrapPolygon edited="0">
-                    <wp:start x="-18254" y="0"/>
-                    <wp:lineTo x="-18254" y="20903"/>
-                    <wp:lineTo x="0" y="22297"/>
-                    <wp:lineTo x="45634" y="22297"/>
-                    <wp:lineTo x="27380" y="0"/>
-                    <wp:lineTo x="-18254" y="0"/>
-                  </wp:wrapPolygon>
-                </wp:wrapTight>
-                <wp:docPr id="41" name="מחבר חץ ישר 41"/>
-                <wp:cNvGraphicFramePr/>
-                <a:graphic xmlns:a="http://schemas.openxmlformats.org/drawingml/2006/main">
-                  <a:graphicData uri="http://schemas.microsoft.com/office/word/2010/wordprocessingShape">
-                    <wps:wsp>
-                      <wps:cNvCnPr/>
-                      <wps:spPr>
-                        <a:xfrm>
-                          <a:off x="0" y="0"/>
-                          <a:ext cx="45085" cy="1181100"/>
-                        </a:xfrm>
-                        <a:prstGeom prst="straightConnector1">
-                          <a:avLst/>
-                        </a:prstGeom>
-                        <a:ln>
-                          <a:tailEnd type="triangle"/>
-                        </a:ln>
-                      </wps:spPr>
-                      <wps:style>
-                        <a:lnRef idx="1">
-                          <a:schemeClr val="dk1"/>
-                        </a:lnRef>
-                        <a:fillRef idx="0">
-                          <a:schemeClr val="dk1"/>
-                        </a:fillRef>
-                        <a:effectRef idx="0">
-                          <a:schemeClr val="dk1"/>
-                        </a:effectRef>
-                        <a:fontRef idx="minor">
-                          <a:schemeClr val="tx1"/>
-                        </a:fontRef>
-                      </wps:style>
-                      <wps:bodyPr/>
-                    </wps:wsp>
-                  </a:graphicData>
-                </a:graphic>
-                <wp14:sizeRelH relativeFrom="margin">
-                  <wp14:pctWidth>0</wp14:pctWidth>
-                </wp14:sizeRelH>
-                <wp14:sizeRelV relativeFrom="margin">
-                  <wp14:pctHeight>0</wp14:pctHeight>
-                </wp14:sizeRelV>
-              </wp:anchor>
-            </w:drawing>
-          </mc:Choice>
-          <mc:Fallback>
-            <w:pict>
-              <v:shape w14:anchorId="217D91F7" id="מחבר חץ ישר 41" o:spid="_x0000_s1026" type="#_x0000_t32" style="position:absolute;left:0;text-align:left;margin-left:434pt;margin-top:510.6pt;width:3.55pt;height:93pt;z-index:251718656;visibility:visible;mso-wrap-style:square;mso-width-percent:0;mso-height-percent:0;mso-wrap-distance-left:9pt;mso-wrap-distance-top:0;mso-wrap-distance-right:9pt;mso-wrap-distance-bottom:0;mso-position-horizontal:absolute;mso-position-horizontal-relative:text;mso-position-vertical:absolute;mso-position-vertical-relative:text;mso-width-percent:0;mso-height-percent:0;mso-width-relative:margin;mso-height-relative:margin" o:gfxdata="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" strokecolor="black [3200]" strokeweight=".5pt">
-                <v:stroke endarrow="block" joinstyle="miter"/>
-                <w10:wrap type="tight"/>
-              </v:shape>
-            </w:pict>
-          </mc:Fallback>
-        </mc:AlternateContent>
-      </w:r>
-      <w:r>
-        <w:rPr>
-          <w:rFonts w:hint="cs"/>
-          <w:b/>
-          <w:bCs/>
-          <w:noProof/>
-          <w:sz w:val="44"/>
-          <w:szCs w:val="44"/>
-          <w:u w:val="single"/>
-          <w:rtl/>
-          <w:lang w:val="he-IL"/>
-        </w:rPr>
-        <mc:AlternateContent>
-          <mc:Choice Requires="wps">
-            <w:drawing>
-              <wp:anchor distT="0" distB="0" distL="114300" distR="114300" simplePos="0" relativeHeight="251716608" behindDoc="0" locked="0" layoutInCell="1" allowOverlap="1" wp14:anchorId="637E6D6C" wp14:editId="41CE0950">
-                <wp:simplePos x="0" y="0"/>
-                <wp:positionH relativeFrom="column">
-                  <wp:posOffset>4908550</wp:posOffset>
-                </wp:positionH>
-                <wp:positionV relativeFrom="paragraph">
-                  <wp:posOffset>5913120</wp:posOffset>
-                </wp:positionV>
-                <wp:extent cx="819093" cy="514350"/>
-                <wp:effectExtent l="0" t="0" r="19685" b="19050"/>
-                <wp:wrapTight wrapText="bothSides">
-                  <wp:wrapPolygon edited="0">
-                    <wp:start x="0" y="0"/>
-                    <wp:lineTo x="0" y="21600"/>
-                    <wp:lineTo x="21617" y="21600"/>
-                    <wp:lineTo x="21617" y="0"/>
-                    <wp:lineTo x="0" y="0"/>
-                  </wp:wrapPolygon>
-                </wp:wrapTight>
-                <wp:docPr id="40" name="מלבן: פינות מעוגלות 40"/>
-                <wp:cNvGraphicFramePr/>
-                <a:graphic xmlns:a="http://schemas.openxmlformats.org/drawingml/2006/main">
-                  <a:graphicData uri="http://schemas.microsoft.com/office/word/2010/wordprocessingShape">
-                    <wps:wsp>
-                      <wps:cNvSpPr/>
-                      <wps:spPr>
-                        <a:xfrm>
-                          <a:off x="0" y="0"/>
-                          <a:ext cx="819093" cy="514350"/>
-                        </a:xfrm>
-                        <a:prstGeom prst="roundRect">
-                          <a:avLst/>
-                        </a:prstGeom>
-                      </wps:spPr>
-                      <wps:style>
-                        <a:lnRef idx="3">
-                          <a:schemeClr val="lt1"/>
-                        </a:lnRef>
-                        <a:fillRef idx="1">
-                          <a:schemeClr val="dk1"/>
-                        </a:fillRef>
-                        <a:effectRef idx="1">
-                          <a:schemeClr val="dk1"/>
-                        </a:effectRef>
-                        <a:fontRef idx="minor">
-                          <a:schemeClr val="lt1"/>
-                        </a:fontRef>
-                      </wps:style>
-                      <wps:txbx>
-                        <w:txbxContent>
-                          <w:p>
-                            <w:pPr>
-                              <w:jc w:val="center"/>
-                              <w:rPr>
-                                <w:sz w:val="20"/>
-                                <w:szCs w:val="20"/>
-                              </w:rPr>
-                            </w:pPr>
-                            <w:r>
-                              <w:rPr>
-                                <w:rFonts w:hint="cs"/>
-                                <w:sz w:val="20"/>
-                                <w:szCs w:val="20"/>
-                                <w:rtl/>
-                              </w:rPr>
-                              <w:t xml:space="preserve">דף </w:t>
-                            </w:r>
-                            <w:r>
-                              <w:rPr>
-                                <w:rFonts w:hint="cs"/>
-                                <w:sz w:val="20"/>
-                                <w:szCs w:val="20"/>
-                                <w:rtl/>
-                              </w:rPr>
-                              <w:t>מנהל</w:t>
-                            </w:r>
-                            <w:r>
-                              <w:rPr>
-                                <w:rFonts w:hint="cs"/>
-                                <w:sz w:val="20"/>
-                                <w:szCs w:val="20"/>
-                                <w:rtl/>
-                              </w:rPr>
-                              <w:t xml:space="preserve"> </w:t>
-                            </w:r>
-                          </w:p>
-                        </w:txbxContent>
-                      </wps:txbx>
-                      <wps:bodyPr rot="0" spcFirstLastPara="0" vertOverflow="overflow" horzOverflow="overflow" vert="horz" wrap="square" lIns="91440" tIns="45720" rIns="91440" bIns="45720" numCol="1" spcCol="0" rtlCol="1" fromWordArt="0" anchor="ctr" anchorCtr="0" forceAA="0" compatLnSpc="1">
-                        <a:prstTxWarp prst="textNoShape">
-                          <a:avLst/>
-                        </a:prstTxWarp>
-                        <a:noAutofit/>
-                      </wps:bodyPr>
-                    </wps:wsp>
-                  </a:graphicData>
-                </a:graphic>
-              </wp:anchor>
-            </w:drawing>
-          </mc:Choice>
-          <mc:Fallback>
-            <w:pict>
-              <v:roundrect w14:anchorId="637E6D6C" id="מלבן: פינות מעוגלות 40" o:spid="_x0000_s1029" style="position:absolute;left:0;text-align:left;margin-left:386.5pt;margin-top:465.6pt;width:64.5pt;height:40.5pt;z-index:251716608;visibility:visible;mso-wrap-style:square;mso-wrap-distance-left:9pt;mso-wrap-distance-top:0;mso-wrap-distance-right:9pt;mso-wrap-distance-bottom:0;mso-position-horizontal:absolute;mso-position-horizontal-relative:text;mso-position-vertical:absolute;mso-position-vertical-relative:text;v-text-anchor:middle" arcsize="10923f" o:gfxdata="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" fillcolor="black [3200]" strokecolor="white [3201]" strokeweight="1.5pt">
-                <v:stroke joinstyle="miter"/>
-                <v:textbox>
-                  <w:txbxContent>
-                    <w:p>
-                      <w:pPr>
-                        <w:jc w:val="center"/>
-                        <w:rPr>
-                          <w:sz w:val="20"/>
-                          <w:szCs w:val="20"/>
-                        </w:rPr>
-                      </w:pPr>
-                      <w:r>
-                        <w:rPr>
-                          <w:rFonts w:hint="cs"/>
-                          <w:sz w:val="20"/>
-                          <w:szCs w:val="20"/>
-                          <w:rtl/>
-                        </w:rPr>
-                        <w:t xml:space="preserve">דף </w:t>
-                      </w:r>
-                      <w:r>
-                        <w:rPr>
-                          <w:rFonts w:hint="cs"/>
-                          <w:sz w:val="20"/>
-                          <w:szCs w:val="20"/>
-                          <w:rtl/>
-                        </w:rPr>
-                        <w:t>מנהל</w:t>
-                      </w:r>
-                      <w:r>
-                        <w:rPr>
-                          <w:rFonts w:hint="cs"/>
-                          <w:sz w:val="20"/>
-                          <w:szCs w:val="20"/>
-                          <w:rtl/>
-                        </w:rPr>
-                        <w:t xml:space="preserve"> </w:t>
-                      </w:r>
-                    </w:p>
-                  </w:txbxContent>
-                </v:textbox>
-                <w10:wrap type="tight"/>
-              </v:roundrect>
-            </w:pict>
-          </mc:Fallback>
-        </mc:AlternateContent>
-      </w:r>
-      <w:r>
-        <w:rPr>
-          <w:rFonts w:hint="cs"/>
-          <w:b/>
-          <w:bCs/>
-          <w:noProof/>
-          <w:sz w:val="44"/>
-          <w:szCs w:val="44"/>
-          <w:u w:val="single"/>
-          <w:rtl/>
-          <w:lang w:val="he-IL"/>
-          <w14:ligatures w14:val="none"/>
-        </w:rPr>
-        <mc:AlternateContent>
-          <mc:Choice Requires="wps">
-            <w:drawing>
-              <wp:anchor distT="0" distB="0" distL="114300" distR="114300" simplePos="0" relativeHeight="251714560" behindDoc="0" locked="0" layoutInCell="1" allowOverlap="1" wp14:anchorId="4957DBB4" wp14:editId="46579EC6">
-                <wp:simplePos x="0" y="0"/>
-                <wp:positionH relativeFrom="column">
-                  <wp:posOffset>3589020</wp:posOffset>
-                </wp:positionH>
-                <wp:positionV relativeFrom="paragraph">
-                  <wp:posOffset>182880</wp:posOffset>
-                </wp:positionV>
-                <wp:extent cx="1965960" cy="5646420"/>
-                <wp:effectExtent l="0" t="0" r="72390" b="49530"/>
-                <wp:wrapNone/>
-                <wp:docPr id="39" name="מחבר: מרפקי 39"/>
-                <wp:cNvGraphicFramePr/>
-                <a:graphic xmlns:a="http://schemas.openxmlformats.org/drawingml/2006/main">
-                  <a:graphicData uri="http://schemas.microsoft.com/office/word/2010/wordprocessingShape">
-                    <wps:wsp>
-                      <wps:cNvCnPr/>
-                      <wps:spPr>
-                        <a:xfrm>
-                          <a:off x="0" y="0"/>
-                          <a:ext cx="1965960" cy="5646420"/>
-                        </a:xfrm>
-                        <a:prstGeom prst="bentConnector3">
-                          <a:avLst>
-                            <a:gd name="adj1" fmla="val 99939"/>
-                          </a:avLst>
-                        </a:prstGeom>
-                        <a:ln>
-                          <a:tailEnd type="triangle"/>
-                        </a:ln>
-                      </wps:spPr>
-                      <wps:style>
-                        <a:lnRef idx="1">
-                          <a:schemeClr val="accent1"/>
-                        </a:lnRef>
-                        <a:fillRef idx="0">
-                          <a:schemeClr val="accent1"/>
-                        </a:fillRef>
-                        <a:effectRef idx="0">
-                          <a:schemeClr val="accent1"/>
-                        </a:effectRef>
-                        <a:fontRef idx="minor">
-                          <a:schemeClr val="tx1"/>
-                        </a:fontRef>
-                      </wps:style>
-                      <wps:bodyPr/>
-                    </wps:wsp>
-                  </a:graphicData>
-                </a:graphic>
-                <wp14:sizeRelH relativeFrom="margin">
-                  <wp14:pctWidth>0</wp14:pctWidth>
-                </wp14:sizeRelH>
-                <wp14:sizeRelV relativeFrom="margin">
-                  <wp14:pctHeight>0</wp14:pctHeight>
-                </wp14:sizeRelV>
-              </wp:anchor>
-            </w:drawing>
-          </mc:Choice>
-          <mc:Fallback>
-            <w:pict>
-              <v:shapetype w14:anchorId="4992B43A" id="_x0000_t34" coordsize="21600,21600" o:spt="34" o:oned="t" adj="10800" path="m,l@0,0@0,21600,21600,21600e" filled="f">
-                <v:stroke joinstyle="miter"/>
-                <v:formulas>
-                  <v:f eqn="val #0"/>
-                </v:formulas>
-                <v:path arrowok="t" fillok="f" o:connecttype="none"/>
-                <v:handles>
-                  <v:h position="#0,center"/>
-                </v:handles>
-                <o:lock v:ext="edit" shapetype="t"/>
-              </v:shapetype>
-              <v:shape id="מחבר: מרפקי 39" o:spid="_x0000_s1026" type="#_x0000_t34" style="position:absolute;left:0;text-align:left;margin-left:282.6pt;margin-top:14.4pt;width:154.8pt;height:444.6pt;z-index:251714560;visibility:visible;mso-wrap-style:square;mso-width-percent:0;mso-height-percent:0;mso-wrap-distance-left:9pt;mso-wrap-distance-top:0;mso-wrap-distance-right:9pt;mso-wrap-distance-bottom:0;mso-position-horizontal:absolute;mso-position-horizontal-relative:text;mso-position-vertical:absolute;mso-position-vertical-relative:text;mso-width-percent:0;mso-height-percent:0;mso-width-relative:margin;mso-height-relative:margin" o:gfxdata="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" adj="21587" strokecolor="#4472c4 [3204]" strokeweight=".5pt">
-                <v:stroke endarrow="block"/>
               </v:shape>
             </w:pict>
           </mc:Fallback>
@@ -1532,7 +3452,7 @@
         <mc:AlternateContent>
           <mc:Choice Requires="wps">
             <w:drawing>
-              <wp:anchor distT="0" distB="0" distL="114300" distR="114300" simplePos="0" relativeHeight="251707392" behindDoc="0" locked="0" layoutInCell="1" allowOverlap="1" wp14:anchorId="15EBE55C" wp14:editId="187B3E1C">
+              <wp:anchor distT="0" distB="0" distL="114300" distR="114300" simplePos="0" relativeHeight="251707392" behindDoc="0" locked="0" layoutInCell="1" allowOverlap="1" wp14:anchorId="15EBE55C" wp14:editId="0FC36F80">
                 <wp:simplePos x="0" y="0"/>
                 <wp:positionH relativeFrom="margin">
                   <wp:posOffset>-770890</wp:posOffset>
@@ -1618,7 +3538,7 @@
           </mc:Choice>
           <mc:Fallback>
             <w:pict>
-              <v:roundrect w14:anchorId="15EBE55C" id="מלבן: פינות מעוגלות 25" o:spid="_x0000_s1030" style="position:absolute;left:0;text-align:left;margin-left:-60.7pt;margin-top:198.6pt;width:66.45pt;height:37pt;z-index:251707392;visibility:visible;mso-wrap-style:square;mso-wrap-distance-left:9pt;mso-wrap-distance-top:0;mso-wrap-distance-right:9pt;mso-wrap-distance-bottom:0;mso-position-horizontal:absolute;mso-position-horizontal-relative:margin;mso-position-vertical:absolute;mso-position-vertical-relative:text;v-text-anchor:middle" arcsize="10923f" o:gfxdata="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" fillcolor="#70ad47 [3209]" strokecolor="#375623 [1609]" strokeweight="1pt">
+              <v:roundrect w14:anchorId="15EBE55C" id="מלבן: פינות מעוגלות 25" o:spid="_x0000_s1038" style="position:absolute;left:0;text-align:left;margin-left:-60.7pt;margin-top:198.6pt;width:66.45pt;height:37pt;z-index:251707392;visibility:visible;mso-wrap-style:square;mso-wrap-distance-left:9pt;mso-wrap-distance-top:0;mso-wrap-distance-right:9pt;mso-wrap-distance-bottom:0;mso-position-horizontal:absolute;mso-position-horizontal-relative:margin;mso-position-vertical:absolute;mso-position-vertical-relative:text;v-text-anchor:middle" arcsize="10923f" o:gfxdata="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" fillcolor="#70ad47 [3209]" strokecolor="#375623 [1609]" strokeweight="1pt">
                 <v:stroke joinstyle="miter"/>
                 <v:textbox>
                   <w:txbxContent>
@@ -1644,1230 +3564,6 @@
                 </v:textbox>
                 <w10:wrap type="tight" anchorx="margin"/>
               </v:roundrect>
-            </w:pict>
-          </mc:Fallback>
-        </mc:AlternateContent>
-      </w:r>
-      <w:r>
-        <w:rPr>
-          <w:rFonts w:hint="cs"/>
-          <w:b/>
-          <w:bCs/>
-          <w:noProof/>
-          <w:sz w:val="44"/>
-          <w:szCs w:val="44"/>
-          <w:u w:val="single"/>
-          <w:rtl/>
-          <w:lang w:val="he-IL"/>
-        </w:rPr>
-        <mc:AlternateContent>
-          <mc:Choice Requires="wps">
-            <w:drawing>
-              <wp:anchor distT="0" distB="0" distL="114300" distR="114300" simplePos="0" relativeHeight="251705344" behindDoc="0" locked="0" layoutInCell="1" allowOverlap="1" wp14:anchorId="7CB211FB" wp14:editId="0B777984">
-                <wp:simplePos x="0" y="0"/>
-                <wp:positionH relativeFrom="margin">
-                  <wp:posOffset>2447290</wp:posOffset>
-                </wp:positionH>
-                <wp:positionV relativeFrom="paragraph">
-                  <wp:posOffset>4038600</wp:posOffset>
-                </wp:positionV>
-                <wp:extent cx="1153795" cy="510540"/>
-                <wp:effectExtent l="0" t="0" r="27305" b="22860"/>
-                <wp:wrapTight wrapText="bothSides">
-                  <wp:wrapPolygon edited="0">
-                    <wp:start x="0" y="0"/>
-                    <wp:lineTo x="0" y="21761"/>
-                    <wp:lineTo x="21755" y="21761"/>
-                    <wp:lineTo x="21755" y="0"/>
-                    <wp:lineTo x="0" y="0"/>
-                  </wp:wrapPolygon>
-                </wp:wrapTight>
-                <wp:docPr id="24" name="מלבן: פינות מעוגלות 24"/>
-                <wp:cNvGraphicFramePr/>
-                <a:graphic xmlns:a="http://schemas.openxmlformats.org/drawingml/2006/main">
-                  <a:graphicData uri="http://schemas.microsoft.com/office/word/2010/wordprocessingShape">
-                    <wps:wsp>
-                      <wps:cNvSpPr/>
-                      <wps:spPr>
-                        <a:xfrm>
-                          <a:off x="0" y="0"/>
-                          <a:ext cx="1153795" cy="510540"/>
-                        </a:xfrm>
-                        <a:prstGeom prst="roundRect">
-                          <a:avLst/>
-                        </a:prstGeom>
-                        <a:solidFill>
-                          <a:schemeClr val="accent1">
-                            <a:lumMod val="50000"/>
-                          </a:schemeClr>
-                        </a:solidFill>
-                      </wps:spPr>
-                      <wps:style>
-                        <a:lnRef idx="2">
-                          <a:schemeClr val="accent6">
-                            <a:shade val="50000"/>
-                          </a:schemeClr>
-                        </a:lnRef>
-                        <a:fillRef idx="1">
-                          <a:schemeClr val="accent6"/>
-                        </a:fillRef>
-                        <a:effectRef idx="0">
-                          <a:schemeClr val="accent6"/>
-                        </a:effectRef>
-                        <a:fontRef idx="minor">
-                          <a:schemeClr val="lt1"/>
-                        </a:fontRef>
-                      </wps:style>
-                      <wps:txbx>
-                        <w:txbxContent>
-                          <w:p>
-                            <w:pPr>
-                              <w:jc w:val="center"/>
-                              <w:rPr>
-                                <w:sz w:val="20"/>
-                                <w:szCs w:val="20"/>
-                                <w:rtl/>
-                              </w:rPr>
-                            </w:pPr>
-                            <w:r>
-                              <w:rPr>
-                                <w:rFonts w:hint="cs"/>
-                                <w:sz w:val="20"/>
-                                <w:szCs w:val="20"/>
-                                <w:rtl/>
-                              </w:rPr>
-                              <w:t>עריכת הזמנה קיימת</w:t>
-                            </w:r>
-                          </w:p>
-                        </w:txbxContent>
-                      </wps:txbx>
-                      <wps:bodyPr rot="0" spcFirstLastPara="0" vertOverflow="overflow" horzOverflow="overflow" vert="horz" wrap="square" lIns="91440" tIns="45720" rIns="91440" bIns="45720" numCol="1" spcCol="0" rtlCol="1" fromWordArt="0" anchor="ctr" anchorCtr="0" forceAA="0" compatLnSpc="1">
-                        <a:prstTxWarp prst="textNoShape">
-                          <a:avLst/>
-                        </a:prstTxWarp>
-                        <a:noAutofit/>
-                      </wps:bodyPr>
-                    </wps:wsp>
-                  </a:graphicData>
-                </a:graphic>
-                <wp14:sizeRelH relativeFrom="margin">
-                  <wp14:pctWidth>0</wp14:pctWidth>
-                </wp14:sizeRelH>
-                <wp14:sizeRelV relativeFrom="margin">
-                  <wp14:pctHeight>0</wp14:pctHeight>
-                </wp14:sizeRelV>
-              </wp:anchor>
-            </w:drawing>
-          </mc:Choice>
-          <mc:Fallback>
-            <w:pict>
-              <v:roundrect w14:anchorId="7CB211FB" id="מלבן: פינות מעוגלות 24" o:spid="_x0000_s1031" style="position:absolute;left:0;text-align:left;margin-left:192.7pt;margin-top:318pt;width:90.85pt;height:40.2pt;z-index:251705344;visibility:visible;mso-wrap-style:square;mso-width-percent:0;mso-height-percent:0;mso-wrap-distance-left:9pt;mso-wrap-distance-top:0;mso-wrap-distance-right:9pt;mso-wrap-distance-bottom:0;mso-position-horizontal:absolute;mso-position-horizontal-relative:margin;mso-position-vertical:absolute;mso-position-vertical-relative:text;mso-width-percent:0;mso-height-percent:0;mso-width-relative:margin;mso-height-relative:margin;v-text-anchor:middle" arcsize="10923f" o:gfxdata="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" fillcolor="#1f3763 [1604]" strokecolor="#375623 [1609]" strokeweight="1pt">
-                <v:stroke joinstyle="miter"/>
-                <v:textbox>
-                  <w:txbxContent>
-                    <w:p>
-                      <w:pPr>
-                        <w:jc w:val="center"/>
-                        <w:rPr>
-                          <w:sz w:val="20"/>
-                          <w:szCs w:val="20"/>
-                          <w:rtl/>
-                        </w:rPr>
-                      </w:pPr>
-                      <w:r>
-                        <w:rPr>
-                          <w:rFonts w:hint="cs"/>
-                          <w:sz w:val="20"/>
-                          <w:szCs w:val="20"/>
-                          <w:rtl/>
-                        </w:rPr>
-                        <w:t>עריכת הזמנה קיימת</w:t>
-                      </w:r>
-                    </w:p>
-                  </w:txbxContent>
-                </v:textbox>
-                <w10:wrap type="tight" anchorx="margin"/>
-              </v:roundrect>
-            </w:pict>
-          </mc:Fallback>
-        </mc:AlternateContent>
-      </w:r>
-      <w:r>
-        <w:rPr>
-          <w:rFonts w:hint="cs"/>
-          <w:b/>
-          <w:bCs/>
-          <w:noProof/>
-          <w:sz w:val="44"/>
-          <w:szCs w:val="44"/>
-          <w:u w:val="single"/>
-          <w:rtl/>
-          <w:lang w:val="he-IL"/>
-        </w:rPr>
-        <mc:AlternateContent>
-          <mc:Choice Requires="wps">
-            <w:drawing>
-              <wp:anchor distT="0" distB="0" distL="114300" distR="114300" simplePos="0" relativeHeight="251703296" behindDoc="0" locked="0" layoutInCell="1" allowOverlap="1" wp14:anchorId="5069027B" wp14:editId="7A75B84E">
-                <wp:simplePos x="0" y="0"/>
-                <wp:positionH relativeFrom="margin">
-                  <wp:posOffset>2042160</wp:posOffset>
-                </wp:positionH>
-                <wp:positionV relativeFrom="paragraph">
-                  <wp:posOffset>3398520</wp:posOffset>
-                </wp:positionV>
-                <wp:extent cx="708660" cy="548640"/>
-                <wp:effectExtent l="0" t="0" r="72390" b="60960"/>
-                <wp:wrapTight wrapText="bothSides">
-                  <wp:wrapPolygon edited="0">
-                    <wp:start x="0" y="0"/>
-                    <wp:lineTo x="0" y="1500"/>
-                    <wp:lineTo x="19742" y="23250"/>
-                    <wp:lineTo x="22645" y="23250"/>
-                    <wp:lineTo x="23226" y="21000"/>
-                    <wp:lineTo x="20903" y="18000"/>
-                    <wp:lineTo x="1742" y="0"/>
-                    <wp:lineTo x="0" y="0"/>
-                  </wp:wrapPolygon>
-                </wp:wrapTight>
-                <wp:docPr id="23" name="מחבר חץ ישר 23"/>
-                <wp:cNvGraphicFramePr/>
-                <a:graphic xmlns:a="http://schemas.openxmlformats.org/drawingml/2006/main">
-                  <a:graphicData uri="http://schemas.microsoft.com/office/word/2010/wordprocessingShape">
-                    <wps:wsp>
-                      <wps:cNvCnPr/>
-                      <wps:spPr>
-                        <a:xfrm>
-                          <a:off x="0" y="0"/>
-                          <a:ext cx="708660" cy="548640"/>
-                        </a:xfrm>
-                        <a:prstGeom prst="straightConnector1">
-                          <a:avLst/>
-                        </a:prstGeom>
-                        <a:ln>
-                          <a:tailEnd type="triangle"/>
-                        </a:ln>
-                      </wps:spPr>
-                      <wps:style>
-                        <a:lnRef idx="1">
-                          <a:schemeClr val="dk1"/>
-                        </a:lnRef>
-                        <a:fillRef idx="0">
-                          <a:schemeClr val="dk1"/>
-                        </a:fillRef>
-                        <a:effectRef idx="0">
-                          <a:schemeClr val="dk1"/>
-                        </a:effectRef>
-                        <a:fontRef idx="minor">
-                          <a:schemeClr val="tx1"/>
-                        </a:fontRef>
-                      </wps:style>
-                      <wps:bodyPr/>
-                    </wps:wsp>
-                  </a:graphicData>
-                </a:graphic>
-                <wp14:sizeRelH relativeFrom="margin">
-                  <wp14:pctWidth>0</wp14:pctWidth>
-                </wp14:sizeRelH>
-                <wp14:sizeRelV relativeFrom="margin">
-                  <wp14:pctHeight>0</wp14:pctHeight>
-                </wp14:sizeRelV>
-              </wp:anchor>
-            </w:drawing>
-          </mc:Choice>
-          <mc:Fallback>
-            <w:pict>
-              <v:shape w14:anchorId="423AD931" id="מחבר חץ ישר 23" o:spid="_x0000_s1026" type="#_x0000_t32" style="position:absolute;left:0;text-align:left;margin-left:160.8pt;margin-top:267.6pt;width:55.8pt;height:43.2pt;z-index:251703296;visibility:visible;mso-wrap-style:square;mso-width-percent:0;mso-height-percent:0;mso-wrap-distance-left:9pt;mso-wrap-distance-top:0;mso-wrap-distance-right:9pt;mso-wrap-distance-bottom:0;mso-position-horizontal:absolute;mso-position-horizontal-relative:margin;mso-position-vertical:absolute;mso-position-vertical-relative:text;mso-width-percent:0;mso-height-percent:0;mso-width-relative:margin;mso-height-relative:margin" o:gfxdata="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" strokecolor="black [3200]" strokeweight=".5pt">
-                <v:stroke endarrow="block" joinstyle="miter"/>
-                <w10:wrap type="tight" anchorx="margin"/>
-              </v:shape>
-            </w:pict>
-          </mc:Fallback>
-        </mc:AlternateContent>
-      </w:r>
-      <w:r>
-        <w:rPr>
-          <w:rFonts w:hint="cs"/>
-          <w:b/>
-          <w:bCs/>
-          <w:noProof/>
-          <w:sz w:val="44"/>
-          <w:szCs w:val="44"/>
-          <w:u w:val="single"/>
-          <w:rtl/>
-          <w:lang w:val="he-IL"/>
-        </w:rPr>
-        <mc:AlternateContent>
-          <mc:Choice Requires="wps">
-            <w:drawing>
-              <wp:anchor distT="0" distB="0" distL="114300" distR="114300" simplePos="0" relativeHeight="251697152" behindDoc="0" locked="0" layoutInCell="1" allowOverlap="1" wp14:anchorId="3965518A" wp14:editId="20898F5F">
-                <wp:simplePos x="0" y="0"/>
-                <wp:positionH relativeFrom="margin">
-                  <wp:posOffset>1493520</wp:posOffset>
-                </wp:positionH>
-                <wp:positionV relativeFrom="paragraph">
-                  <wp:posOffset>3406140</wp:posOffset>
-                </wp:positionV>
-                <wp:extent cx="45085" cy="571500"/>
-                <wp:effectExtent l="38100" t="0" r="50165" b="57150"/>
-                <wp:wrapTight wrapText="bothSides">
-                  <wp:wrapPolygon edited="0">
-                    <wp:start x="0" y="0"/>
-                    <wp:lineTo x="-18254" y="23040"/>
-                    <wp:lineTo x="18254" y="23040"/>
-                    <wp:lineTo x="36507" y="11520"/>
-                    <wp:lineTo x="36507" y="0"/>
-                    <wp:lineTo x="0" y="0"/>
-                  </wp:wrapPolygon>
-                </wp:wrapTight>
-                <wp:docPr id="20" name="מחבר חץ ישר 20"/>
-                <wp:cNvGraphicFramePr/>
-                <a:graphic xmlns:a="http://schemas.openxmlformats.org/drawingml/2006/main">
-                  <a:graphicData uri="http://schemas.microsoft.com/office/word/2010/wordprocessingShape">
-                    <wps:wsp>
-                      <wps:cNvCnPr/>
-                      <wps:spPr>
-                        <a:xfrm flipH="1">
-                          <a:off x="0" y="0"/>
-                          <a:ext cx="45085" cy="571500"/>
-                        </a:xfrm>
-                        <a:prstGeom prst="straightConnector1">
-                          <a:avLst/>
-                        </a:prstGeom>
-                        <a:ln>
-                          <a:tailEnd type="triangle"/>
-                        </a:ln>
-                      </wps:spPr>
-                      <wps:style>
-                        <a:lnRef idx="1">
-                          <a:schemeClr val="dk1"/>
-                        </a:lnRef>
-                        <a:fillRef idx="0">
-                          <a:schemeClr val="dk1"/>
-                        </a:fillRef>
-                        <a:effectRef idx="0">
-                          <a:schemeClr val="dk1"/>
-                        </a:effectRef>
-                        <a:fontRef idx="minor">
-                          <a:schemeClr val="tx1"/>
-                        </a:fontRef>
-                      </wps:style>
-                      <wps:bodyPr/>
-                    </wps:wsp>
-                  </a:graphicData>
-                </a:graphic>
-                <wp14:sizeRelH relativeFrom="margin">
-                  <wp14:pctWidth>0</wp14:pctWidth>
-                </wp14:sizeRelH>
-                <wp14:sizeRelV relativeFrom="margin">
-                  <wp14:pctHeight>0</wp14:pctHeight>
-                </wp14:sizeRelV>
-              </wp:anchor>
-            </w:drawing>
-          </mc:Choice>
-          <mc:Fallback>
-            <w:pict>
-              <v:shape w14:anchorId="30645002" id="מחבר חץ ישר 20" o:spid="_x0000_s1026" type="#_x0000_t32" style="position:absolute;left:0;text-align:left;margin-left:117.6pt;margin-top:268.2pt;width:3.55pt;height:45pt;flip:x;z-index:251697152;visibility:visible;mso-wrap-style:square;mso-width-percent:0;mso-height-percent:0;mso-wrap-distance-left:9pt;mso-wrap-distance-top:0;mso-wrap-distance-right:9pt;mso-wrap-distance-bottom:0;mso-position-horizontal:absolute;mso-position-horizontal-relative:margin;mso-position-vertical:absolute;mso-position-vertical-relative:text;mso-width-percent:0;mso-height-percent:0;mso-width-relative:margin;mso-height-relative:margin" o:gfxdata="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" strokecolor="black [3200]" strokeweight=".5pt">
-                <v:stroke endarrow="block" joinstyle="miter"/>
-                <w10:wrap type="tight" anchorx="margin"/>
-              </v:shape>
-            </w:pict>
-          </mc:Fallback>
-        </mc:AlternateContent>
-      </w:r>
-      <w:r>
-        <w:rPr>
-          <w:rFonts w:hint="cs"/>
-          <w:b/>
-          <w:bCs/>
-          <w:noProof/>
-          <w:sz w:val="44"/>
-          <w:szCs w:val="44"/>
-          <w:u w:val="single"/>
-          <w:rtl/>
-          <w:lang w:val="he-IL"/>
-        </w:rPr>
-        <mc:AlternateContent>
-          <mc:Choice Requires="wps">
-            <w:drawing>
-              <wp:anchor distT="0" distB="0" distL="114300" distR="114300" simplePos="0" relativeHeight="251699200" behindDoc="0" locked="0" layoutInCell="1" allowOverlap="1" wp14:anchorId="1405BDF4" wp14:editId="215D90F3">
-                <wp:simplePos x="0" y="0"/>
-                <wp:positionH relativeFrom="margin">
-                  <wp:posOffset>1025525</wp:posOffset>
-                </wp:positionH>
-                <wp:positionV relativeFrom="paragraph">
-                  <wp:posOffset>4130040</wp:posOffset>
-                </wp:positionV>
-                <wp:extent cx="1153795" cy="510540"/>
-                <wp:effectExtent l="0" t="0" r="27305" b="22860"/>
-                <wp:wrapTight wrapText="bothSides">
-                  <wp:wrapPolygon edited="0">
-                    <wp:start x="0" y="0"/>
-                    <wp:lineTo x="0" y="21761"/>
-                    <wp:lineTo x="21755" y="21761"/>
-                    <wp:lineTo x="21755" y="0"/>
-                    <wp:lineTo x="0" y="0"/>
-                  </wp:wrapPolygon>
-                </wp:wrapTight>
-                <wp:docPr id="21" name="מלבן: פינות מעוגלות 21"/>
-                <wp:cNvGraphicFramePr/>
-                <a:graphic xmlns:a="http://schemas.openxmlformats.org/drawingml/2006/main">
-                  <a:graphicData uri="http://schemas.microsoft.com/office/word/2010/wordprocessingShape">
-                    <wps:wsp>
-                      <wps:cNvSpPr/>
-                      <wps:spPr>
-                        <a:xfrm>
-                          <a:off x="0" y="0"/>
-                          <a:ext cx="1153795" cy="510540"/>
-                        </a:xfrm>
-                        <a:prstGeom prst="roundRect">
-                          <a:avLst/>
-                        </a:prstGeom>
-                        <a:solidFill>
-                          <a:schemeClr val="accent1">
-                            <a:lumMod val="50000"/>
-                          </a:schemeClr>
-                        </a:solidFill>
-                      </wps:spPr>
-                      <wps:style>
-                        <a:lnRef idx="2">
-                          <a:schemeClr val="accent6">
-                            <a:shade val="50000"/>
-                          </a:schemeClr>
-                        </a:lnRef>
-                        <a:fillRef idx="1">
-                          <a:schemeClr val="accent6"/>
-                        </a:fillRef>
-                        <a:effectRef idx="0">
-                          <a:schemeClr val="accent6"/>
-                        </a:effectRef>
-                        <a:fontRef idx="minor">
-                          <a:schemeClr val="lt1"/>
-                        </a:fontRef>
-                      </wps:style>
-                      <wps:txbx>
-                        <w:txbxContent>
-                          <w:p>
-                            <w:pPr>
-                              <w:jc w:val="center"/>
-                              <w:rPr>
-                                <w:sz w:val="20"/>
-                                <w:szCs w:val="20"/>
-                                <w:rtl/>
-                              </w:rPr>
-                            </w:pPr>
-                            <w:r>
-                              <w:rPr>
-                                <w:rFonts w:hint="cs"/>
-                                <w:sz w:val="20"/>
-                                <w:szCs w:val="20"/>
-                                <w:rtl/>
-                              </w:rPr>
-                              <w:t>מסעדות מועדפות</w:t>
-                            </w:r>
-                          </w:p>
-                        </w:txbxContent>
-                      </wps:txbx>
-                      <wps:bodyPr rot="0" spcFirstLastPara="0" vertOverflow="overflow" horzOverflow="overflow" vert="horz" wrap="square" lIns="91440" tIns="45720" rIns="91440" bIns="45720" numCol="1" spcCol="0" rtlCol="1" fromWordArt="0" anchor="ctr" anchorCtr="0" forceAA="0" compatLnSpc="1">
-                        <a:prstTxWarp prst="textNoShape">
-                          <a:avLst/>
-                        </a:prstTxWarp>
-                        <a:noAutofit/>
-                      </wps:bodyPr>
-                    </wps:wsp>
-                  </a:graphicData>
-                </a:graphic>
-                <wp14:sizeRelH relativeFrom="margin">
-                  <wp14:pctWidth>0</wp14:pctWidth>
-                </wp14:sizeRelH>
-                <wp14:sizeRelV relativeFrom="margin">
-                  <wp14:pctHeight>0</wp14:pctHeight>
-                </wp14:sizeRelV>
-              </wp:anchor>
-            </w:drawing>
-          </mc:Choice>
-          <mc:Fallback>
-            <w:pict>
-              <v:roundrect w14:anchorId="1405BDF4" id="מלבן: פינות מעוגלות 21" o:spid="_x0000_s1032" style="position:absolute;left:0;text-align:left;margin-left:80.75pt;margin-top:325.2pt;width:90.85pt;height:40.2pt;z-index:251699200;visibility:visible;mso-wrap-style:square;mso-width-percent:0;mso-height-percent:0;mso-wrap-distance-left:9pt;mso-wrap-distance-top:0;mso-wrap-distance-right:9pt;mso-wrap-distance-bottom:0;mso-position-horizontal:absolute;mso-position-horizontal-relative:margin;mso-position-vertical:absolute;mso-position-vertical-relative:text;mso-width-percent:0;mso-height-percent:0;mso-width-relative:margin;mso-height-relative:margin;v-text-anchor:middle" arcsize="10923f" o:gfxdata="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" fillcolor="#1f3763 [1604]" strokecolor="#375623 [1609]" strokeweight="1pt">
-                <v:stroke joinstyle="miter"/>
-                <v:textbox>
-                  <w:txbxContent>
-                    <w:p>
-                      <w:pPr>
-                        <w:jc w:val="center"/>
-                        <w:rPr>
-                          <w:sz w:val="20"/>
-                          <w:szCs w:val="20"/>
-                          <w:rtl/>
-                        </w:rPr>
-                      </w:pPr>
-                      <w:r>
-                        <w:rPr>
-                          <w:rFonts w:hint="cs"/>
-                          <w:sz w:val="20"/>
-                          <w:szCs w:val="20"/>
-                          <w:rtl/>
-                        </w:rPr>
-                        <w:t>מסעדות מועדפות</w:t>
-                      </w:r>
-                    </w:p>
-                  </w:txbxContent>
-                </v:textbox>
-                <w10:wrap type="tight" anchorx="margin"/>
-              </v:roundrect>
-            </w:pict>
-          </mc:Fallback>
-        </mc:AlternateContent>
-      </w:r>
-      <w:r>
-        <w:rPr>
-          <w:rFonts w:hint="cs"/>
-          <w:b/>
-          <w:bCs/>
-          <w:noProof/>
-          <w:sz w:val="44"/>
-          <w:szCs w:val="44"/>
-          <w:u w:val="single"/>
-          <w:rtl/>
-          <w:lang w:val="he-IL"/>
-        </w:rPr>
-        <mc:AlternateContent>
-          <mc:Choice Requires="wps">
-            <w:drawing>
-              <wp:anchor distT="0" distB="0" distL="114300" distR="114300" simplePos="0" relativeHeight="251693056" behindDoc="0" locked="0" layoutInCell="1" allowOverlap="1" wp14:anchorId="58DAED1C" wp14:editId="0F02F9A0">
-                <wp:simplePos x="0" y="0"/>
-                <wp:positionH relativeFrom="margin">
-                  <wp:posOffset>342900</wp:posOffset>
-                </wp:positionH>
-                <wp:positionV relativeFrom="paragraph">
-                  <wp:posOffset>3238500</wp:posOffset>
-                </wp:positionV>
-                <wp:extent cx="678180" cy="502920"/>
-                <wp:effectExtent l="38100" t="0" r="26670" b="49530"/>
-                <wp:wrapTight wrapText="bothSides">
-                  <wp:wrapPolygon edited="0">
-                    <wp:start x="20022" y="0"/>
-                    <wp:lineTo x="6674" y="0"/>
-                    <wp:lineTo x="6674" y="13091"/>
-                    <wp:lineTo x="-1213" y="13091"/>
-                    <wp:lineTo x="-1213" y="22909"/>
-                    <wp:lineTo x="3640" y="22909"/>
-                    <wp:lineTo x="4247" y="21273"/>
-                    <wp:lineTo x="11528" y="13091"/>
-                    <wp:lineTo x="21843" y="818"/>
-                    <wp:lineTo x="21843" y="0"/>
-                    <wp:lineTo x="20022" y="0"/>
-                  </wp:wrapPolygon>
-                </wp:wrapTight>
-                <wp:docPr id="17" name="מחבר חץ ישר 17"/>
-                <wp:cNvGraphicFramePr/>
-                <a:graphic xmlns:a="http://schemas.openxmlformats.org/drawingml/2006/main">
-                  <a:graphicData uri="http://schemas.microsoft.com/office/word/2010/wordprocessingShape">
-                    <wps:wsp>
-                      <wps:cNvCnPr/>
-                      <wps:spPr>
-                        <a:xfrm flipH="1">
-                          <a:off x="0" y="0"/>
-                          <a:ext cx="678180" cy="502920"/>
-                        </a:xfrm>
-                        <a:prstGeom prst="straightConnector1">
-                          <a:avLst/>
-                        </a:prstGeom>
-                        <a:ln>
-                          <a:tailEnd type="triangle"/>
-                        </a:ln>
-                      </wps:spPr>
-                      <wps:style>
-                        <a:lnRef idx="1">
-                          <a:schemeClr val="dk1"/>
-                        </a:lnRef>
-                        <a:fillRef idx="0">
-                          <a:schemeClr val="dk1"/>
-                        </a:fillRef>
-                        <a:effectRef idx="0">
-                          <a:schemeClr val="dk1"/>
-                        </a:effectRef>
-                        <a:fontRef idx="minor">
-                          <a:schemeClr val="tx1"/>
-                        </a:fontRef>
-                      </wps:style>
-                      <wps:bodyPr/>
-                    </wps:wsp>
-                  </a:graphicData>
-                </a:graphic>
-                <wp14:sizeRelH relativeFrom="margin">
-                  <wp14:pctWidth>0</wp14:pctWidth>
-                </wp14:sizeRelH>
-                <wp14:sizeRelV relativeFrom="margin">
-                  <wp14:pctHeight>0</wp14:pctHeight>
-                </wp14:sizeRelV>
-              </wp:anchor>
-            </w:drawing>
-          </mc:Choice>
-          <mc:Fallback>
-            <w:pict>
-              <v:shape w14:anchorId="59EF03F4" id="מחבר חץ ישר 17" o:spid="_x0000_s1026" type="#_x0000_t32" style="position:absolute;left:0;text-align:left;margin-left:27pt;margin-top:255pt;width:53.4pt;height:39.6pt;flip:x;z-index:251693056;visibility:visible;mso-wrap-style:square;mso-width-percent:0;mso-height-percent:0;mso-wrap-distance-left:9pt;mso-wrap-distance-top:0;mso-wrap-distance-right:9pt;mso-wrap-distance-bottom:0;mso-position-horizontal:absolute;mso-position-horizontal-relative:margin;mso-position-vertical:absolute;mso-position-vertical-relative:text;mso-width-percent:0;mso-height-percent:0;mso-width-relative:margin;mso-height-relative:margin" o:gfxdata="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" strokecolor="black [3200]" strokeweight=".5pt">
-                <v:stroke endarrow="block" joinstyle="miter"/>
-                <w10:wrap type="tight" anchorx="margin"/>
-              </v:shape>
-            </w:pict>
-          </mc:Fallback>
-        </mc:AlternateContent>
-      </w:r>
-      <w:r>
-        <w:rPr>
-          <w:rFonts w:hint="cs"/>
-          <w:b/>
-          <w:bCs/>
-          <w:noProof/>
-          <w:sz w:val="44"/>
-          <w:szCs w:val="44"/>
-          <w:u w:val="single"/>
-          <w:rtl/>
-          <w:lang w:val="he-IL"/>
-        </w:rPr>
-        <mc:AlternateContent>
-          <mc:Choice Requires="wps">
-            <w:drawing>
-              <wp:anchor distT="0" distB="0" distL="114300" distR="114300" simplePos="0" relativeHeight="251688960" behindDoc="0" locked="0" layoutInCell="1" allowOverlap="1" wp14:anchorId="361335F9" wp14:editId="1136D3B8">
-                <wp:simplePos x="0" y="0"/>
-                <wp:positionH relativeFrom="column">
-                  <wp:posOffset>2072640</wp:posOffset>
-                </wp:positionH>
-                <wp:positionV relativeFrom="paragraph">
-                  <wp:posOffset>2049780</wp:posOffset>
-                </wp:positionV>
-                <wp:extent cx="1935480" cy="640080"/>
-                <wp:effectExtent l="38100" t="0" r="26670" b="64770"/>
-                <wp:wrapTight wrapText="bothSides">
-                  <wp:wrapPolygon edited="0">
-                    <wp:start x="20835" y="0"/>
-                    <wp:lineTo x="19772" y="0"/>
-                    <wp:lineTo x="0" y="19929"/>
-                    <wp:lineTo x="-425" y="23143"/>
-                    <wp:lineTo x="1276" y="23143"/>
-                    <wp:lineTo x="1488" y="21857"/>
-                    <wp:lineTo x="12756" y="10286"/>
-                    <wp:lineTo x="21685" y="643"/>
-                    <wp:lineTo x="21685" y="0"/>
-                    <wp:lineTo x="20835" y="0"/>
-                  </wp:wrapPolygon>
-                </wp:wrapTight>
-                <wp:docPr id="15" name="מחבר חץ ישר 15"/>
-                <wp:cNvGraphicFramePr/>
-                <a:graphic xmlns:a="http://schemas.openxmlformats.org/drawingml/2006/main">
-                  <a:graphicData uri="http://schemas.microsoft.com/office/word/2010/wordprocessingShape">
-                    <wps:wsp>
-                      <wps:cNvCnPr/>
-                      <wps:spPr>
-                        <a:xfrm flipH="1">
-                          <a:off x="0" y="0"/>
-                          <a:ext cx="1935480" cy="640080"/>
-                        </a:xfrm>
-                        <a:prstGeom prst="straightConnector1">
-                          <a:avLst/>
-                        </a:prstGeom>
-                        <a:ln>
-                          <a:tailEnd type="triangle"/>
-                        </a:ln>
-                      </wps:spPr>
-                      <wps:style>
-                        <a:lnRef idx="1">
-                          <a:schemeClr val="dk1"/>
-                        </a:lnRef>
-                        <a:fillRef idx="0">
-                          <a:schemeClr val="dk1"/>
-                        </a:fillRef>
-                        <a:effectRef idx="0">
-                          <a:schemeClr val="dk1"/>
-                        </a:effectRef>
-                        <a:fontRef idx="minor">
-                          <a:schemeClr val="tx1"/>
-                        </a:fontRef>
-                      </wps:style>
-                      <wps:bodyPr/>
-                    </wps:wsp>
-                  </a:graphicData>
-                </a:graphic>
-                <wp14:sizeRelH relativeFrom="margin">
-                  <wp14:pctWidth>0</wp14:pctWidth>
-                </wp14:sizeRelH>
-                <wp14:sizeRelV relativeFrom="margin">
-                  <wp14:pctHeight>0</wp14:pctHeight>
-                </wp14:sizeRelV>
-              </wp:anchor>
-            </w:drawing>
-          </mc:Choice>
-          <mc:Fallback>
-            <w:pict>
-              <v:shape w14:anchorId="1E4C2FE6" id="מחבר חץ ישר 15" o:spid="_x0000_s1026" type="#_x0000_t32" style="position:absolute;left:0;text-align:left;margin-left:163.2pt;margin-top:161.4pt;width:152.4pt;height:50.4pt;flip:x;z-index:251688960;visibility:visible;mso-wrap-style:square;mso-width-percent:0;mso-height-percent:0;mso-wrap-distance-left:9pt;mso-wrap-distance-top:0;mso-wrap-distance-right:9pt;mso-wrap-distance-bottom:0;mso-position-horizontal:absolute;mso-position-horizontal-relative:text;mso-position-vertical:absolute;mso-position-vertical-relative:text;mso-width-percent:0;mso-height-percent:0;mso-width-relative:margin;mso-height-relative:margin" o:gfxdata="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" strokecolor="black [3200]" strokeweight=".5pt">
-                <v:stroke endarrow="block" joinstyle="miter"/>
-                <w10:wrap type="tight"/>
-              </v:shape>
-            </w:pict>
-          </mc:Fallback>
-        </mc:AlternateContent>
-      </w:r>
-      <w:r>
-        <w:rPr>
-          <w:rFonts w:hint="cs"/>
-          <w:b/>
-          <w:bCs/>
-          <w:noProof/>
-          <w:sz w:val="44"/>
-          <w:szCs w:val="44"/>
-          <w:u w:val="single"/>
-          <w:rtl/>
-          <w:lang w:val="he-IL"/>
-        </w:rPr>
-        <mc:AlternateContent>
-          <mc:Choice Requires="wps">
-            <w:drawing>
-              <wp:anchor distT="0" distB="0" distL="114300" distR="114300" simplePos="0" relativeHeight="251701248" behindDoc="0" locked="0" layoutInCell="1" allowOverlap="1" wp14:anchorId="18390940" wp14:editId="6590A8F5">
-                <wp:simplePos x="0" y="0"/>
-                <wp:positionH relativeFrom="column">
-                  <wp:posOffset>1623060</wp:posOffset>
-                </wp:positionH>
-                <wp:positionV relativeFrom="paragraph">
-                  <wp:posOffset>2095500</wp:posOffset>
-                </wp:positionV>
-                <wp:extent cx="788670" cy="579120"/>
-                <wp:effectExtent l="38100" t="0" r="30480" b="49530"/>
-                <wp:wrapTight wrapText="bothSides">
-                  <wp:wrapPolygon edited="0">
-                    <wp:start x="19826" y="0"/>
-                    <wp:lineTo x="8870" y="0"/>
-                    <wp:lineTo x="8870" y="11368"/>
-                    <wp:lineTo x="-1043" y="11368"/>
-                    <wp:lineTo x="-1043" y="22737"/>
-                    <wp:lineTo x="3130" y="22737"/>
-                    <wp:lineTo x="3652" y="21316"/>
-                    <wp:lineTo x="12522" y="11368"/>
-                    <wp:lineTo x="21913" y="711"/>
-                    <wp:lineTo x="21913" y="0"/>
-                    <wp:lineTo x="19826" y="0"/>
-                  </wp:wrapPolygon>
-                </wp:wrapTight>
-                <wp:docPr id="22" name="מחבר חץ ישר 22"/>
-                <wp:cNvGraphicFramePr/>
-                <a:graphic xmlns:a="http://schemas.openxmlformats.org/drawingml/2006/main">
-                  <a:graphicData uri="http://schemas.microsoft.com/office/word/2010/wordprocessingShape">
-                    <wps:wsp>
-                      <wps:cNvCnPr/>
-                      <wps:spPr>
-                        <a:xfrm flipH="1">
-                          <a:off x="0" y="0"/>
-                          <a:ext cx="788670" cy="579120"/>
-                        </a:xfrm>
-                        <a:prstGeom prst="straightConnector1">
-                          <a:avLst/>
-                        </a:prstGeom>
-                        <a:ln>
-                          <a:tailEnd type="triangle"/>
-                        </a:ln>
-                      </wps:spPr>
-                      <wps:style>
-                        <a:lnRef idx="1">
-                          <a:schemeClr val="dk1"/>
-                        </a:lnRef>
-                        <a:fillRef idx="0">
-                          <a:schemeClr val="dk1"/>
-                        </a:fillRef>
-                        <a:effectRef idx="0">
-                          <a:schemeClr val="dk1"/>
-                        </a:effectRef>
-                        <a:fontRef idx="minor">
-                          <a:schemeClr val="tx1"/>
-                        </a:fontRef>
-                      </wps:style>
-                      <wps:bodyPr/>
-                    </wps:wsp>
-                  </a:graphicData>
-                </a:graphic>
-                <wp14:sizeRelH relativeFrom="margin">
-                  <wp14:pctWidth>0</wp14:pctWidth>
-                </wp14:sizeRelH>
-                <wp14:sizeRelV relativeFrom="margin">
-                  <wp14:pctHeight>0</wp14:pctHeight>
-                </wp14:sizeRelV>
-              </wp:anchor>
-            </w:drawing>
-          </mc:Choice>
-          <mc:Fallback>
-            <w:pict>
-              <v:shape w14:anchorId="5212CA3D" id="מחבר חץ ישר 22" o:spid="_x0000_s1026" type="#_x0000_t32" style="position:absolute;left:0;text-align:left;margin-left:127.8pt;margin-top:165pt;width:62.1pt;height:45.6pt;flip:x;z-index:251701248;visibility:visible;mso-wrap-style:square;mso-width-percent:0;mso-height-percent:0;mso-wrap-distance-left:9pt;mso-wrap-distance-top:0;mso-wrap-distance-right:9pt;mso-wrap-distance-bottom:0;mso-position-horizontal:absolute;mso-position-horizontal-relative:text;mso-position-vertical:absolute;mso-position-vertical-relative:text;mso-width-percent:0;mso-height-percent:0;mso-width-relative:margin;mso-height-relative:margin" o:gfxdata="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" strokecolor="black [3200]" strokeweight=".5pt">
-                <v:stroke endarrow="block" joinstyle="miter"/>
-                <w10:wrap type="tight"/>
-              </v:shape>
-            </w:pict>
-          </mc:Fallback>
-        </mc:AlternateContent>
-      </w:r>
-      <w:r>
-        <w:rPr>
-          <w:rFonts w:hint="cs"/>
-          <w:b/>
-          <w:bCs/>
-          <w:noProof/>
-          <w:sz w:val="44"/>
-          <w:szCs w:val="44"/>
-          <w:u w:val="single"/>
-          <w:rtl/>
-          <w:lang w:val="he-IL"/>
-        </w:rPr>
-        <mc:AlternateContent>
-          <mc:Choice Requires="wps">
-            <w:drawing>
-              <wp:anchor distT="0" distB="0" distL="114300" distR="114300" simplePos="0" relativeHeight="251691008" behindDoc="0" locked="0" layoutInCell="1" allowOverlap="1" wp14:anchorId="148229A5" wp14:editId="36A890CD">
-                <wp:simplePos x="0" y="0"/>
-                <wp:positionH relativeFrom="column">
-                  <wp:posOffset>1135380</wp:posOffset>
-                </wp:positionH>
-                <wp:positionV relativeFrom="paragraph">
-                  <wp:posOffset>2796540</wp:posOffset>
-                </wp:positionV>
-                <wp:extent cx="1153795" cy="510540"/>
-                <wp:effectExtent l="0" t="0" r="27305" b="22860"/>
-                <wp:wrapTight wrapText="bothSides">
-                  <wp:wrapPolygon edited="0">
-                    <wp:start x="0" y="0"/>
-                    <wp:lineTo x="0" y="21761"/>
-                    <wp:lineTo x="21755" y="21761"/>
-                    <wp:lineTo x="21755" y="0"/>
-                    <wp:lineTo x="0" y="0"/>
-                  </wp:wrapPolygon>
-                </wp:wrapTight>
-                <wp:docPr id="16" name="מלבן: פינות מעוגלות 16"/>
-                <wp:cNvGraphicFramePr/>
-                <a:graphic xmlns:a="http://schemas.openxmlformats.org/drawingml/2006/main">
-                  <a:graphicData uri="http://schemas.microsoft.com/office/word/2010/wordprocessingShape">
-                    <wps:wsp>
-                      <wps:cNvSpPr/>
-                      <wps:spPr>
-                        <a:xfrm>
-                          <a:off x="0" y="0"/>
-                          <a:ext cx="1153795" cy="510540"/>
-                        </a:xfrm>
-                        <a:prstGeom prst="roundRect">
-                          <a:avLst/>
-                        </a:prstGeom>
-                        <a:solidFill>
-                          <a:schemeClr val="accent1">
-                            <a:lumMod val="50000"/>
-                          </a:schemeClr>
-                        </a:solidFill>
-                      </wps:spPr>
-                      <wps:style>
-                        <a:lnRef idx="2">
-                          <a:schemeClr val="accent6">
-                            <a:shade val="50000"/>
-                          </a:schemeClr>
-                        </a:lnRef>
-                        <a:fillRef idx="1">
-                          <a:schemeClr val="accent6"/>
-                        </a:fillRef>
-                        <a:effectRef idx="0">
-                          <a:schemeClr val="accent6"/>
-                        </a:effectRef>
-                        <a:fontRef idx="minor">
-                          <a:schemeClr val="lt1"/>
-                        </a:fontRef>
-                      </wps:style>
-                      <wps:txbx>
-                        <w:txbxContent>
-                          <w:p>
-                            <w:pPr>
-                              <w:jc w:val="center"/>
-                              <w:rPr>
-                                <w:sz w:val="20"/>
-                                <w:szCs w:val="20"/>
-                                <w:rtl/>
-                              </w:rPr>
-                            </w:pPr>
-                            <w:r>
-                              <w:rPr>
-                                <w:rFonts w:hint="cs"/>
-                                <w:sz w:val="20"/>
-                                <w:szCs w:val="20"/>
-                                <w:rtl/>
-                              </w:rPr>
-                              <w:t>אזור אישי</w:t>
-                            </w:r>
-                          </w:p>
-                        </w:txbxContent>
-                      </wps:txbx>
-                      <wps:bodyPr rot="0" spcFirstLastPara="0" vertOverflow="overflow" horzOverflow="overflow" vert="horz" wrap="square" lIns="91440" tIns="45720" rIns="91440" bIns="45720" numCol="1" spcCol="0" rtlCol="1" fromWordArt="0" anchor="ctr" anchorCtr="0" forceAA="0" compatLnSpc="1">
-                        <a:prstTxWarp prst="textNoShape">
-                          <a:avLst/>
-                        </a:prstTxWarp>
-                        <a:noAutofit/>
-                      </wps:bodyPr>
-                    </wps:wsp>
-                  </a:graphicData>
-                </a:graphic>
-                <wp14:sizeRelH relativeFrom="margin">
-                  <wp14:pctWidth>0</wp14:pctWidth>
-                </wp14:sizeRelH>
-                <wp14:sizeRelV relativeFrom="margin">
-                  <wp14:pctHeight>0</wp14:pctHeight>
-                </wp14:sizeRelV>
-              </wp:anchor>
-            </w:drawing>
-          </mc:Choice>
-          <mc:Fallback>
-            <w:pict>
-              <v:roundrect w14:anchorId="148229A5" id="מלבן: פינות מעוגלות 16" o:spid="_x0000_s1033" style="position:absolute;left:0;text-align:left;margin-left:89.4pt;margin-top:220.2pt;width:90.85pt;height:40.2pt;z-index:251691008;visibility:visible;mso-wrap-style:square;mso-width-percent:0;mso-height-percent:0;mso-wrap-distance-left:9pt;mso-wrap-distance-top:0;mso-wrap-distance-right:9pt;mso-wrap-distance-bottom:0;mso-position-horizontal:absolute;mso-position-horizontal-relative:text;mso-position-vertical:absolute;mso-position-vertical-relative:text;mso-width-percent:0;mso-height-percent:0;mso-width-relative:margin;mso-height-relative:margin;v-text-anchor:middle" arcsize="10923f" o:gfxdata="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" fillcolor="#1f3763 [1604]" strokecolor="#375623 [1609]" strokeweight="1pt">
-                <v:stroke joinstyle="miter"/>
-                <v:textbox>
-                  <w:txbxContent>
-                    <w:p>
-                      <w:pPr>
-                        <w:jc w:val="center"/>
-                        <w:rPr>
-                          <w:sz w:val="20"/>
-                          <w:szCs w:val="20"/>
-                          <w:rtl/>
-                        </w:rPr>
-                      </w:pPr>
-                      <w:r>
-                        <w:rPr>
-                          <w:rFonts w:hint="cs"/>
-                          <w:sz w:val="20"/>
-                          <w:szCs w:val="20"/>
-                          <w:rtl/>
-                        </w:rPr>
-                        <w:t>אזור אישי</w:t>
-                      </w:r>
-                    </w:p>
-                  </w:txbxContent>
-                </v:textbox>
-                <w10:wrap type="tight"/>
-              </v:roundrect>
-            </w:pict>
-          </mc:Fallback>
-        </mc:AlternateContent>
-      </w:r>
-      <w:r>
-        <w:rPr>
-          <w:rFonts w:hint="cs"/>
-          <w:b/>
-          <w:bCs/>
-          <w:noProof/>
-          <w:sz w:val="44"/>
-          <w:szCs w:val="44"/>
-          <w:u w:val="single"/>
-          <w:rtl/>
-          <w:lang w:val="he-IL"/>
-        </w:rPr>
-        <mc:AlternateContent>
-          <mc:Choice Requires="wps">
-            <w:drawing>
-              <wp:anchor distT="0" distB="0" distL="114300" distR="114300" simplePos="0" relativeHeight="251695104" behindDoc="0" locked="0" layoutInCell="1" allowOverlap="1" wp14:anchorId="303842B3" wp14:editId="530B4D0A">
-                <wp:simplePos x="0" y="0"/>
-                <wp:positionH relativeFrom="column">
-                  <wp:posOffset>-579120</wp:posOffset>
-                </wp:positionH>
-                <wp:positionV relativeFrom="paragraph">
-                  <wp:posOffset>3893820</wp:posOffset>
-                </wp:positionV>
-                <wp:extent cx="1153795" cy="510540"/>
-                <wp:effectExtent l="0" t="0" r="27305" b="22860"/>
-                <wp:wrapTight wrapText="bothSides">
-                  <wp:wrapPolygon edited="0">
-                    <wp:start x="0" y="0"/>
-                    <wp:lineTo x="0" y="21761"/>
-                    <wp:lineTo x="21755" y="21761"/>
-                    <wp:lineTo x="21755" y="0"/>
-                    <wp:lineTo x="0" y="0"/>
-                  </wp:wrapPolygon>
-                </wp:wrapTight>
-                <wp:docPr id="19" name="מלבן: פינות מעוגלות 19"/>
-                <wp:cNvGraphicFramePr/>
-                <a:graphic xmlns:a="http://schemas.openxmlformats.org/drawingml/2006/main">
-                  <a:graphicData uri="http://schemas.microsoft.com/office/word/2010/wordprocessingShape">
-                    <wps:wsp>
-                      <wps:cNvSpPr/>
-                      <wps:spPr>
-                        <a:xfrm>
-                          <a:off x="0" y="0"/>
-                          <a:ext cx="1153795" cy="510540"/>
-                        </a:xfrm>
-                        <a:prstGeom prst="roundRect">
-                          <a:avLst/>
-                        </a:prstGeom>
-                        <a:solidFill>
-                          <a:schemeClr val="accent1">
-                            <a:lumMod val="50000"/>
-                          </a:schemeClr>
-                        </a:solidFill>
-                      </wps:spPr>
-                      <wps:style>
-                        <a:lnRef idx="2">
-                          <a:schemeClr val="accent6">
-                            <a:shade val="50000"/>
-                          </a:schemeClr>
-                        </a:lnRef>
-                        <a:fillRef idx="1">
-                          <a:schemeClr val="accent6"/>
-                        </a:fillRef>
-                        <a:effectRef idx="0">
-                          <a:schemeClr val="accent6"/>
-                        </a:effectRef>
-                        <a:fontRef idx="minor">
-                          <a:schemeClr val="lt1"/>
-                        </a:fontRef>
-                      </wps:style>
-                      <wps:txbx>
-                        <w:txbxContent>
-                          <w:p>
-                            <w:pPr>
-                              <w:jc w:val="center"/>
-                              <w:rPr>
-                                <w:sz w:val="20"/>
-                                <w:szCs w:val="20"/>
-                                <w:rtl/>
-                              </w:rPr>
-                            </w:pPr>
-                            <w:r>
-                              <w:rPr>
-                                <w:rFonts w:hint="cs"/>
-                                <w:sz w:val="20"/>
-                                <w:szCs w:val="20"/>
-                                <w:rtl/>
-                              </w:rPr>
-                              <w:t>היסטוריית הזמנות</w:t>
-                            </w:r>
-                          </w:p>
-                        </w:txbxContent>
-                      </wps:txbx>
-                      <wps:bodyPr rot="0" spcFirstLastPara="0" vertOverflow="overflow" horzOverflow="overflow" vert="horz" wrap="square" lIns="91440" tIns="45720" rIns="91440" bIns="45720" numCol="1" spcCol="0" rtlCol="1" fromWordArt="0" anchor="ctr" anchorCtr="0" forceAA="0" compatLnSpc="1">
-                        <a:prstTxWarp prst="textNoShape">
-                          <a:avLst/>
-                        </a:prstTxWarp>
-                        <a:noAutofit/>
-                      </wps:bodyPr>
-                    </wps:wsp>
-                  </a:graphicData>
-                </a:graphic>
-                <wp14:sizeRelH relativeFrom="margin">
-                  <wp14:pctWidth>0</wp14:pctWidth>
-                </wp14:sizeRelH>
-                <wp14:sizeRelV relativeFrom="margin">
-                  <wp14:pctHeight>0</wp14:pctHeight>
-                </wp14:sizeRelV>
-              </wp:anchor>
-            </w:drawing>
-          </mc:Choice>
-          <mc:Fallback>
-            <w:pict>
-              <v:roundrect w14:anchorId="303842B3" id="מלבן: פינות מעוגלות 19" o:spid="_x0000_s1034" style="position:absolute;left:0;text-align:left;margin-left:-45.6pt;margin-top:306.6pt;width:90.85pt;height:40.2pt;z-index:251695104;visibility:visible;mso-wrap-style:square;mso-width-percent:0;mso-height-percent:0;mso-wrap-distance-left:9pt;mso-wrap-distance-top:0;mso-wrap-distance-right:9pt;mso-wrap-distance-bottom:0;mso-position-horizontal:absolute;mso-position-horizontal-relative:text;mso-position-vertical:absolute;mso-position-vertical-relative:text;mso-width-percent:0;mso-height-percent:0;mso-width-relative:margin;mso-height-relative:margin;v-text-anchor:middle" arcsize="10923f" o:gfxdata="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" fillcolor="#1f3763 [1604]" strokecolor="#375623 [1609]" strokeweight="1pt">
-                <v:stroke joinstyle="miter"/>
-                <v:textbox>
-                  <w:txbxContent>
-                    <w:p>
-                      <w:pPr>
-                        <w:jc w:val="center"/>
-                        <w:rPr>
-                          <w:sz w:val="20"/>
-                          <w:szCs w:val="20"/>
-                          <w:rtl/>
-                        </w:rPr>
-                      </w:pPr>
-                      <w:r>
-                        <w:rPr>
-                          <w:rFonts w:hint="cs"/>
-                          <w:sz w:val="20"/>
-                          <w:szCs w:val="20"/>
-                          <w:rtl/>
-                        </w:rPr>
-                        <w:t>היסטוריית הזמנות</w:t>
-                      </w:r>
-                    </w:p>
-                  </w:txbxContent>
-                </v:textbox>
-                <w10:wrap type="tight"/>
-              </v:roundrect>
-            </w:pict>
-          </mc:Fallback>
-        </mc:AlternateContent>
-      </w:r>
-      <w:r>
-        <w:rPr>
-          <w:rFonts w:hint="cs"/>
-          <w:b/>
-          <w:bCs/>
-          <w:noProof/>
-          <w:sz w:val="44"/>
-          <w:szCs w:val="44"/>
-          <w:u w:val="single"/>
-          <w:rtl/>
-          <w:lang w:val="he-IL"/>
-        </w:rPr>
-        <mc:AlternateContent>
-          <mc:Choice Requires="wps">
-            <w:drawing>
-              <wp:anchor distT="0" distB="0" distL="114300" distR="114300" simplePos="0" relativeHeight="251686912" behindDoc="0" locked="0" layoutInCell="1" allowOverlap="1" wp14:anchorId="3CF0B6F1" wp14:editId="4D69DD67">
-                <wp:simplePos x="0" y="0"/>
-                <wp:positionH relativeFrom="column">
-                  <wp:posOffset>2682240</wp:posOffset>
-                </wp:positionH>
-                <wp:positionV relativeFrom="paragraph">
-                  <wp:posOffset>2133600</wp:posOffset>
-                </wp:positionV>
-                <wp:extent cx="1455420" cy="624840"/>
-                <wp:effectExtent l="0" t="0" r="68580" b="60960"/>
-                <wp:wrapTight wrapText="bothSides">
-                  <wp:wrapPolygon edited="0">
-                    <wp:start x="0" y="0"/>
-                    <wp:lineTo x="0" y="1317"/>
-                    <wp:lineTo x="19508" y="21073"/>
-                    <wp:lineTo x="19791" y="23049"/>
-                    <wp:lineTo x="22052" y="23049"/>
-                    <wp:lineTo x="22335" y="20415"/>
-                    <wp:lineTo x="1131" y="0"/>
-                    <wp:lineTo x="0" y="0"/>
-                  </wp:wrapPolygon>
-                </wp:wrapTight>
-                <wp:docPr id="14" name="מחבר חץ ישר 14"/>
-                <wp:cNvGraphicFramePr/>
-                <a:graphic xmlns:a="http://schemas.openxmlformats.org/drawingml/2006/main">
-                  <a:graphicData uri="http://schemas.microsoft.com/office/word/2010/wordprocessingShape">
-                    <wps:wsp>
-                      <wps:cNvCnPr/>
-                      <wps:spPr>
-                        <a:xfrm>
-                          <a:off x="0" y="0"/>
-                          <a:ext cx="1455420" cy="624840"/>
-                        </a:xfrm>
-                        <a:prstGeom prst="straightConnector1">
-                          <a:avLst/>
-                        </a:prstGeom>
-                        <a:ln>
-                          <a:tailEnd type="triangle"/>
-                        </a:ln>
-                      </wps:spPr>
-                      <wps:style>
-                        <a:lnRef idx="1">
-                          <a:schemeClr val="dk1"/>
-                        </a:lnRef>
-                        <a:fillRef idx="0">
-                          <a:schemeClr val="dk1"/>
-                        </a:fillRef>
-                        <a:effectRef idx="0">
-                          <a:schemeClr val="dk1"/>
-                        </a:effectRef>
-                        <a:fontRef idx="minor">
-                          <a:schemeClr val="tx1"/>
-                        </a:fontRef>
-                      </wps:style>
-                      <wps:bodyPr/>
-                    </wps:wsp>
-                  </a:graphicData>
-                </a:graphic>
-                <wp14:sizeRelH relativeFrom="margin">
-                  <wp14:pctWidth>0</wp14:pctWidth>
-                </wp14:sizeRelH>
-                <wp14:sizeRelV relativeFrom="margin">
-                  <wp14:pctHeight>0</wp14:pctHeight>
-                </wp14:sizeRelV>
-              </wp:anchor>
-            </w:drawing>
-          </mc:Choice>
-          <mc:Fallback>
-            <w:pict>
-              <v:shape w14:anchorId="3CDABDD3" id="מחבר חץ ישר 14" o:spid="_x0000_s1026" type="#_x0000_t32" style="position:absolute;left:0;text-align:left;margin-left:211.2pt;margin-top:168pt;width:114.6pt;height:49.2pt;z-index:251686912;visibility:visible;mso-wrap-style:square;mso-width-percent:0;mso-height-percent:0;mso-wrap-distance-left:9pt;mso-wrap-distance-top:0;mso-wrap-distance-right:9pt;mso-wrap-distance-bottom:0;mso-position-horizontal:absolute;mso-position-horizontal-relative:text;mso-position-vertical:absolute;mso-position-vertical-relative:text;mso-width-percent:0;mso-height-percent:0;mso-width-relative:margin;mso-height-relative:margin" o:gfxdata="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" strokecolor="black [3200]" strokeweight=".5pt">
-                <v:stroke endarrow="block" joinstyle="miter"/>
-                <w10:wrap type="tight"/>
-              </v:shape>
-            </w:pict>
-          </mc:Fallback>
-        </mc:AlternateContent>
-      </w:r>
-      <w:r>
-        <w:rPr>
-          <w:rFonts w:hint="cs"/>
-          <w:b/>
-          <w:bCs/>
-          <w:noProof/>
-          <w:sz w:val="44"/>
-          <w:szCs w:val="44"/>
-          <w:u w:val="single"/>
-          <w:rtl/>
-          <w:lang w:val="he-IL"/>
-        </w:rPr>
-        <mc:AlternateContent>
-          <mc:Choice Requires="wps">
-            <w:drawing>
-              <wp:anchor distT="0" distB="0" distL="114300" distR="114300" simplePos="0" relativeHeight="251674624" behindDoc="0" locked="0" layoutInCell="1" allowOverlap="1" wp14:anchorId="523C34B3" wp14:editId="3D893441">
-                <wp:simplePos x="0" y="0"/>
-                <wp:positionH relativeFrom="column">
-                  <wp:posOffset>4152900</wp:posOffset>
-                </wp:positionH>
-                <wp:positionV relativeFrom="paragraph">
-                  <wp:posOffset>1954530</wp:posOffset>
-                </wp:positionV>
-                <wp:extent cx="45085" cy="739140"/>
-                <wp:effectExtent l="38100" t="0" r="69215" b="60960"/>
-                <wp:wrapTight wrapText="bothSides">
-                  <wp:wrapPolygon edited="0">
-                    <wp:start x="-18254" y="0"/>
-                    <wp:lineTo x="-9127" y="17258"/>
-                    <wp:lineTo x="0" y="22825"/>
-                    <wp:lineTo x="45634" y="22825"/>
-                    <wp:lineTo x="27380" y="0"/>
-                    <wp:lineTo x="-18254" y="0"/>
-                  </wp:wrapPolygon>
-                </wp:wrapTight>
-                <wp:docPr id="7" name="מחבר חץ ישר 7"/>
-                <wp:cNvGraphicFramePr/>
-                <a:graphic xmlns:a="http://schemas.openxmlformats.org/drawingml/2006/main">
-                  <a:graphicData uri="http://schemas.microsoft.com/office/word/2010/wordprocessingShape">
-                    <wps:wsp>
-                      <wps:cNvCnPr/>
-                      <wps:spPr>
-                        <a:xfrm>
-                          <a:off x="0" y="0"/>
-                          <a:ext cx="45085" cy="739140"/>
-                        </a:xfrm>
-                        <a:prstGeom prst="straightConnector1">
-                          <a:avLst/>
-                        </a:prstGeom>
-                        <a:ln>
-                          <a:tailEnd type="triangle"/>
-                        </a:ln>
-                      </wps:spPr>
-                      <wps:style>
-                        <a:lnRef idx="1">
-                          <a:schemeClr val="dk1"/>
-                        </a:lnRef>
-                        <a:fillRef idx="0">
-                          <a:schemeClr val="dk1"/>
-                        </a:fillRef>
-                        <a:effectRef idx="0">
-                          <a:schemeClr val="dk1"/>
-                        </a:effectRef>
-                        <a:fontRef idx="minor">
-                          <a:schemeClr val="tx1"/>
-                        </a:fontRef>
-                      </wps:style>
-                      <wps:bodyPr/>
-                    </wps:wsp>
-                  </a:graphicData>
-                </a:graphic>
-                <wp14:sizeRelH relativeFrom="margin">
-                  <wp14:pctWidth>0</wp14:pctWidth>
-                </wp14:sizeRelH>
-                <wp14:sizeRelV relativeFrom="margin">
-                  <wp14:pctHeight>0</wp14:pctHeight>
-                </wp14:sizeRelV>
-              </wp:anchor>
-            </w:drawing>
-          </mc:Choice>
-          <mc:Fallback>
-            <w:pict>
-              <v:shape w14:anchorId="6051E169" id="מחבר חץ ישר 7" o:spid="_x0000_s1026" type="#_x0000_t32" style="position:absolute;left:0;text-align:left;margin-left:327pt;margin-top:153.9pt;width:3.55pt;height:58.2pt;z-index:251674624;visibility:visible;mso-wrap-style:square;mso-width-percent:0;mso-height-percent:0;mso-wrap-distance-left:9pt;mso-wrap-distance-top:0;mso-wrap-distance-right:9pt;mso-wrap-distance-bottom:0;mso-position-horizontal:absolute;mso-position-horizontal-relative:text;mso-position-vertical:absolute;mso-position-vertical-relative:text;mso-width-percent:0;mso-height-percent:0;mso-width-relative:margin;mso-height-relative:margin" o:gfxdata="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" strokecolor="black [3200]" strokeweight=".5pt">
-                <v:stroke endarrow="block" joinstyle="miter"/>
-                <w10:wrap type="tight"/>
-              </v:shape>
             </w:pict>
           </mc:Fallback>
         </mc:AlternateContent>
@@ -2973,7 +3669,7 @@
           </mc:Choice>
           <mc:Fallback>
             <w:pict>
-              <v:roundrect w14:anchorId="6209CA7A" id="מלבן: פינות מעוגלות 4" o:spid="_x0000_s1035" style="position:absolute;left:0;text-align:left;margin-left:37.7pt;margin-top:121.2pt;width:66.45pt;height:37pt;z-index:251669504;visibility:visible;mso-wrap-style:square;mso-wrap-distance-left:9pt;mso-wrap-distance-top:0;mso-wrap-distance-right:9pt;mso-wrap-distance-bottom:0;mso-position-horizontal:absolute;mso-position-horizontal-relative:margin;mso-position-vertical:absolute;mso-position-vertical-relative:text;v-text-anchor:middle" arcsize="10923f" o:gfxdata="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" fillcolor="#70ad47 [3209]" strokecolor="#375623 [1609]" strokeweight="1pt">
+              <v:roundrect w14:anchorId="6209CA7A" id="מלבן: פינות מעוגלות 4" o:spid="_x0000_s1039" style="position:absolute;left:0;text-align:left;margin-left:37.7pt;margin-top:121.2pt;width:66.45pt;height:37pt;z-index:251669504;visibility:visible;mso-wrap-style:square;mso-wrap-distance-left:9pt;mso-wrap-distance-top:0;mso-wrap-distance-right:9pt;mso-wrap-distance-bottom:0;mso-position-horizontal:absolute;mso-position-horizontal-relative:margin;mso-position-vertical:absolute;mso-position-vertical-relative:text;v-text-anchor:middle" arcsize="10923f" o:gfxdata="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" fillcolor="#70ad47 [3209]" strokecolor="#375623 [1609]" strokeweight="1pt">
                 <v:stroke joinstyle="miter"/>
                 <v:textbox>
                   <w:txbxContent>
@@ -3290,7 +3986,7 @@
           </mc:Choice>
           <mc:Fallback>
             <w:pict>
-              <v:roundrect w14:anchorId="1404C48B" id="מלבן: פינות מעוגלות 29" o:spid="_x0000_s1036" style="position:absolute;left:0;text-align:left;margin-left:0;margin-top:120.6pt;width:66.5pt;height:37pt;z-index:251665408;visibility:visible;mso-wrap-style:square;mso-wrap-distance-left:9pt;mso-wrap-distance-top:0;mso-wrap-distance-right:9pt;mso-wrap-distance-bottom:0;mso-position-horizontal:center;mso-position-horizontal-relative:margin;mso-position-vertical:absolute;mso-position-vertical-relative:text;v-text-anchor:middle" arcsize="10923f" o:gfxdata="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" fillcolor="#70ad47 [3209]" strokecolor="#375623 [1609]" strokeweight="1pt">
+              <v:roundrect w14:anchorId="1404C48B" id="מלבן: פינות מעוגלות 29" o:spid="_x0000_s1040" style="position:absolute;left:0;text-align:left;margin-left:0;margin-top:120.6pt;width:66.5pt;height:37pt;z-index:251665408;visibility:visible;mso-wrap-style:square;mso-wrap-distance-left:9pt;mso-wrap-distance-top:0;mso-wrap-distance-right:9pt;mso-wrap-distance-bottom:0;mso-position-horizontal:center;mso-position-horizontal-relative:margin;mso-position-vertical:absolute;mso-position-vertical-relative:text;v-text-anchor:middle" arcsize="10923f" o:gfxdata="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" fillcolor="#70ad47 [3209]" strokecolor="#375623 [1609]" strokeweight="1pt">
                 <v:stroke joinstyle="miter"/>
                 <v:textbox>
                   <w:txbxContent>
@@ -3421,7 +4117,7 @@
           </mc:Choice>
           <mc:Fallback>
             <w:pict>
-              <v:roundrect w14:anchorId="0DBCB16A" id="מלבן: פינות מעוגלות 27" o:spid="_x0000_s1037" style="position:absolute;left:0;text-align:left;margin-left:298.3pt;margin-top:113.4pt;width:64.5pt;height:40.5pt;z-index:251663360;visibility:visible;mso-wrap-style:square;mso-wrap-distance-left:9pt;mso-wrap-distance-top:0;mso-wrap-distance-right:9pt;mso-wrap-distance-bottom:0;mso-position-horizontal:absolute;mso-position-horizontal-relative:text;mso-position-vertical:absolute;mso-position-vertical-relative:text;v-text-anchor:middle" arcsize="10923f" o:gfxdata="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" fillcolor="#70ad47 [3209]" strokecolor="#375623 [1609]" strokeweight="1pt">
+              <v:roundrect w14:anchorId="0DBCB16A" id="מלבן: פינות מעוגלות 27" o:spid="_x0000_s1041" style="position:absolute;left:0;text-align:left;margin-left:298.3pt;margin-top:113.4pt;width:64.5pt;height:40.5pt;z-index:251663360;visibility:visible;mso-wrap-style:square;mso-wrap-distance-left:9pt;mso-wrap-distance-top:0;mso-wrap-distance-right:9pt;mso-wrap-distance-bottom:0;mso-position-horizontal:absolute;mso-position-horizontal-relative:text;mso-position-vertical:absolute;mso-position-vertical-relative:text;v-text-anchor:middle" arcsize="10923f" o:gfxdata="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" fillcolor="#70ad47 [3209]" strokecolor="#375623 [1609]" strokeweight="1pt">
                 <v:stroke joinstyle="miter"/>
                 <v:textbox>
                   <w:txbxContent>
@@ -3635,7 +4331,7 @@
           </mc:Choice>
           <mc:Fallback>
             <w:pict>
-              <v:roundrect w14:anchorId="3A97D595" id="מלבן: פינות מעוגלות 18" o:spid="_x0000_s1038" style="position:absolute;left:0;text-align:left;margin-left:0;margin-top:0;width:132.5pt;height:36.5pt;z-index:251659264;visibility:visible;mso-wrap-style:square;mso-wrap-distance-left:9pt;mso-wrap-distance-top:0;mso-wrap-distance-right:9pt;mso-wrap-distance-bottom:0;mso-position-horizontal:center;mso-position-horizontal-relative:margin;mso-position-vertical:absolute;mso-position-vertical-relative:text;v-text-anchor:middle" arcsize="10923f" o:gfxdata="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" fillcolor="white [3201]" strokecolor="black [3200]" strokeweight="1pt">
+              <v:roundrect w14:anchorId="3A97D595" id="מלבן: פינות מעוגלות 18" o:spid="_x0000_s1042" style="position:absolute;left:0;text-align:left;margin-left:0;margin-top:0;width:132.5pt;height:36.5pt;z-index:251659264;visibility:visible;mso-wrap-style:square;mso-wrap-distance-left:9pt;mso-wrap-distance-top:0;mso-wrap-distance-right:9pt;mso-wrap-distance-bottom:0;mso-position-horizontal:center;mso-position-horizontal-relative:margin;mso-position-vertical:absolute;mso-position-vertical-relative:text;v-text-anchor:middle" arcsize="10923f" o:gfxdata="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" fillcolor="white [3201]" strokecolor="black [3200]" strokeweight="1pt">
                 <v:stroke joinstyle="miter"/>
                 <v:textbox>
                   <w:txbxContent>
@@ -3673,7 +4369,7 @@
 </file>
 
 <file path=word/styles.xml><?xml version="1.0" encoding="utf-8"?>
-<w:styles xmlns:mc="http://schemas.openxmlformats.org/markup-compatibility/2006" xmlns:r="http://schemas.openxmlformats.org/officeDocument/2006/relationships" xmlns:w="http://schemas.openxmlformats.org/wordprocessingml/2006/main" xmlns:w14="http://schemas.microsoft.com/office/word/2010/wordml" xmlns:w15="http://schemas.microsoft.com/office/word/2012/wordml" xmlns:w16cex="http://schemas.microsoft.com/office/word/2018/wordml/cex" xmlns:w16cid="http://schemas.microsoft.com/office/word/2016/wordml/cid" xmlns:w16="http://schemas.microsoft.com/office/word/2018/wordml" xmlns:w16sdtdh="http://schemas.microsoft.com/office/word/2020/wordml/sdtdatahash" xmlns:w16se="http://schemas.microsoft.com/office/word/2015/wordml/symex" mc:Ignorable="w14 w15 w16se w16cid w16 w16cex w16sdtdh">
+<w:styles xmlns:mc="http://schemas.openxmlformats.org/markup-compatibility/2006" xmlns:r="http://schemas.openxmlformats.org/officeDocument/2006/relationships" xmlns:w="http://schemas.openxmlformats.org/wordprocessingml/2006/main" xmlns:w14="http://schemas.microsoft.com/office/word/2010/wordml" xmlns:w15="http://schemas.microsoft.com/office/word/2012/wordml" xmlns:w16cex="http://schemas.microsoft.com/office/word/2018/wordml/cex" xmlns:w16cid="http://schemas.microsoft.com/office/word/2016/wordml/cid" xmlns:w16="http://schemas.microsoft.com/office/word/2018/wordml" xmlns:w16du="http://schemas.microsoft.com/office/word/2023/wordml/word16du" xmlns:w16sdtdh="http://schemas.microsoft.com/office/word/2020/wordml/sdtdatahash" xmlns:w16sdtfl="http://schemas.microsoft.com/office/word/2024/wordml/sdtformatlock" xmlns:w16se="http://schemas.microsoft.com/office/word/2015/wordml/symex" mc:Ignorable="w14 w15 w16se w16cid w16 w16cex w16sdtdh w16sdtfl w16du">
   <w:docDefaults>
     <w:rPrDefault>
       <w:rPr>

--- a/ArielProject/מפת אתר!.docx
+++ b/ArielProject/מפת אתר!.docx
@@ -8,6 +8,722 @@
           <w:rtl/>
         </w:rPr>
       </w:pPr>
+      <w:r>
+        <w:rPr>
+          <w:rFonts w:hint="cs"/>
+          <w:b/>
+          <w:bCs/>
+          <w:noProof/>
+          <w:sz w:val="44"/>
+          <w:szCs w:val="44"/>
+          <w:u w:val="single"/>
+          <w:rtl/>
+          <w:lang w:val="he-IL"/>
+        </w:rPr>
+        <mc:AlternateContent>
+          <mc:Choice Requires="wps">
+            <w:drawing>
+              <wp:anchor distT="0" distB="0" distL="114300" distR="114300" simplePos="0" relativeHeight="251711488" behindDoc="0" locked="0" layoutInCell="1" allowOverlap="1" wp14:anchorId="727D8BF8" wp14:editId="352A8877">
+                <wp:simplePos x="0" y="0"/>
+                <wp:positionH relativeFrom="column">
+                  <wp:posOffset>3832860</wp:posOffset>
+                </wp:positionH>
+                <wp:positionV relativeFrom="paragraph">
+                  <wp:posOffset>4859020</wp:posOffset>
+                </wp:positionV>
+                <wp:extent cx="377825" cy="552450"/>
+                <wp:effectExtent l="38100" t="0" r="22225" b="57150"/>
+                <wp:wrapTight wrapText="bothSides">
+                  <wp:wrapPolygon edited="0">
+                    <wp:start x="18514" y="0"/>
+                    <wp:lineTo x="6534" y="0"/>
+                    <wp:lineTo x="6534" y="11917"/>
+                    <wp:lineTo x="-2178" y="11917"/>
+                    <wp:lineTo x="-2178" y="23090"/>
+                    <wp:lineTo x="3267" y="23090"/>
+                    <wp:lineTo x="13069" y="11917"/>
+                    <wp:lineTo x="21782" y="745"/>
+                    <wp:lineTo x="21782" y="0"/>
+                    <wp:lineTo x="18514" y="0"/>
+                  </wp:wrapPolygon>
+                </wp:wrapTight>
+                <wp:docPr id="30" name="מחבר חץ ישר 30"/>
+                <wp:cNvGraphicFramePr/>
+                <a:graphic xmlns:a="http://schemas.openxmlformats.org/drawingml/2006/main">
+                  <a:graphicData uri="http://schemas.microsoft.com/office/word/2010/wordprocessingShape">
+                    <wps:wsp>
+                      <wps:cNvCnPr/>
+                      <wps:spPr>
+                        <a:xfrm flipH="1">
+                          <a:off x="0" y="0"/>
+                          <a:ext cx="377825" cy="552450"/>
+                        </a:xfrm>
+                        <a:prstGeom prst="straightConnector1">
+                          <a:avLst/>
+                        </a:prstGeom>
+                        <a:ln>
+                          <a:tailEnd type="triangle"/>
+                        </a:ln>
+                      </wps:spPr>
+                      <wps:style>
+                        <a:lnRef idx="1">
+                          <a:schemeClr val="dk1"/>
+                        </a:lnRef>
+                        <a:fillRef idx="0">
+                          <a:schemeClr val="dk1"/>
+                        </a:fillRef>
+                        <a:effectRef idx="0">
+                          <a:schemeClr val="dk1"/>
+                        </a:effectRef>
+                        <a:fontRef idx="minor">
+                          <a:schemeClr val="tx1"/>
+                        </a:fontRef>
+                      </wps:style>
+                      <wps:bodyPr/>
+                    </wps:wsp>
+                  </a:graphicData>
+                </a:graphic>
+                <wp14:sizeRelH relativeFrom="margin">
+                  <wp14:pctWidth>0</wp14:pctWidth>
+                </wp14:sizeRelH>
+                <wp14:sizeRelV relativeFrom="margin">
+                  <wp14:pctHeight>0</wp14:pctHeight>
+                </wp14:sizeRelV>
+              </wp:anchor>
+            </w:drawing>
+          </mc:Choice>
+          <mc:Fallback>
+            <w:pict>
+              <v:shapetype w14:anchorId="5F77ECB6" id="_x0000_t32" coordsize="21600,21600" o:spt="32" o:oned="t" path="m,l21600,21600e" filled="f">
+                <v:path arrowok="t" fillok="f" o:connecttype="none"/>
+                <o:lock v:ext="edit" shapetype="t"/>
+              </v:shapetype>
+              <v:shape id="מחבר חץ ישר 30" o:spid="_x0000_s1026" type="#_x0000_t32" style="position:absolute;margin-left:301.8pt;margin-top:382.6pt;width:29.75pt;height:43.5pt;flip:x;z-index:251711488;visibility:visible;mso-wrap-style:square;mso-width-percent:0;mso-height-percent:0;mso-wrap-distance-left:9pt;mso-wrap-distance-top:0;mso-wrap-distance-right:9pt;mso-wrap-distance-bottom:0;mso-position-horizontal:absolute;mso-position-horizontal-relative:text;mso-position-vertical:absolute;mso-position-vertical-relative:text;mso-width-percent:0;mso-height-percent:0;mso-width-relative:margin;mso-height-relative:margin" o:gfxdata="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" strokecolor="black [3200]" strokeweight=".5pt">
+                <v:stroke endarrow="block" joinstyle="miter"/>
+                <w10:wrap type="tight"/>
+              </v:shape>
+            </w:pict>
+          </mc:Fallback>
+        </mc:AlternateContent>
+      </w:r>
+      <w:r>
+        <w:rPr>
+          <w:rFonts w:hint="cs"/>
+          <w:b/>
+          <w:bCs/>
+          <w:noProof/>
+          <w:sz w:val="44"/>
+          <w:szCs w:val="44"/>
+          <w:u w:val="single"/>
+          <w:rtl/>
+          <w:lang w:val="he-IL"/>
+        </w:rPr>
+        <mc:AlternateContent>
+          <mc:Choice Requires="wps">
+            <w:drawing>
+              <wp:anchor distT="0" distB="0" distL="114300" distR="114300" simplePos="0" relativeHeight="251713536" behindDoc="0" locked="0" layoutInCell="1" allowOverlap="1" wp14:anchorId="54A8EB79" wp14:editId="4597858E">
+                <wp:simplePos x="0" y="0"/>
+                <wp:positionH relativeFrom="margin">
+                  <wp:posOffset>3075644</wp:posOffset>
+                </wp:positionH>
+                <wp:positionV relativeFrom="paragraph">
+                  <wp:posOffset>5622792</wp:posOffset>
+                </wp:positionV>
+                <wp:extent cx="1153795" cy="510540"/>
+                <wp:effectExtent l="0" t="0" r="27305" b="22860"/>
+                <wp:wrapTight wrapText="bothSides">
+                  <wp:wrapPolygon edited="0">
+                    <wp:start x="0" y="0"/>
+                    <wp:lineTo x="0" y="21761"/>
+                    <wp:lineTo x="21755" y="21761"/>
+                    <wp:lineTo x="21755" y="0"/>
+                    <wp:lineTo x="0" y="0"/>
+                  </wp:wrapPolygon>
+                </wp:wrapTight>
+                <wp:docPr id="31" name="מלבן: פינות מעוגלות 31"/>
+                <wp:cNvGraphicFramePr/>
+                <a:graphic xmlns:a="http://schemas.openxmlformats.org/drawingml/2006/main">
+                  <a:graphicData uri="http://schemas.microsoft.com/office/word/2010/wordprocessingShape">
+                    <wps:wsp>
+                      <wps:cNvSpPr/>
+                      <wps:spPr>
+                        <a:xfrm>
+                          <a:off x="0" y="0"/>
+                          <a:ext cx="1153795" cy="510540"/>
+                        </a:xfrm>
+                        <a:prstGeom prst="roundRect">
+                          <a:avLst/>
+                        </a:prstGeom>
+                        <a:solidFill>
+                          <a:schemeClr val="accent1">
+                            <a:lumMod val="50000"/>
+                          </a:schemeClr>
+                        </a:solidFill>
+                      </wps:spPr>
+                      <wps:style>
+                        <a:lnRef idx="2">
+                          <a:schemeClr val="accent6">
+                            <a:shade val="50000"/>
+                          </a:schemeClr>
+                        </a:lnRef>
+                        <a:fillRef idx="1">
+                          <a:schemeClr val="accent6"/>
+                        </a:fillRef>
+                        <a:effectRef idx="0">
+                          <a:schemeClr val="accent6"/>
+                        </a:effectRef>
+                        <a:fontRef idx="minor">
+                          <a:schemeClr val="lt1"/>
+                        </a:fontRef>
+                      </wps:style>
+                      <wps:txbx>
+                        <w:txbxContent>
+                          <w:p>
+                            <w:pPr>
+                              <w:jc w:val="center"/>
+                              <w:rPr>
+                                <w:sz w:val="20"/>
+                                <w:szCs w:val="20"/>
+                                <w:rtl/>
+                              </w:rPr>
+                            </w:pPr>
+                            <w:r>
+                              <w:rPr>
+                                <w:rFonts w:hint="cs"/>
+                                <w:sz w:val="20"/>
+                                <w:szCs w:val="20"/>
+                                <w:rtl/>
+                              </w:rPr>
+                              <w:t>הזמנת מקום</w:t>
+                            </w:r>
+                          </w:p>
+                        </w:txbxContent>
+                      </wps:txbx>
+                      <wps:bodyPr rot="0" spcFirstLastPara="0" vertOverflow="overflow" horzOverflow="overflow" vert="horz" wrap="square" lIns="91440" tIns="45720" rIns="91440" bIns="45720" numCol="1" spcCol="0" rtlCol="1" fromWordArt="0" anchor="ctr" anchorCtr="0" forceAA="0" compatLnSpc="1">
+                        <a:prstTxWarp prst="textNoShape">
+                          <a:avLst/>
+                        </a:prstTxWarp>
+                        <a:noAutofit/>
+                      </wps:bodyPr>
+                    </wps:wsp>
+                  </a:graphicData>
+                </a:graphic>
+                <wp14:sizeRelH relativeFrom="margin">
+                  <wp14:pctWidth>0</wp14:pctWidth>
+                </wp14:sizeRelH>
+                <wp14:sizeRelV relativeFrom="margin">
+                  <wp14:pctHeight>0</wp14:pctHeight>
+                </wp14:sizeRelV>
+              </wp:anchor>
+            </w:drawing>
+          </mc:Choice>
+          <mc:Fallback>
+            <w:pict>
+              <v:roundrect w14:anchorId="54A8EB79" id="מלבן: פינות מעוגלות 31" o:spid="_x0000_s1026" style="position:absolute;left:0;text-align:left;margin-left:242.2pt;margin-top:442.75pt;width:90.85pt;height:40.2pt;z-index:251713536;visibility:visible;mso-wrap-style:square;mso-width-percent:0;mso-height-percent:0;mso-wrap-distance-left:9pt;mso-wrap-distance-top:0;mso-wrap-distance-right:9pt;mso-wrap-distance-bottom:0;mso-position-horizontal:absolute;mso-position-horizontal-relative:margin;mso-position-vertical:absolute;mso-position-vertical-relative:text;mso-width-percent:0;mso-height-percent:0;mso-width-relative:margin;mso-height-relative:margin;v-text-anchor:middle" arcsize="10923f" o:gfxdata="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" fillcolor="#1f3763 [1604]" strokecolor="#375623 [1609]" strokeweight="1pt">
+                <v:stroke joinstyle="miter"/>
+                <v:textbox>
+                  <w:txbxContent>
+                    <w:p>
+                      <w:pPr>
+                        <w:jc w:val="center"/>
+                        <w:rPr>
+                          <w:sz w:val="20"/>
+                          <w:szCs w:val="20"/>
+                          <w:rtl/>
+                        </w:rPr>
+                      </w:pPr>
+                      <w:r>
+                        <w:rPr>
+                          <w:rFonts w:hint="cs"/>
+                          <w:sz w:val="20"/>
+                          <w:szCs w:val="20"/>
+                          <w:rtl/>
+                        </w:rPr>
+                        <w:t>הזמנת מקום</w:t>
+                      </w:r>
+                    </w:p>
+                  </w:txbxContent>
+                </v:textbox>
+                <w10:wrap type="tight" anchorx="margin"/>
+              </v:roundrect>
+            </w:pict>
+          </mc:Fallback>
+        </mc:AlternateContent>
+      </w:r>
+      <w:r>
+        <w:rPr>
+          <w:rFonts w:hint="cs"/>
+          <w:b/>
+          <w:bCs/>
+          <w:noProof/>
+          <w:sz w:val="44"/>
+          <w:szCs w:val="44"/>
+          <w:u w:val="single"/>
+          <w:rtl/>
+          <w:lang w:val="he-IL"/>
+        </w:rPr>
+        <mc:AlternateContent>
+          <mc:Choice Requires="wps">
+            <w:drawing>
+              <wp:anchor distT="0" distB="0" distL="114300" distR="114300" simplePos="0" relativeHeight="251693056" behindDoc="0" locked="0" layoutInCell="1" allowOverlap="1" wp14:anchorId="58DAED1C" wp14:editId="77D365BE">
+                <wp:simplePos x="0" y="0"/>
+                <wp:positionH relativeFrom="margin">
+                  <wp:posOffset>558165</wp:posOffset>
+                </wp:positionH>
+                <wp:positionV relativeFrom="paragraph">
+                  <wp:posOffset>4539615</wp:posOffset>
+                </wp:positionV>
+                <wp:extent cx="445770" cy="478155"/>
+                <wp:effectExtent l="38100" t="0" r="30480" b="55245"/>
+                <wp:wrapTight wrapText="bothSides">
+                  <wp:wrapPolygon edited="0">
+                    <wp:start x="19385" y="0"/>
+                    <wp:lineTo x="5538" y="0"/>
+                    <wp:lineTo x="5538" y="13769"/>
+                    <wp:lineTo x="-1846" y="13769"/>
+                    <wp:lineTo x="-1846" y="23235"/>
+                    <wp:lineTo x="3692" y="23235"/>
+                    <wp:lineTo x="4615" y="21514"/>
+                    <wp:lineTo x="12000" y="13769"/>
+                    <wp:lineTo x="22154" y="861"/>
+                    <wp:lineTo x="22154" y="0"/>
+                    <wp:lineTo x="19385" y="0"/>
+                  </wp:wrapPolygon>
+                </wp:wrapTight>
+                <wp:docPr id="17" name="מחבר חץ ישר 17"/>
+                <wp:cNvGraphicFramePr/>
+                <a:graphic xmlns:a="http://schemas.openxmlformats.org/drawingml/2006/main">
+                  <a:graphicData uri="http://schemas.microsoft.com/office/word/2010/wordprocessingShape">
+                    <wps:wsp>
+                      <wps:cNvCnPr/>
+                      <wps:spPr>
+                        <a:xfrm flipH="1">
+                          <a:off x="0" y="0"/>
+                          <a:ext cx="445770" cy="478155"/>
+                        </a:xfrm>
+                        <a:prstGeom prst="straightConnector1">
+                          <a:avLst/>
+                        </a:prstGeom>
+                        <a:ln>
+                          <a:tailEnd type="triangle"/>
+                        </a:ln>
+                      </wps:spPr>
+                      <wps:style>
+                        <a:lnRef idx="1">
+                          <a:schemeClr val="dk1"/>
+                        </a:lnRef>
+                        <a:fillRef idx="0">
+                          <a:schemeClr val="dk1"/>
+                        </a:fillRef>
+                        <a:effectRef idx="0">
+                          <a:schemeClr val="dk1"/>
+                        </a:effectRef>
+                        <a:fontRef idx="minor">
+                          <a:schemeClr val="tx1"/>
+                        </a:fontRef>
+                      </wps:style>
+                      <wps:bodyPr/>
+                    </wps:wsp>
+                  </a:graphicData>
+                </a:graphic>
+                <wp14:sizeRelH relativeFrom="margin">
+                  <wp14:pctWidth>0</wp14:pctWidth>
+                </wp14:sizeRelH>
+                <wp14:sizeRelV relativeFrom="margin">
+                  <wp14:pctHeight>0</wp14:pctHeight>
+                </wp14:sizeRelV>
+              </wp:anchor>
+            </w:drawing>
+          </mc:Choice>
+          <mc:Fallback>
+            <w:pict>
+              <v:shape w14:anchorId="08F7B7EE" id="מחבר חץ ישר 17" o:spid="_x0000_s1026" type="#_x0000_t32" style="position:absolute;margin-left:43.95pt;margin-top:357.45pt;width:35.1pt;height:37.65pt;flip:x;z-index:251693056;visibility:visible;mso-wrap-style:square;mso-width-percent:0;mso-height-percent:0;mso-wrap-distance-left:9pt;mso-wrap-distance-top:0;mso-wrap-distance-right:9pt;mso-wrap-distance-bottom:0;mso-position-horizontal:absolute;mso-position-horizontal-relative:margin;mso-position-vertical:absolute;mso-position-vertical-relative:text;mso-width-percent:0;mso-height-percent:0;mso-width-relative:margin;mso-height-relative:margin" o:gfxdata="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" strokecolor="black [3200]" strokeweight=".5pt">
+                <v:stroke endarrow="block" joinstyle="miter"/>
+                <w10:wrap type="tight" anchorx="margin"/>
+              </v:shape>
+            </w:pict>
+          </mc:Fallback>
+        </mc:AlternateContent>
+      </w:r>
+      <w:r>
+        <w:rPr>
+          <w:rFonts w:hint="cs"/>
+          <w:b/>
+          <w:bCs/>
+          <w:noProof/>
+          <w:sz w:val="44"/>
+          <w:szCs w:val="44"/>
+          <w:u w:val="single"/>
+          <w:rtl/>
+          <w:lang w:val="he-IL"/>
+        </w:rPr>
+        <mc:AlternateContent>
+          <mc:Choice Requires="wps">
+            <w:drawing>
+              <wp:anchor distT="0" distB="0" distL="114300" distR="114300" simplePos="0" relativeHeight="251695104" behindDoc="0" locked="0" layoutInCell="1" allowOverlap="1" wp14:anchorId="303842B3" wp14:editId="6D9CBFEF">
+                <wp:simplePos x="0" y="0"/>
+                <wp:positionH relativeFrom="column">
+                  <wp:posOffset>-333980</wp:posOffset>
+                </wp:positionH>
+                <wp:positionV relativeFrom="paragraph">
+                  <wp:posOffset>5208108</wp:posOffset>
+                </wp:positionV>
+                <wp:extent cx="1153795" cy="510540"/>
+                <wp:effectExtent l="0" t="0" r="27305" b="22860"/>
+                <wp:wrapTight wrapText="bothSides">
+                  <wp:wrapPolygon edited="0">
+                    <wp:start x="0" y="0"/>
+                    <wp:lineTo x="0" y="21761"/>
+                    <wp:lineTo x="21755" y="21761"/>
+                    <wp:lineTo x="21755" y="0"/>
+                    <wp:lineTo x="0" y="0"/>
+                  </wp:wrapPolygon>
+                </wp:wrapTight>
+                <wp:docPr id="19" name="מלבן: פינות מעוגלות 19"/>
+                <wp:cNvGraphicFramePr/>
+                <a:graphic xmlns:a="http://schemas.openxmlformats.org/drawingml/2006/main">
+                  <a:graphicData uri="http://schemas.microsoft.com/office/word/2010/wordprocessingShape">
+                    <wps:wsp>
+                      <wps:cNvSpPr/>
+                      <wps:spPr>
+                        <a:xfrm>
+                          <a:off x="0" y="0"/>
+                          <a:ext cx="1153795" cy="510540"/>
+                        </a:xfrm>
+                        <a:prstGeom prst="roundRect">
+                          <a:avLst/>
+                        </a:prstGeom>
+                        <a:solidFill>
+                          <a:schemeClr val="accent1">
+                            <a:lumMod val="50000"/>
+                          </a:schemeClr>
+                        </a:solidFill>
+                      </wps:spPr>
+                      <wps:style>
+                        <a:lnRef idx="2">
+                          <a:schemeClr val="accent6">
+                            <a:shade val="50000"/>
+                          </a:schemeClr>
+                        </a:lnRef>
+                        <a:fillRef idx="1">
+                          <a:schemeClr val="accent6"/>
+                        </a:fillRef>
+                        <a:effectRef idx="0">
+                          <a:schemeClr val="accent6"/>
+                        </a:effectRef>
+                        <a:fontRef idx="minor">
+                          <a:schemeClr val="lt1"/>
+                        </a:fontRef>
+                      </wps:style>
+                      <wps:txbx>
+                        <w:txbxContent>
+                          <w:p>
+                            <w:pPr>
+                              <w:jc w:val="center"/>
+                              <w:rPr>
+                                <w:sz w:val="20"/>
+                                <w:szCs w:val="20"/>
+                                <w:rtl/>
+                              </w:rPr>
+                            </w:pPr>
+                            <w:r>
+                              <w:rPr>
+                                <w:rFonts w:hint="cs"/>
+                                <w:sz w:val="20"/>
+                                <w:szCs w:val="20"/>
+                                <w:rtl/>
+                              </w:rPr>
+                              <w:t>היסטוריית הזמנות</w:t>
+                            </w:r>
+                          </w:p>
+                        </w:txbxContent>
+                      </wps:txbx>
+                      <wps:bodyPr rot="0" spcFirstLastPara="0" vertOverflow="overflow" horzOverflow="overflow" vert="horz" wrap="square" lIns="91440" tIns="45720" rIns="91440" bIns="45720" numCol="1" spcCol="0" rtlCol="1" fromWordArt="0" anchor="ctr" anchorCtr="0" forceAA="0" compatLnSpc="1">
+                        <a:prstTxWarp prst="textNoShape">
+                          <a:avLst/>
+                        </a:prstTxWarp>
+                        <a:noAutofit/>
+                      </wps:bodyPr>
+                    </wps:wsp>
+                  </a:graphicData>
+                </a:graphic>
+                <wp14:sizeRelH relativeFrom="margin">
+                  <wp14:pctWidth>0</wp14:pctWidth>
+                </wp14:sizeRelH>
+                <wp14:sizeRelV relativeFrom="margin">
+                  <wp14:pctHeight>0</wp14:pctHeight>
+                </wp14:sizeRelV>
+              </wp:anchor>
+            </w:drawing>
+          </mc:Choice>
+          <mc:Fallback>
+            <w:pict>
+              <v:roundrect w14:anchorId="303842B3" id="מלבן: פינות מעוגלות 19" o:spid="_x0000_s1027" style="position:absolute;left:0;text-align:left;margin-left:-26.3pt;margin-top:410.1pt;width:90.85pt;height:40.2pt;z-index:251695104;visibility:visible;mso-wrap-style:square;mso-width-percent:0;mso-height-percent:0;mso-wrap-distance-left:9pt;mso-wrap-distance-top:0;mso-wrap-distance-right:9pt;mso-wrap-distance-bottom:0;mso-position-horizontal:absolute;mso-position-horizontal-relative:text;mso-position-vertical:absolute;mso-position-vertical-relative:text;mso-width-percent:0;mso-height-percent:0;mso-width-relative:margin;mso-height-relative:margin;v-text-anchor:middle" arcsize="10923f" o:gfxdata="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" fillcolor="#1f3763 [1604]" strokecolor="#375623 [1609]" strokeweight="1pt">
+                <v:stroke joinstyle="miter"/>
+                <v:textbox>
+                  <w:txbxContent>
+                    <w:p>
+                      <w:pPr>
+                        <w:jc w:val="center"/>
+                        <w:rPr>
+                          <w:sz w:val="20"/>
+                          <w:szCs w:val="20"/>
+                          <w:rtl/>
+                        </w:rPr>
+                      </w:pPr>
+                      <w:r>
+                        <w:rPr>
+                          <w:rFonts w:hint="cs"/>
+                          <w:sz w:val="20"/>
+                          <w:szCs w:val="20"/>
+                          <w:rtl/>
+                        </w:rPr>
+                        <w:t>היסטוריית הזמנות</w:t>
+                      </w:r>
+                    </w:p>
+                  </w:txbxContent>
+                </v:textbox>
+                <w10:wrap type="tight"/>
+              </v:roundrect>
+            </w:pict>
+          </mc:Fallback>
+        </mc:AlternateContent>
+      </w:r>
+      <w:r>
+        <w:rPr>
+          <w:rFonts w:hint="cs"/>
+          <w:b/>
+          <w:bCs/>
+          <w:noProof/>
+          <w:sz w:val="44"/>
+          <w:szCs w:val="44"/>
+          <w:u w:val="single"/>
+          <w:rtl/>
+          <w:lang w:val="he-IL"/>
+        </w:rPr>
+        <mc:AlternateContent>
+          <mc:Choice Requires="wps">
+            <w:drawing>
+              <wp:anchor distT="0" distB="0" distL="114300" distR="114300" simplePos="0" relativeHeight="251705344" behindDoc="0" locked="0" layoutInCell="1" allowOverlap="1" wp14:anchorId="7CB211FB" wp14:editId="2130ABE1">
+                <wp:simplePos x="0" y="0"/>
+                <wp:positionH relativeFrom="margin">
+                  <wp:posOffset>1100308</wp:posOffset>
+                </wp:positionH>
+                <wp:positionV relativeFrom="paragraph">
+                  <wp:posOffset>5198745</wp:posOffset>
+                </wp:positionV>
+                <wp:extent cx="1153795" cy="510540"/>
+                <wp:effectExtent l="0" t="0" r="27305" b="22860"/>
+                <wp:wrapTight wrapText="bothSides">
+                  <wp:wrapPolygon edited="0">
+                    <wp:start x="0" y="0"/>
+                    <wp:lineTo x="0" y="21761"/>
+                    <wp:lineTo x="21755" y="21761"/>
+                    <wp:lineTo x="21755" y="0"/>
+                    <wp:lineTo x="0" y="0"/>
+                  </wp:wrapPolygon>
+                </wp:wrapTight>
+                <wp:docPr id="24" name="מלבן: פינות מעוגלות 24"/>
+                <wp:cNvGraphicFramePr/>
+                <a:graphic xmlns:a="http://schemas.openxmlformats.org/drawingml/2006/main">
+                  <a:graphicData uri="http://schemas.microsoft.com/office/word/2010/wordprocessingShape">
+                    <wps:wsp>
+                      <wps:cNvSpPr/>
+                      <wps:spPr>
+                        <a:xfrm>
+                          <a:off x="0" y="0"/>
+                          <a:ext cx="1153795" cy="510540"/>
+                        </a:xfrm>
+                        <a:prstGeom prst="roundRect">
+                          <a:avLst/>
+                        </a:prstGeom>
+                        <a:solidFill>
+                          <a:schemeClr val="accent1">
+                            <a:lumMod val="50000"/>
+                          </a:schemeClr>
+                        </a:solidFill>
+                      </wps:spPr>
+                      <wps:style>
+                        <a:lnRef idx="2">
+                          <a:schemeClr val="accent6">
+                            <a:shade val="50000"/>
+                          </a:schemeClr>
+                        </a:lnRef>
+                        <a:fillRef idx="1">
+                          <a:schemeClr val="accent6"/>
+                        </a:fillRef>
+                        <a:effectRef idx="0">
+                          <a:schemeClr val="accent6"/>
+                        </a:effectRef>
+                        <a:fontRef idx="minor">
+                          <a:schemeClr val="lt1"/>
+                        </a:fontRef>
+                      </wps:style>
+                      <wps:txbx>
+                        <w:txbxContent>
+                          <w:p>
+                            <w:pPr>
+                              <w:jc w:val="center"/>
+                              <w:rPr>
+                                <w:sz w:val="20"/>
+                                <w:szCs w:val="20"/>
+                                <w:rtl/>
+                              </w:rPr>
+                            </w:pPr>
+                            <w:r>
+                              <w:rPr>
+                                <w:rFonts w:hint="cs"/>
+                                <w:sz w:val="20"/>
+                                <w:szCs w:val="20"/>
+                                <w:rtl/>
+                              </w:rPr>
+                              <w:t>עריכת הזמנה קיימת</w:t>
+                            </w:r>
+                          </w:p>
+                        </w:txbxContent>
+                      </wps:txbx>
+                      <wps:bodyPr rot="0" spcFirstLastPara="0" vertOverflow="overflow" horzOverflow="overflow" vert="horz" wrap="square" lIns="91440" tIns="45720" rIns="91440" bIns="45720" numCol="1" spcCol="0" rtlCol="1" fromWordArt="0" anchor="ctr" anchorCtr="0" forceAA="0" compatLnSpc="1">
+                        <a:prstTxWarp prst="textNoShape">
+                          <a:avLst/>
+                        </a:prstTxWarp>
+                        <a:noAutofit/>
+                      </wps:bodyPr>
+                    </wps:wsp>
+                  </a:graphicData>
+                </a:graphic>
+                <wp14:sizeRelH relativeFrom="margin">
+                  <wp14:pctWidth>0</wp14:pctWidth>
+                </wp14:sizeRelH>
+                <wp14:sizeRelV relativeFrom="margin">
+                  <wp14:pctHeight>0</wp14:pctHeight>
+                </wp14:sizeRelV>
+              </wp:anchor>
+            </w:drawing>
+          </mc:Choice>
+          <mc:Fallback>
+            <w:pict>
+              <v:roundrect w14:anchorId="7CB211FB" id="מלבן: פינות מעוגלות 24" o:spid="_x0000_s1028" style="position:absolute;left:0;text-align:left;margin-left:86.65pt;margin-top:409.35pt;width:90.85pt;height:40.2pt;z-index:251705344;visibility:visible;mso-wrap-style:square;mso-width-percent:0;mso-height-percent:0;mso-wrap-distance-left:9pt;mso-wrap-distance-top:0;mso-wrap-distance-right:9pt;mso-wrap-distance-bottom:0;mso-position-horizontal:absolute;mso-position-horizontal-relative:margin;mso-position-vertical:absolute;mso-position-vertical-relative:text;mso-width-percent:0;mso-height-percent:0;mso-width-relative:margin;mso-height-relative:margin;v-text-anchor:middle" arcsize="10923f" o:gfxdata="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" fillcolor="#1f3763 [1604]" strokecolor="#375623 [1609]" strokeweight="1pt">
+                <v:stroke joinstyle="miter"/>
+                <v:textbox>
+                  <w:txbxContent>
+                    <w:p>
+                      <w:pPr>
+                        <w:jc w:val="center"/>
+                        <w:rPr>
+                          <w:sz w:val="20"/>
+                          <w:szCs w:val="20"/>
+                          <w:rtl/>
+                        </w:rPr>
+                      </w:pPr>
+                      <w:r>
+                        <w:rPr>
+                          <w:rFonts w:hint="cs"/>
+                          <w:sz w:val="20"/>
+                          <w:szCs w:val="20"/>
+                          <w:rtl/>
+                        </w:rPr>
+                        <w:t>עריכת הזמנה קיימת</w:t>
+                      </w:r>
+                    </w:p>
+                  </w:txbxContent>
+                </v:textbox>
+                <w10:wrap type="tight" anchorx="margin"/>
+              </v:roundrect>
+            </w:pict>
+          </mc:Fallback>
+        </mc:AlternateContent>
+      </w:r>
+      <w:r>
+        <w:rPr>
+          <w:rFonts w:hint="cs"/>
+          <w:b/>
+          <w:bCs/>
+          <w:noProof/>
+          <w:sz w:val="44"/>
+          <w:szCs w:val="44"/>
+          <w:u w:val="single"/>
+          <w:rtl/>
+          <w:lang w:val="he-IL"/>
+        </w:rPr>
+        <mc:AlternateContent>
+          <mc:Choice Requires="wps">
+            <w:drawing>
+              <wp:anchor distT="0" distB="0" distL="114300" distR="114300" simplePos="0" relativeHeight="251703296" behindDoc="0" locked="0" layoutInCell="1" allowOverlap="1" wp14:anchorId="5069027B" wp14:editId="41DC8D82">
+                <wp:simplePos x="0" y="0"/>
+                <wp:positionH relativeFrom="margin">
+                  <wp:posOffset>1504315</wp:posOffset>
+                </wp:positionH>
+                <wp:positionV relativeFrom="paragraph">
+                  <wp:posOffset>4561190</wp:posOffset>
+                </wp:positionV>
+                <wp:extent cx="84455" cy="435610"/>
+                <wp:effectExtent l="0" t="0" r="67945" b="59690"/>
+                <wp:wrapTight wrapText="bothSides">
+                  <wp:wrapPolygon edited="0">
+                    <wp:start x="0" y="0"/>
+                    <wp:lineTo x="0" y="4723"/>
+                    <wp:lineTo x="9744" y="23615"/>
+                    <wp:lineTo x="34105" y="23615"/>
+                    <wp:lineTo x="34105" y="17003"/>
+                    <wp:lineTo x="14617" y="0"/>
+                    <wp:lineTo x="0" y="0"/>
+                  </wp:wrapPolygon>
+                </wp:wrapTight>
+                <wp:docPr id="23" name="מחבר חץ ישר 23"/>
+                <wp:cNvGraphicFramePr/>
+                <a:graphic xmlns:a="http://schemas.openxmlformats.org/drawingml/2006/main">
+                  <a:graphicData uri="http://schemas.microsoft.com/office/word/2010/wordprocessingShape">
+                    <wps:wsp>
+                      <wps:cNvCnPr/>
+                      <wps:spPr>
+                        <a:xfrm>
+                          <a:off x="0" y="0"/>
+                          <a:ext cx="84455" cy="435610"/>
+                        </a:xfrm>
+                        <a:prstGeom prst="straightConnector1">
+                          <a:avLst/>
+                        </a:prstGeom>
+                        <a:ln>
+                          <a:tailEnd type="triangle"/>
+                        </a:ln>
+                      </wps:spPr>
+                      <wps:style>
+                        <a:lnRef idx="1">
+                          <a:schemeClr val="dk1"/>
+                        </a:lnRef>
+                        <a:fillRef idx="0">
+                          <a:schemeClr val="dk1"/>
+                        </a:fillRef>
+                        <a:effectRef idx="0">
+                          <a:schemeClr val="dk1"/>
+                        </a:effectRef>
+                        <a:fontRef idx="minor">
+                          <a:schemeClr val="tx1"/>
+                        </a:fontRef>
+                      </wps:style>
+                      <wps:bodyPr/>
+                    </wps:wsp>
+                  </a:graphicData>
+                </a:graphic>
+                <wp14:sizeRelH relativeFrom="margin">
+                  <wp14:pctWidth>0</wp14:pctWidth>
+                </wp14:sizeRelH>
+                <wp14:sizeRelV relativeFrom="margin">
+                  <wp14:pctHeight>0</wp14:pctHeight>
+                </wp14:sizeRelV>
+              </wp:anchor>
+            </w:drawing>
+          </mc:Choice>
+          <mc:Fallback>
+            <w:pict>
+              <v:shape w14:anchorId="59FAAA53" id="מחבר חץ ישר 23" o:spid="_x0000_s1026" type="#_x0000_t32" style="position:absolute;margin-left:118.45pt;margin-top:359.15pt;width:6.65pt;height:34.3pt;z-index:251703296;visibility:visible;mso-wrap-style:square;mso-width-percent:0;mso-height-percent:0;mso-wrap-distance-left:9pt;mso-wrap-distance-top:0;mso-wrap-distance-right:9pt;mso-wrap-distance-bottom:0;mso-position-horizontal:absolute;mso-position-horizontal-relative:margin;mso-position-vertical:absolute;mso-position-vertical-relative:text;mso-width-percent:0;mso-height-percent:0;mso-width-relative:margin;mso-height-relative:margin" o:gfxdata="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" strokecolor="black [3200]" strokeweight=".5pt">
+                <v:stroke endarrow="block" joinstyle="miter"/>
+                <w10:wrap type="tight" anchorx="margin"/>
+              </v:shape>
+            </w:pict>
+          </mc:Fallback>
+        </mc:AlternateContent>
+      </w:r>
       <w:r>
         <w:rPr>
           <w:rFonts w:hint="cs"/>
@@ -223,7 +939,16 @@
                                 <w:szCs w:val="20"/>
                                 <w:rtl/>
                               </w:rPr>
-                              <w:t>גישה לנתונים על כל המסעדות</w:t>
+                              <w:t xml:space="preserve">גישה לנתונים על כל </w:t>
+                            </w:r>
+                            <w:r>
+                              <w:rPr>
+                                <w:rFonts w:hint="cs"/>
+                                <w:sz w:val="20"/>
+                                <w:szCs w:val="20"/>
+                                <w:rtl/>
+                              </w:rPr>
+                              <w:t>המערכת</w:t>
                             </w:r>
                           </w:p>
                         </w:txbxContent>
@@ -248,7 +973,7 @@
           </mc:Choice>
           <mc:Fallback>
             <w:pict>
-              <v:roundrect w14:anchorId="3B71134D" id="מלבן: פינות מעוגלות 782026995" o:spid="_x0000_s1027" style="position:absolute;left:0;text-align:left;margin-left:272.7pt;margin-top:648.8pt;width:83.85pt;height:36.9pt;z-index:251742208;visibility:visible;mso-wrap-style:square;mso-width-percent:0;mso-height-percent:0;mso-wrap-distance-left:9pt;mso-wrap-distance-top:0;mso-wrap-distance-right:9pt;mso-wrap-distance-bottom:0;mso-position-horizontal:absolute;mso-position-horizontal-relative:text;mso-position-vertical:absolute;mso-position-vertical-relative:text;mso-width-percent:0;mso-height-percent:0;mso-width-relative:margin;mso-height-relative:margin;v-text-anchor:middle" arcsize="10923f" o:gfxdata="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" fillcolor="black [3200]" strokecolor="white [3201]" strokeweight="1.5pt">
+              <v:roundrect w14:anchorId="3B71134D" id="מלבן: פינות מעוגלות 782026995" o:spid="_x0000_s1030" style="position:absolute;left:0;text-align:left;margin-left:272.7pt;margin-top:648.8pt;width:83.85pt;height:36.9pt;z-index:251742208;visibility:visible;mso-wrap-style:square;mso-width-percent:0;mso-height-percent:0;mso-wrap-distance-left:9pt;mso-wrap-distance-top:0;mso-wrap-distance-right:9pt;mso-wrap-distance-bottom:0;mso-position-horizontal:absolute;mso-position-horizontal-relative:text;mso-position-vertical:absolute;mso-position-vertical-relative:text;mso-width-percent:0;mso-height-percent:0;mso-width-relative:margin;mso-height-relative:margin;v-text-anchor:middle" arcsize="10923f" o:gfxdata="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" fillcolor="black [3200]" strokecolor="white [3201]" strokeweight="1.5pt">
                 <v:stroke joinstyle="miter"/>
                 <v:textbox>
                   <w:txbxContent>
@@ -267,7 +992,16 @@
                           <w:szCs w:val="20"/>
                           <w:rtl/>
                         </w:rPr>
-                        <w:t>גישה לנתונים על כל המסעדות</w:t>
+                        <w:t xml:space="preserve">גישה לנתונים על כל </w:t>
+                      </w:r>
+                      <w:r>
+                        <w:rPr>
+                          <w:rFonts w:hint="cs"/>
+                          <w:sz w:val="20"/>
+                          <w:szCs w:val="20"/>
+                          <w:rtl/>
+                        </w:rPr>
+                        <w:t>המערכת</w:t>
                       </w:r>
                     </w:p>
                   </w:txbxContent>
@@ -485,7 +1219,7 @@
                                 <w:szCs w:val="20"/>
                                 <w:rtl/>
                               </w:rPr>
-                              <w:t>מסעדה כלשהי</w:t>
+                              <w:t xml:space="preserve">מסעדה </w:t>
                             </w:r>
                           </w:p>
                         </w:txbxContent>
@@ -510,7 +1244,7 @@
           </mc:Choice>
           <mc:Fallback>
             <w:pict>
-              <v:roundrect w14:anchorId="637E6D6C" id="מלבן: פינות מעוגלות 40" o:spid="_x0000_s1028" style="position:absolute;left:0;text-align:left;margin-left:380.8pt;margin-top:474.55pt;width:83.85pt;height:36.9pt;z-index:251716608;visibility:visible;mso-wrap-style:square;mso-width-percent:0;mso-height-percent:0;mso-wrap-distance-left:9pt;mso-wrap-distance-top:0;mso-wrap-distance-right:9pt;mso-wrap-distance-bottom:0;mso-position-horizontal:absolute;mso-position-horizontal-relative:text;mso-position-vertical:absolute;mso-position-vertical-relative:text;mso-width-percent:0;mso-height-percent:0;mso-width-relative:margin;mso-height-relative:margin;v-text-anchor:middle" arcsize="10923f" o:gfxdata="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" fillcolor="black [3200]" strokecolor="white [3201]" strokeweight="1.5pt">
+              <v:roundrect w14:anchorId="637E6D6C" id="מלבן: פינות מעוגלות 40" o:spid="_x0000_s1031" style="position:absolute;left:0;text-align:left;margin-left:380.8pt;margin-top:474.55pt;width:83.85pt;height:36.9pt;z-index:251716608;visibility:visible;mso-wrap-style:square;mso-width-percent:0;mso-height-percent:0;mso-wrap-distance-left:9pt;mso-wrap-distance-top:0;mso-wrap-distance-right:9pt;mso-wrap-distance-bottom:0;mso-position-horizontal:absolute;mso-position-horizontal-relative:text;mso-position-vertical:absolute;mso-position-vertical-relative:text;mso-width-percent:0;mso-height-percent:0;mso-width-relative:margin;mso-height-relative:margin;v-text-anchor:middle" arcsize="10923f" o:gfxdata="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" fillcolor="black [3200]" strokecolor="white [3201]" strokeweight="1.5pt">
                 <v:stroke joinstyle="miter"/>
                 <v:textbox>
                   <w:txbxContent>
@@ -556,7 +1290,7 @@
                           <w:szCs w:val="20"/>
                           <w:rtl/>
                         </w:rPr>
-                        <w:t>מסעדה כלשהי</w:t>
+                        <w:t xml:space="preserve">מסעדה </w:t>
                       </w:r>
                     </w:p>
                   </w:txbxContent>
@@ -674,7 +1408,7 @@
                                 <w:szCs w:val="20"/>
                                 <w:rtl/>
                               </w:rPr>
-                              <w:t>ראשי</w:t>
+                              <w:t>מערכת</w:t>
                             </w:r>
                           </w:p>
                         </w:txbxContent>
@@ -693,7 +1427,7 @@
           </mc:Choice>
           <mc:Fallback>
             <w:pict>
-              <v:roundrect w14:anchorId="542C1B83" id="מלבן: פינות מעוגלות 1338475122" o:spid="_x0000_s1029" style="position:absolute;left:0;text-align:left;margin-left:433.55pt;margin-top:552.75pt;width:64.5pt;height:40.5pt;z-index:251736064;visibility:visible;mso-wrap-style:square;mso-wrap-distance-left:9pt;mso-wrap-distance-top:0;mso-wrap-distance-right:9pt;mso-wrap-distance-bottom:0;mso-position-horizontal:absolute;mso-position-horizontal-relative:text;mso-position-vertical:absolute;mso-position-vertical-relative:text;v-text-anchor:middle" arcsize="10923f" o:gfxdata="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" fillcolor="black [3200]" strokecolor="white [3201]" strokeweight="1.5pt">
+              <v:roundrect w14:anchorId="542C1B83" id="מלבן: פינות מעוגלות 1338475122" o:spid="_x0000_s1032" style="position:absolute;left:0;text-align:left;margin-left:433.55pt;margin-top:552.75pt;width:64.5pt;height:40.5pt;z-index:251736064;visibility:visible;mso-wrap-style:square;mso-wrap-distance-left:9pt;mso-wrap-distance-top:0;mso-wrap-distance-right:9pt;mso-wrap-distance-bottom:0;mso-position-horizontal:absolute;mso-position-horizontal-relative:text;mso-position-vertical:absolute;mso-position-vertical-relative:text;v-text-anchor:middle" arcsize="10923f" o:gfxdata="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" fillcolor="black [3200]" strokecolor="white [3201]" strokeweight="1.5pt">
                 <v:stroke joinstyle="miter"/>
                 <v:textbox>
                   <w:txbxContent>
@@ -739,7 +1473,7 @@
                           <w:szCs w:val="20"/>
                           <w:rtl/>
                         </w:rPr>
-                        <w:t>ראשי</w:t>
+                        <w:t>מערכת</w:t>
                       </w:r>
                     </w:p>
                   </w:txbxContent>
@@ -1380,7 +2114,6 @@
                             <w:pPr>
                               <w:jc w:val="center"/>
                               <w:rPr>
-                                <w:rFonts w:hint="cs"/>
                                 <w:sz w:val="20"/>
                                 <w:szCs w:val="20"/>
                                 <w:rtl/>
@@ -1652,7 +2385,7 @@
         <mc:AlternateContent>
           <mc:Choice Requires="wps">
             <w:drawing>
-              <wp:anchor distT="0" distB="0" distL="114300" distR="114300" simplePos="0" relativeHeight="251678720" behindDoc="0" locked="0" layoutInCell="1" allowOverlap="1" wp14:anchorId="5F99FE75" wp14:editId="6894C3F1">
+              <wp:anchor distT="0" distB="0" distL="114300" distR="114300" simplePos="0" relativeHeight="251678720" behindDoc="0" locked="0" layoutInCell="1" allowOverlap="1" wp14:anchorId="5F99FE75" wp14:editId="281E7032">
                 <wp:simplePos x="0" y="0"/>
                 <wp:positionH relativeFrom="column">
                   <wp:posOffset>3625436</wp:posOffset>
@@ -1779,7 +2512,7 @@
           </mc:Choice>
           <mc:Fallback>
             <w:pict>
-              <v:roundrect w14:anchorId="5F99FE75" id="מלבן: פינות מעוגלות 10" o:spid="_x0000_s1031" style="position:absolute;left:0;text-align:left;margin-left:285.45pt;margin-top:315.95pt;width:99.5pt;height:58pt;z-index:251678720;visibility:visible;mso-wrap-style:square;mso-width-percent:0;mso-height-percent:0;mso-wrap-distance-left:9pt;mso-wrap-distance-top:0;mso-wrap-distance-right:9pt;mso-wrap-distance-bottom:0;mso-position-horizontal:absolute;mso-position-horizontal-relative:text;mso-position-vertical:absolute;mso-position-vertical-relative:text;mso-width-percent:0;mso-height-percent:0;mso-width-relative:margin;mso-height-relative:margin;v-text-anchor:middle" arcsize="10923f" o:gfxdata="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" fillcolor="#1f3763 [1604]" strokecolor="#375623 [1609]" strokeweight="1pt">
+              <v:roundrect w14:anchorId="5F99FE75" id="מלבן: פינות מעוגלות 10" o:spid="_x0000_s1034" style="position:absolute;left:0;text-align:left;margin-left:285.45pt;margin-top:315.95pt;width:99.5pt;height:58pt;z-index:251678720;visibility:visible;mso-wrap-style:square;mso-width-percent:0;mso-height-percent:0;mso-wrap-distance-left:9pt;mso-wrap-distance-top:0;mso-wrap-distance-right:9pt;mso-wrap-distance-bottom:0;mso-position-horizontal:absolute;mso-position-horizontal-relative:text;mso-position-vertical:absolute;mso-position-vertical-relative:text;mso-width-percent:0;mso-height-percent:0;mso-width-relative:margin;mso-height-relative:margin;v-text-anchor:middle" arcsize="10923f" o:gfxdata="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" fillcolor="#1f3763 [1604]" strokecolor="#375623 [1609]" strokeweight="1pt">
                 <v:stroke joinstyle="miter"/>
                 <v:textbox>
                   <w:txbxContent>
@@ -1850,97 +2583,7 @@
         <mc:AlternateContent>
           <mc:Choice Requires="wps">
             <w:drawing>
-              <wp:anchor distT="0" distB="0" distL="114300" distR="114300" simplePos="0" relativeHeight="251711488" behindDoc="0" locked="0" layoutInCell="1" allowOverlap="1" wp14:anchorId="727D8BF8" wp14:editId="7ACDC828">
-                <wp:simplePos x="0" y="0"/>
-                <wp:positionH relativeFrom="column">
-                  <wp:posOffset>4213860</wp:posOffset>
-                </wp:positionH>
-                <wp:positionV relativeFrom="paragraph">
-                  <wp:posOffset>4857750</wp:posOffset>
-                </wp:positionV>
-                <wp:extent cx="45085" cy="667385"/>
-                <wp:effectExtent l="38100" t="0" r="69215" b="56515"/>
-                <wp:wrapTight wrapText="bothSides">
-                  <wp:wrapPolygon edited="0">
-                    <wp:start x="-18254" y="0"/>
-                    <wp:lineTo x="-18254" y="19730"/>
-                    <wp:lineTo x="0" y="22813"/>
-                    <wp:lineTo x="45634" y="22813"/>
-                    <wp:lineTo x="27380" y="0"/>
-                    <wp:lineTo x="-18254" y="0"/>
-                  </wp:wrapPolygon>
-                </wp:wrapTight>
-                <wp:docPr id="30" name="מחבר חץ ישר 30"/>
-                <wp:cNvGraphicFramePr/>
-                <a:graphic xmlns:a="http://schemas.openxmlformats.org/drawingml/2006/main">
-                  <a:graphicData uri="http://schemas.microsoft.com/office/word/2010/wordprocessingShape">
-                    <wps:wsp>
-                      <wps:cNvCnPr/>
-                      <wps:spPr>
-                        <a:xfrm>
-                          <a:off x="0" y="0"/>
-                          <a:ext cx="45085" cy="667385"/>
-                        </a:xfrm>
-                        <a:prstGeom prst="straightConnector1">
-                          <a:avLst/>
-                        </a:prstGeom>
-                        <a:ln>
-                          <a:tailEnd type="triangle"/>
-                        </a:ln>
-                      </wps:spPr>
-                      <wps:style>
-                        <a:lnRef idx="1">
-                          <a:schemeClr val="dk1"/>
-                        </a:lnRef>
-                        <a:fillRef idx="0">
-                          <a:schemeClr val="dk1"/>
-                        </a:fillRef>
-                        <a:effectRef idx="0">
-                          <a:schemeClr val="dk1"/>
-                        </a:effectRef>
-                        <a:fontRef idx="minor">
-                          <a:schemeClr val="tx1"/>
-                        </a:fontRef>
-                      </wps:style>
-                      <wps:bodyPr/>
-                    </wps:wsp>
-                  </a:graphicData>
-                </a:graphic>
-                <wp14:sizeRelH relativeFrom="margin">
-                  <wp14:pctWidth>0</wp14:pctWidth>
-                </wp14:sizeRelH>
-                <wp14:sizeRelV relativeFrom="margin">
-                  <wp14:pctHeight>0</wp14:pctHeight>
-                </wp14:sizeRelV>
-              </wp:anchor>
-            </w:drawing>
-          </mc:Choice>
-          <mc:Fallback>
-            <w:pict>
-              <v:shape w14:anchorId="1E39E756" id="מחבר חץ ישר 30" o:spid="_x0000_s1026" type="#_x0000_t32" style="position:absolute;margin-left:331.8pt;margin-top:382.5pt;width:3.55pt;height:52.55pt;z-index:251711488;visibility:visible;mso-wrap-style:square;mso-width-percent:0;mso-height-percent:0;mso-wrap-distance-left:9pt;mso-wrap-distance-top:0;mso-wrap-distance-right:9pt;mso-wrap-distance-bottom:0;mso-position-horizontal:absolute;mso-position-horizontal-relative:text;mso-position-vertical:absolute;mso-position-vertical-relative:text;mso-width-percent:0;mso-height-percent:0;mso-width-relative:margin;mso-height-relative:margin" o:gfxdata="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" strokecolor="black [3200]" strokeweight=".5pt">
-                <v:stroke endarrow="block" joinstyle="miter"/>
-                <w10:wrap type="tight"/>
-              </v:shape>
-            </w:pict>
-          </mc:Fallback>
-        </mc:AlternateContent>
-      </w:r>
-      <w:r>
-        <w:rPr>
-          <w:rFonts w:hint="cs"/>
-          <w:b/>
-          <w:bCs/>
-          <w:noProof/>
-          <w:sz w:val="44"/>
-          <w:szCs w:val="44"/>
-          <w:u w:val="single"/>
-          <w:rtl/>
-          <w:lang w:val="he-IL"/>
-        </w:rPr>
-        <mc:AlternateContent>
-          <mc:Choice Requires="wps">
-            <w:drawing>
-              <wp:anchor distT="0" distB="0" distL="114300" distR="114300" simplePos="0" relativeHeight="251691008" behindDoc="0" locked="0" layoutInCell="1" allowOverlap="1" wp14:anchorId="148229A5" wp14:editId="30824F12">
+              <wp:anchor distT="0" distB="0" distL="114300" distR="114300" simplePos="0" relativeHeight="251691008" behindDoc="0" locked="0" layoutInCell="1" allowOverlap="1" wp14:anchorId="148229A5" wp14:editId="4EFB83B9">
                 <wp:simplePos x="0" y="0"/>
                 <wp:positionH relativeFrom="column">
                   <wp:posOffset>613355</wp:posOffset>
@@ -2038,7 +2681,7 @@
           </mc:Choice>
           <mc:Fallback>
             <w:pict>
-              <v:roundrect w14:anchorId="148229A5" id="מלבן: פינות מעוגלות 16" o:spid="_x0000_s1032" style="position:absolute;left:0;text-align:left;margin-left:48.3pt;margin-top:311pt;width:90.85pt;height:40.2pt;z-index:251691008;visibility:visible;mso-wrap-style:square;mso-width-percent:0;mso-height-percent:0;mso-wrap-distance-left:9pt;mso-wrap-distance-top:0;mso-wrap-distance-right:9pt;mso-wrap-distance-bottom:0;mso-position-horizontal:absolute;mso-position-horizontal-relative:text;mso-position-vertical:absolute;mso-position-vertical-relative:text;mso-width-percent:0;mso-height-percent:0;mso-width-relative:margin;mso-height-relative:margin;v-text-anchor:middle" arcsize="10923f" o:gfxdata="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" fillcolor="#1f3763 [1604]" strokecolor="#375623 [1609]" strokeweight="1pt">
+              <v:roundrect w14:anchorId="148229A5" id="מלבן: פינות מעוגלות 16" o:spid="_x0000_s1035" style="position:absolute;left:0;text-align:left;margin-left:48.3pt;margin-top:311pt;width:90.85pt;height:40.2pt;z-index:251691008;visibility:visible;mso-wrap-style:square;mso-width-percent:0;mso-height-percent:0;mso-wrap-distance-left:9pt;mso-wrap-distance-top:0;mso-wrap-distance-right:9pt;mso-wrap-distance-bottom:0;mso-position-horizontal:absolute;mso-position-horizontal-relative:text;mso-position-vertical:absolute;mso-position-vertical-relative:text;mso-width-percent:0;mso-height-percent:0;mso-width-relative:margin;mso-height-relative:margin;v-text-anchor:middle" arcsize="10923f" o:gfxdata="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" fillcolor="#1f3763 [1604]" strokecolor="#375623 [1609]" strokeweight="1pt">
                 <v:stroke joinstyle="miter"/>
                 <v:textbox>
                   <w:txbxContent>
@@ -2064,859 +2707,6 @@
                   </w:txbxContent>
                 </v:textbox>
                 <w10:wrap type="tight"/>
-              </v:roundrect>
-            </w:pict>
-          </mc:Fallback>
-        </mc:AlternateContent>
-      </w:r>
-      <w:r>
-        <w:rPr>
-          <w:rFonts w:hint="cs"/>
-          <w:b/>
-          <w:bCs/>
-          <w:noProof/>
-          <w:sz w:val="44"/>
-          <w:szCs w:val="44"/>
-          <w:u w:val="single"/>
-          <w:rtl/>
-          <w:lang w:val="he-IL"/>
-        </w:rPr>
-        <mc:AlternateContent>
-          <mc:Choice Requires="wps">
-            <w:drawing>
-              <wp:anchor distT="0" distB="0" distL="114300" distR="114300" simplePos="0" relativeHeight="251693056" behindDoc="0" locked="0" layoutInCell="1" allowOverlap="1" wp14:anchorId="58DAED1C" wp14:editId="7B2FE163">
-                <wp:simplePos x="0" y="0"/>
-                <wp:positionH relativeFrom="margin">
-                  <wp:posOffset>-245497</wp:posOffset>
-                </wp:positionH>
-                <wp:positionV relativeFrom="paragraph">
-                  <wp:posOffset>4518660</wp:posOffset>
-                </wp:positionV>
-                <wp:extent cx="678180" cy="502920"/>
-                <wp:effectExtent l="38100" t="0" r="26670" b="49530"/>
-                <wp:wrapTight wrapText="bothSides">
-                  <wp:wrapPolygon edited="0">
-                    <wp:start x="20022" y="0"/>
-                    <wp:lineTo x="6674" y="0"/>
-                    <wp:lineTo x="6674" y="13091"/>
-                    <wp:lineTo x="-1213" y="13091"/>
-                    <wp:lineTo x="-1213" y="22909"/>
-                    <wp:lineTo x="3640" y="22909"/>
-                    <wp:lineTo x="4247" y="21273"/>
-                    <wp:lineTo x="11528" y="13091"/>
-                    <wp:lineTo x="21843" y="818"/>
-                    <wp:lineTo x="21843" y="0"/>
-                    <wp:lineTo x="20022" y="0"/>
-                  </wp:wrapPolygon>
-                </wp:wrapTight>
-                <wp:docPr id="17" name="מחבר חץ ישר 17"/>
-                <wp:cNvGraphicFramePr/>
-                <a:graphic xmlns:a="http://schemas.openxmlformats.org/drawingml/2006/main">
-                  <a:graphicData uri="http://schemas.microsoft.com/office/word/2010/wordprocessingShape">
-                    <wps:wsp>
-                      <wps:cNvCnPr/>
-                      <wps:spPr>
-                        <a:xfrm flipH="1">
-                          <a:off x="0" y="0"/>
-                          <a:ext cx="678180" cy="502920"/>
-                        </a:xfrm>
-                        <a:prstGeom prst="straightConnector1">
-                          <a:avLst/>
-                        </a:prstGeom>
-                        <a:ln>
-                          <a:tailEnd type="triangle"/>
-                        </a:ln>
-                      </wps:spPr>
-                      <wps:style>
-                        <a:lnRef idx="1">
-                          <a:schemeClr val="dk1"/>
-                        </a:lnRef>
-                        <a:fillRef idx="0">
-                          <a:schemeClr val="dk1"/>
-                        </a:fillRef>
-                        <a:effectRef idx="0">
-                          <a:schemeClr val="dk1"/>
-                        </a:effectRef>
-                        <a:fontRef idx="minor">
-                          <a:schemeClr val="tx1"/>
-                        </a:fontRef>
-                      </wps:style>
-                      <wps:bodyPr/>
-                    </wps:wsp>
-                  </a:graphicData>
-                </a:graphic>
-                <wp14:sizeRelH relativeFrom="margin">
-                  <wp14:pctWidth>0</wp14:pctWidth>
-                </wp14:sizeRelH>
-                <wp14:sizeRelV relativeFrom="margin">
-                  <wp14:pctHeight>0</wp14:pctHeight>
-                </wp14:sizeRelV>
-              </wp:anchor>
-            </w:drawing>
-          </mc:Choice>
-          <mc:Fallback>
-            <w:pict>
-              <v:shape w14:anchorId="6950E66D" id="מחבר חץ ישר 17" o:spid="_x0000_s1026" type="#_x0000_t32" style="position:absolute;margin-left:-19.35pt;margin-top:355.8pt;width:53.4pt;height:39.6pt;flip:x;z-index:251693056;visibility:visible;mso-wrap-style:square;mso-width-percent:0;mso-height-percent:0;mso-wrap-distance-left:9pt;mso-wrap-distance-top:0;mso-wrap-distance-right:9pt;mso-wrap-distance-bottom:0;mso-position-horizontal:absolute;mso-position-horizontal-relative:margin;mso-position-vertical:absolute;mso-position-vertical-relative:text;mso-width-percent:0;mso-height-percent:0;mso-width-relative:margin;mso-height-relative:margin" o:gfxdata="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" strokecolor="black [3200]" strokeweight=".5pt">
-                <v:stroke endarrow="block" joinstyle="miter"/>
-                <w10:wrap type="tight" anchorx="margin"/>
-              </v:shape>
-            </w:pict>
-          </mc:Fallback>
-        </mc:AlternateContent>
-      </w:r>
-      <w:r>
-        <w:rPr>
-          <w:rFonts w:hint="cs"/>
-          <w:b/>
-          <w:bCs/>
-          <w:noProof/>
-          <w:sz w:val="44"/>
-          <w:szCs w:val="44"/>
-          <w:u w:val="single"/>
-          <w:rtl/>
-          <w:lang w:val="he-IL"/>
-        </w:rPr>
-        <mc:AlternateContent>
-          <mc:Choice Requires="wps">
-            <w:drawing>
-              <wp:anchor distT="0" distB="0" distL="114300" distR="114300" simplePos="0" relativeHeight="251703296" behindDoc="0" locked="0" layoutInCell="1" allowOverlap="1" wp14:anchorId="5069027B" wp14:editId="7318C342">
-                <wp:simplePos x="0" y="0"/>
-                <wp:positionH relativeFrom="margin">
-                  <wp:posOffset>1962508</wp:posOffset>
-                </wp:positionH>
-                <wp:positionV relativeFrom="paragraph">
-                  <wp:posOffset>4519654</wp:posOffset>
-                </wp:positionV>
-                <wp:extent cx="708660" cy="548640"/>
-                <wp:effectExtent l="0" t="0" r="72390" b="60960"/>
-                <wp:wrapTight wrapText="bothSides">
-                  <wp:wrapPolygon edited="0">
-                    <wp:start x="0" y="0"/>
-                    <wp:lineTo x="0" y="1500"/>
-                    <wp:lineTo x="19742" y="23250"/>
-                    <wp:lineTo x="22645" y="23250"/>
-                    <wp:lineTo x="23226" y="21000"/>
-                    <wp:lineTo x="20903" y="18000"/>
-                    <wp:lineTo x="1742" y="0"/>
-                    <wp:lineTo x="0" y="0"/>
-                  </wp:wrapPolygon>
-                </wp:wrapTight>
-                <wp:docPr id="23" name="מחבר חץ ישר 23"/>
-                <wp:cNvGraphicFramePr/>
-                <a:graphic xmlns:a="http://schemas.openxmlformats.org/drawingml/2006/main">
-                  <a:graphicData uri="http://schemas.microsoft.com/office/word/2010/wordprocessingShape">
-                    <wps:wsp>
-                      <wps:cNvCnPr/>
-                      <wps:spPr>
-                        <a:xfrm>
-                          <a:off x="0" y="0"/>
-                          <a:ext cx="708660" cy="548640"/>
-                        </a:xfrm>
-                        <a:prstGeom prst="straightConnector1">
-                          <a:avLst/>
-                        </a:prstGeom>
-                        <a:ln>
-                          <a:tailEnd type="triangle"/>
-                        </a:ln>
-                      </wps:spPr>
-                      <wps:style>
-                        <a:lnRef idx="1">
-                          <a:schemeClr val="dk1"/>
-                        </a:lnRef>
-                        <a:fillRef idx="0">
-                          <a:schemeClr val="dk1"/>
-                        </a:fillRef>
-                        <a:effectRef idx="0">
-                          <a:schemeClr val="dk1"/>
-                        </a:effectRef>
-                        <a:fontRef idx="minor">
-                          <a:schemeClr val="tx1"/>
-                        </a:fontRef>
-                      </wps:style>
-                      <wps:bodyPr/>
-                    </wps:wsp>
-                  </a:graphicData>
-                </a:graphic>
-                <wp14:sizeRelH relativeFrom="margin">
-                  <wp14:pctWidth>0</wp14:pctWidth>
-                </wp14:sizeRelH>
-                <wp14:sizeRelV relativeFrom="margin">
-                  <wp14:pctHeight>0</wp14:pctHeight>
-                </wp14:sizeRelV>
-              </wp:anchor>
-            </w:drawing>
-          </mc:Choice>
-          <mc:Fallback>
-            <w:pict>
-              <v:shape w14:anchorId="73281167" id="מחבר חץ ישר 23" o:spid="_x0000_s1026" type="#_x0000_t32" style="position:absolute;margin-left:154.55pt;margin-top:355.9pt;width:55.8pt;height:43.2pt;z-index:251703296;visibility:visible;mso-wrap-style:square;mso-width-percent:0;mso-height-percent:0;mso-wrap-distance-left:9pt;mso-wrap-distance-top:0;mso-wrap-distance-right:9pt;mso-wrap-distance-bottom:0;mso-position-horizontal:absolute;mso-position-horizontal-relative:margin;mso-position-vertical:absolute;mso-position-vertical-relative:text;mso-width-percent:0;mso-height-percent:0;mso-width-relative:margin;mso-height-relative:margin" o:gfxdata="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" strokecolor="black [3200]" strokeweight=".5pt">
-                <v:stroke endarrow="block" joinstyle="miter"/>
-                <w10:wrap type="tight" anchorx="margin"/>
-              </v:shape>
-            </w:pict>
-          </mc:Fallback>
-        </mc:AlternateContent>
-      </w:r>
-      <w:r>
-        <w:rPr>
-          <w:rFonts w:hint="cs"/>
-          <w:b/>
-          <w:bCs/>
-          <w:noProof/>
-          <w:sz w:val="44"/>
-          <w:szCs w:val="44"/>
-          <w:u w:val="single"/>
-          <w:rtl/>
-          <w:lang w:val="he-IL"/>
-        </w:rPr>
-        <mc:AlternateContent>
-          <mc:Choice Requires="wps">
-            <w:drawing>
-              <wp:anchor distT="0" distB="0" distL="114300" distR="114300" simplePos="0" relativeHeight="251697152" behindDoc="0" locked="0" layoutInCell="1" allowOverlap="1" wp14:anchorId="3965518A" wp14:editId="7766CCF1">
-                <wp:simplePos x="0" y="0"/>
-                <wp:positionH relativeFrom="margin">
-                  <wp:posOffset>1191371</wp:posOffset>
-                </wp:positionH>
-                <wp:positionV relativeFrom="paragraph">
-                  <wp:posOffset>4511372</wp:posOffset>
-                </wp:positionV>
-                <wp:extent cx="45085" cy="571500"/>
-                <wp:effectExtent l="38100" t="0" r="50165" b="57150"/>
-                <wp:wrapTight wrapText="bothSides">
-                  <wp:wrapPolygon edited="0">
-                    <wp:start x="0" y="0"/>
-                    <wp:lineTo x="-18254" y="23040"/>
-                    <wp:lineTo x="18254" y="23040"/>
-                    <wp:lineTo x="36507" y="11520"/>
-                    <wp:lineTo x="36507" y="0"/>
-                    <wp:lineTo x="0" y="0"/>
-                  </wp:wrapPolygon>
-                </wp:wrapTight>
-                <wp:docPr id="20" name="מחבר חץ ישר 20"/>
-                <wp:cNvGraphicFramePr/>
-                <a:graphic xmlns:a="http://schemas.openxmlformats.org/drawingml/2006/main">
-                  <a:graphicData uri="http://schemas.microsoft.com/office/word/2010/wordprocessingShape">
-                    <wps:wsp>
-                      <wps:cNvCnPr/>
-                      <wps:spPr>
-                        <a:xfrm flipH="1">
-                          <a:off x="0" y="0"/>
-                          <a:ext cx="45085" cy="571500"/>
-                        </a:xfrm>
-                        <a:prstGeom prst="straightConnector1">
-                          <a:avLst/>
-                        </a:prstGeom>
-                        <a:ln>
-                          <a:tailEnd type="triangle"/>
-                        </a:ln>
-                      </wps:spPr>
-                      <wps:style>
-                        <a:lnRef idx="1">
-                          <a:schemeClr val="dk1"/>
-                        </a:lnRef>
-                        <a:fillRef idx="0">
-                          <a:schemeClr val="dk1"/>
-                        </a:fillRef>
-                        <a:effectRef idx="0">
-                          <a:schemeClr val="dk1"/>
-                        </a:effectRef>
-                        <a:fontRef idx="minor">
-                          <a:schemeClr val="tx1"/>
-                        </a:fontRef>
-                      </wps:style>
-                      <wps:bodyPr/>
-                    </wps:wsp>
-                  </a:graphicData>
-                </a:graphic>
-                <wp14:sizeRelH relativeFrom="margin">
-                  <wp14:pctWidth>0</wp14:pctWidth>
-                </wp14:sizeRelH>
-                <wp14:sizeRelV relativeFrom="margin">
-                  <wp14:pctHeight>0</wp14:pctHeight>
-                </wp14:sizeRelV>
-              </wp:anchor>
-            </w:drawing>
-          </mc:Choice>
-          <mc:Fallback>
-            <w:pict>
-              <v:shape w14:anchorId="2AABB71B" id="מחבר חץ ישר 20" o:spid="_x0000_s1026" type="#_x0000_t32" style="position:absolute;margin-left:93.8pt;margin-top:355.25pt;width:3.55pt;height:45pt;flip:x;z-index:251697152;visibility:visible;mso-wrap-style:square;mso-width-percent:0;mso-height-percent:0;mso-wrap-distance-left:9pt;mso-wrap-distance-top:0;mso-wrap-distance-right:9pt;mso-wrap-distance-bottom:0;mso-position-horizontal:absolute;mso-position-horizontal-relative:margin;mso-position-vertical:absolute;mso-position-vertical-relative:text;mso-width-percent:0;mso-height-percent:0;mso-width-relative:margin;mso-height-relative:margin" o:gfxdata="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" strokecolor="black [3200]" strokeweight=".5pt">
-                <v:stroke endarrow="block" joinstyle="miter"/>
-                <w10:wrap type="tight" anchorx="margin"/>
-              </v:shape>
-            </w:pict>
-          </mc:Fallback>
-        </mc:AlternateContent>
-      </w:r>
-      <w:r>
-        <w:rPr>
-          <w:rFonts w:hint="cs"/>
-          <w:b/>
-          <w:bCs/>
-          <w:noProof/>
-          <w:sz w:val="44"/>
-          <w:szCs w:val="44"/>
-          <w:u w:val="single"/>
-          <w:rtl/>
-          <w:lang w:val="he-IL"/>
-        </w:rPr>
-        <mc:AlternateContent>
-          <mc:Choice Requires="wps">
-            <w:drawing>
-              <wp:anchor distT="0" distB="0" distL="114300" distR="114300" simplePos="0" relativeHeight="251705344" behindDoc="0" locked="0" layoutInCell="1" allowOverlap="1" wp14:anchorId="7CB211FB" wp14:editId="483FF3E3">
-                <wp:simplePos x="0" y="0"/>
-                <wp:positionH relativeFrom="margin">
-                  <wp:align>center</wp:align>
-                </wp:positionH>
-                <wp:positionV relativeFrom="paragraph">
-                  <wp:posOffset>5199297</wp:posOffset>
-                </wp:positionV>
-                <wp:extent cx="1153795" cy="510540"/>
-                <wp:effectExtent l="0" t="0" r="27305" b="22860"/>
-                <wp:wrapTight wrapText="bothSides">
-                  <wp:wrapPolygon edited="0">
-                    <wp:start x="0" y="0"/>
-                    <wp:lineTo x="0" y="21761"/>
-                    <wp:lineTo x="21755" y="21761"/>
-                    <wp:lineTo x="21755" y="0"/>
-                    <wp:lineTo x="0" y="0"/>
-                  </wp:wrapPolygon>
-                </wp:wrapTight>
-                <wp:docPr id="24" name="מלבן: פינות מעוגלות 24"/>
-                <wp:cNvGraphicFramePr/>
-                <a:graphic xmlns:a="http://schemas.openxmlformats.org/drawingml/2006/main">
-                  <a:graphicData uri="http://schemas.microsoft.com/office/word/2010/wordprocessingShape">
-                    <wps:wsp>
-                      <wps:cNvSpPr/>
-                      <wps:spPr>
-                        <a:xfrm>
-                          <a:off x="0" y="0"/>
-                          <a:ext cx="1153795" cy="510540"/>
-                        </a:xfrm>
-                        <a:prstGeom prst="roundRect">
-                          <a:avLst/>
-                        </a:prstGeom>
-                        <a:solidFill>
-                          <a:schemeClr val="accent1">
-                            <a:lumMod val="50000"/>
-                          </a:schemeClr>
-                        </a:solidFill>
-                      </wps:spPr>
-                      <wps:style>
-                        <a:lnRef idx="2">
-                          <a:schemeClr val="accent6">
-                            <a:shade val="50000"/>
-                          </a:schemeClr>
-                        </a:lnRef>
-                        <a:fillRef idx="1">
-                          <a:schemeClr val="accent6"/>
-                        </a:fillRef>
-                        <a:effectRef idx="0">
-                          <a:schemeClr val="accent6"/>
-                        </a:effectRef>
-                        <a:fontRef idx="minor">
-                          <a:schemeClr val="lt1"/>
-                        </a:fontRef>
-                      </wps:style>
-                      <wps:txbx>
-                        <w:txbxContent>
-                          <w:p>
-                            <w:pPr>
-                              <w:jc w:val="center"/>
-                              <w:rPr>
-                                <w:sz w:val="20"/>
-                                <w:szCs w:val="20"/>
-                                <w:rtl/>
-                              </w:rPr>
-                            </w:pPr>
-                            <w:r>
-                              <w:rPr>
-                                <w:rFonts w:hint="cs"/>
-                                <w:sz w:val="20"/>
-                                <w:szCs w:val="20"/>
-                                <w:rtl/>
-                              </w:rPr>
-                              <w:t>עריכת הזמנה קיימת</w:t>
-                            </w:r>
-                          </w:p>
-                        </w:txbxContent>
-                      </wps:txbx>
-                      <wps:bodyPr rot="0" spcFirstLastPara="0" vertOverflow="overflow" horzOverflow="overflow" vert="horz" wrap="square" lIns="91440" tIns="45720" rIns="91440" bIns="45720" numCol="1" spcCol="0" rtlCol="1" fromWordArt="0" anchor="ctr" anchorCtr="0" forceAA="0" compatLnSpc="1">
-                        <a:prstTxWarp prst="textNoShape">
-                          <a:avLst/>
-                        </a:prstTxWarp>
-                        <a:noAutofit/>
-                      </wps:bodyPr>
-                    </wps:wsp>
-                  </a:graphicData>
-                </a:graphic>
-                <wp14:sizeRelH relativeFrom="margin">
-                  <wp14:pctWidth>0</wp14:pctWidth>
-                </wp14:sizeRelH>
-                <wp14:sizeRelV relativeFrom="margin">
-                  <wp14:pctHeight>0</wp14:pctHeight>
-                </wp14:sizeRelV>
-              </wp:anchor>
-            </w:drawing>
-          </mc:Choice>
-          <mc:Fallback>
-            <w:pict>
-              <v:roundrect w14:anchorId="7CB211FB" id="מלבן: פינות מעוגלות 24" o:spid="_x0000_s1033" style="position:absolute;left:0;text-align:left;margin-left:0;margin-top:409.4pt;width:90.85pt;height:40.2pt;z-index:251705344;visibility:visible;mso-wrap-style:square;mso-width-percent:0;mso-height-percent:0;mso-wrap-distance-left:9pt;mso-wrap-distance-top:0;mso-wrap-distance-right:9pt;mso-wrap-distance-bottom:0;mso-position-horizontal:center;mso-position-horizontal-relative:margin;mso-position-vertical:absolute;mso-position-vertical-relative:text;mso-width-percent:0;mso-height-percent:0;mso-width-relative:margin;mso-height-relative:margin;v-text-anchor:middle" arcsize="10923f" o:gfxdata="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" fillcolor="#1f3763 [1604]" strokecolor="#375623 [1609]" strokeweight="1pt">
-                <v:stroke joinstyle="miter"/>
-                <v:textbox>
-                  <w:txbxContent>
-                    <w:p>
-                      <w:pPr>
-                        <w:jc w:val="center"/>
-                        <w:rPr>
-                          <w:sz w:val="20"/>
-                          <w:szCs w:val="20"/>
-                          <w:rtl/>
-                        </w:rPr>
-                      </w:pPr>
-                      <w:r>
-                        <w:rPr>
-                          <w:rFonts w:hint="cs"/>
-                          <w:sz w:val="20"/>
-                          <w:szCs w:val="20"/>
-                          <w:rtl/>
-                        </w:rPr>
-                        <w:t>עריכת הזמנה קיימת</w:t>
-                      </w:r>
-                    </w:p>
-                  </w:txbxContent>
-                </v:textbox>
-                <w10:wrap type="tight" anchorx="margin"/>
-              </v:roundrect>
-            </w:pict>
-          </mc:Fallback>
-        </mc:AlternateContent>
-      </w:r>
-      <w:r>
-        <w:rPr>
-          <w:rFonts w:hint="cs"/>
-          <w:b/>
-          <w:bCs/>
-          <w:noProof/>
-          <w:sz w:val="44"/>
-          <w:szCs w:val="44"/>
-          <w:u w:val="single"/>
-          <w:rtl/>
-          <w:lang w:val="he-IL"/>
-        </w:rPr>
-        <mc:AlternateContent>
-          <mc:Choice Requires="wps">
-            <w:drawing>
-              <wp:anchor distT="0" distB="0" distL="114300" distR="114300" simplePos="0" relativeHeight="251699200" behindDoc="0" locked="0" layoutInCell="1" allowOverlap="1" wp14:anchorId="1405BDF4" wp14:editId="4DABDE51">
-                <wp:simplePos x="0" y="0"/>
-                <wp:positionH relativeFrom="margin">
-                  <wp:posOffset>651648</wp:posOffset>
-                </wp:positionH>
-                <wp:positionV relativeFrom="paragraph">
-                  <wp:posOffset>5193720</wp:posOffset>
-                </wp:positionV>
-                <wp:extent cx="1153795" cy="510540"/>
-                <wp:effectExtent l="0" t="0" r="27305" b="22860"/>
-                <wp:wrapTight wrapText="bothSides">
-                  <wp:wrapPolygon edited="0">
-                    <wp:start x="0" y="0"/>
-                    <wp:lineTo x="0" y="21761"/>
-                    <wp:lineTo x="21755" y="21761"/>
-                    <wp:lineTo x="21755" y="0"/>
-                    <wp:lineTo x="0" y="0"/>
-                  </wp:wrapPolygon>
-                </wp:wrapTight>
-                <wp:docPr id="21" name="מלבן: פינות מעוגלות 21"/>
-                <wp:cNvGraphicFramePr/>
-                <a:graphic xmlns:a="http://schemas.openxmlformats.org/drawingml/2006/main">
-                  <a:graphicData uri="http://schemas.microsoft.com/office/word/2010/wordprocessingShape">
-                    <wps:wsp>
-                      <wps:cNvSpPr/>
-                      <wps:spPr>
-                        <a:xfrm>
-                          <a:off x="0" y="0"/>
-                          <a:ext cx="1153795" cy="510540"/>
-                        </a:xfrm>
-                        <a:prstGeom prst="roundRect">
-                          <a:avLst/>
-                        </a:prstGeom>
-                        <a:solidFill>
-                          <a:schemeClr val="accent1">
-                            <a:lumMod val="50000"/>
-                          </a:schemeClr>
-                        </a:solidFill>
-                      </wps:spPr>
-                      <wps:style>
-                        <a:lnRef idx="2">
-                          <a:schemeClr val="accent6">
-                            <a:shade val="50000"/>
-                          </a:schemeClr>
-                        </a:lnRef>
-                        <a:fillRef idx="1">
-                          <a:schemeClr val="accent6"/>
-                        </a:fillRef>
-                        <a:effectRef idx="0">
-                          <a:schemeClr val="accent6"/>
-                        </a:effectRef>
-                        <a:fontRef idx="minor">
-                          <a:schemeClr val="lt1"/>
-                        </a:fontRef>
-                      </wps:style>
-                      <wps:txbx>
-                        <w:txbxContent>
-                          <w:p>
-                            <w:pPr>
-                              <w:jc w:val="center"/>
-                              <w:rPr>
-                                <w:sz w:val="20"/>
-                                <w:szCs w:val="20"/>
-                                <w:rtl/>
-                              </w:rPr>
-                            </w:pPr>
-                            <w:r>
-                              <w:rPr>
-                                <w:rFonts w:hint="cs"/>
-                                <w:sz w:val="20"/>
-                                <w:szCs w:val="20"/>
-                                <w:rtl/>
-                              </w:rPr>
-                              <w:t>מסעדות מועדפות</w:t>
-                            </w:r>
-                          </w:p>
-                        </w:txbxContent>
-                      </wps:txbx>
-                      <wps:bodyPr rot="0" spcFirstLastPara="0" vertOverflow="overflow" horzOverflow="overflow" vert="horz" wrap="square" lIns="91440" tIns="45720" rIns="91440" bIns="45720" numCol="1" spcCol="0" rtlCol="1" fromWordArt="0" anchor="ctr" anchorCtr="0" forceAA="0" compatLnSpc="1">
-                        <a:prstTxWarp prst="textNoShape">
-                          <a:avLst/>
-                        </a:prstTxWarp>
-                        <a:noAutofit/>
-                      </wps:bodyPr>
-                    </wps:wsp>
-                  </a:graphicData>
-                </a:graphic>
-                <wp14:sizeRelH relativeFrom="margin">
-                  <wp14:pctWidth>0</wp14:pctWidth>
-                </wp14:sizeRelH>
-                <wp14:sizeRelV relativeFrom="margin">
-                  <wp14:pctHeight>0</wp14:pctHeight>
-                </wp14:sizeRelV>
-              </wp:anchor>
-            </w:drawing>
-          </mc:Choice>
-          <mc:Fallback>
-            <w:pict>
-              <v:roundrect w14:anchorId="1405BDF4" id="מלבן: פינות מעוגלות 21" o:spid="_x0000_s1034" style="position:absolute;left:0;text-align:left;margin-left:51.3pt;margin-top:408.95pt;width:90.85pt;height:40.2pt;z-index:251699200;visibility:visible;mso-wrap-style:square;mso-width-percent:0;mso-height-percent:0;mso-wrap-distance-left:9pt;mso-wrap-distance-top:0;mso-wrap-distance-right:9pt;mso-wrap-distance-bottom:0;mso-position-horizontal:absolute;mso-position-horizontal-relative:margin;mso-position-vertical:absolute;mso-position-vertical-relative:text;mso-width-percent:0;mso-height-percent:0;mso-width-relative:margin;mso-height-relative:margin;v-text-anchor:middle" arcsize="10923f" o:gfxdata="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" fillcolor="#1f3763 [1604]" strokecolor="#375623 [1609]" strokeweight="1pt">
-                <v:stroke joinstyle="miter"/>
-                <v:textbox>
-                  <w:txbxContent>
-                    <w:p>
-                      <w:pPr>
-                        <w:jc w:val="center"/>
-                        <w:rPr>
-                          <w:sz w:val="20"/>
-                          <w:szCs w:val="20"/>
-                          <w:rtl/>
-                        </w:rPr>
-                      </w:pPr>
-                      <w:r>
-                        <w:rPr>
-                          <w:rFonts w:hint="cs"/>
-                          <w:sz w:val="20"/>
-                          <w:szCs w:val="20"/>
-                          <w:rtl/>
-                        </w:rPr>
-                        <w:t>מסעדות מועדפות</w:t>
-                      </w:r>
-                    </w:p>
-                  </w:txbxContent>
-                </v:textbox>
-                <w10:wrap type="tight" anchorx="margin"/>
-              </v:roundrect>
-            </w:pict>
-          </mc:Fallback>
-        </mc:AlternateContent>
-      </w:r>
-      <w:r>
-        <w:rPr>
-          <w:rFonts w:hint="cs"/>
-          <w:b/>
-          <w:bCs/>
-          <w:noProof/>
-          <w:sz w:val="44"/>
-          <w:szCs w:val="44"/>
-          <w:u w:val="single"/>
-          <w:rtl/>
-          <w:lang w:val="he-IL"/>
-        </w:rPr>
-        <mc:AlternateContent>
-          <mc:Choice Requires="wps">
-            <w:drawing>
-              <wp:anchor distT="0" distB="0" distL="114300" distR="114300" simplePos="0" relativeHeight="251695104" behindDoc="0" locked="0" layoutInCell="1" allowOverlap="1" wp14:anchorId="303842B3" wp14:editId="226E72D1">
-                <wp:simplePos x="0" y="0"/>
-                <wp:positionH relativeFrom="column">
-                  <wp:posOffset>-706341</wp:posOffset>
-                </wp:positionH>
-                <wp:positionV relativeFrom="paragraph">
-                  <wp:posOffset>5197834</wp:posOffset>
-                </wp:positionV>
-                <wp:extent cx="1153795" cy="510540"/>
-                <wp:effectExtent l="0" t="0" r="27305" b="22860"/>
-                <wp:wrapTight wrapText="bothSides">
-                  <wp:wrapPolygon edited="0">
-                    <wp:start x="0" y="0"/>
-                    <wp:lineTo x="0" y="21761"/>
-                    <wp:lineTo x="21755" y="21761"/>
-                    <wp:lineTo x="21755" y="0"/>
-                    <wp:lineTo x="0" y="0"/>
-                  </wp:wrapPolygon>
-                </wp:wrapTight>
-                <wp:docPr id="19" name="מלבן: פינות מעוגלות 19"/>
-                <wp:cNvGraphicFramePr/>
-                <a:graphic xmlns:a="http://schemas.openxmlformats.org/drawingml/2006/main">
-                  <a:graphicData uri="http://schemas.microsoft.com/office/word/2010/wordprocessingShape">
-                    <wps:wsp>
-                      <wps:cNvSpPr/>
-                      <wps:spPr>
-                        <a:xfrm>
-                          <a:off x="0" y="0"/>
-                          <a:ext cx="1153795" cy="510540"/>
-                        </a:xfrm>
-                        <a:prstGeom prst="roundRect">
-                          <a:avLst/>
-                        </a:prstGeom>
-                        <a:solidFill>
-                          <a:schemeClr val="accent1">
-                            <a:lumMod val="50000"/>
-                          </a:schemeClr>
-                        </a:solidFill>
-                      </wps:spPr>
-                      <wps:style>
-                        <a:lnRef idx="2">
-                          <a:schemeClr val="accent6">
-                            <a:shade val="50000"/>
-                          </a:schemeClr>
-                        </a:lnRef>
-                        <a:fillRef idx="1">
-                          <a:schemeClr val="accent6"/>
-                        </a:fillRef>
-                        <a:effectRef idx="0">
-                          <a:schemeClr val="accent6"/>
-                        </a:effectRef>
-                        <a:fontRef idx="minor">
-                          <a:schemeClr val="lt1"/>
-                        </a:fontRef>
-                      </wps:style>
-                      <wps:txbx>
-                        <w:txbxContent>
-                          <w:p>
-                            <w:pPr>
-                              <w:jc w:val="center"/>
-                              <w:rPr>
-                                <w:sz w:val="20"/>
-                                <w:szCs w:val="20"/>
-                                <w:rtl/>
-                              </w:rPr>
-                            </w:pPr>
-                            <w:r>
-                              <w:rPr>
-                                <w:rFonts w:hint="cs"/>
-                                <w:sz w:val="20"/>
-                                <w:szCs w:val="20"/>
-                                <w:rtl/>
-                              </w:rPr>
-                              <w:t>היסטוריית הזמנות</w:t>
-                            </w:r>
-                          </w:p>
-                        </w:txbxContent>
-                      </wps:txbx>
-                      <wps:bodyPr rot="0" spcFirstLastPara="0" vertOverflow="overflow" horzOverflow="overflow" vert="horz" wrap="square" lIns="91440" tIns="45720" rIns="91440" bIns="45720" numCol="1" spcCol="0" rtlCol="1" fromWordArt="0" anchor="ctr" anchorCtr="0" forceAA="0" compatLnSpc="1">
-                        <a:prstTxWarp prst="textNoShape">
-                          <a:avLst/>
-                        </a:prstTxWarp>
-                        <a:noAutofit/>
-                      </wps:bodyPr>
-                    </wps:wsp>
-                  </a:graphicData>
-                </a:graphic>
-                <wp14:sizeRelH relativeFrom="margin">
-                  <wp14:pctWidth>0</wp14:pctWidth>
-                </wp14:sizeRelH>
-                <wp14:sizeRelV relativeFrom="margin">
-                  <wp14:pctHeight>0</wp14:pctHeight>
-                </wp14:sizeRelV>
-              </wp:anchor>
-            </w:drawing>
-          </mc:Choice>
-          <mc:Fallback>
-            <w:pict>
-              <v:roundrect w14:anchorId="303842B3" id="מלבן: פינות מעוגלות 19" o:spid="_x0000_s1035" style="position:absolute;left:0;text-align:left;margin-left:-55.6pt;margin-top:409.3pt;width:90.85pt;height:40.2pt;z-index:251695104;visibility:visible;mso-wrap-style:square;mso-width-percent:0;mso-height-percent:0;mso-wrap-distance-left:9pt;mso-wrap-distance-top:0;mso-wrap-distance-right:9pt;mso-wrap-distance-bottom:0;mso-position-horizontal:absolute;mso-position-horizontal-relative:text;mso-position-vertical:absolute;mso-position-vertical-relative:text;mso-width-percent:0;mso-height-percent:0;mso-width-relative:margin;mso-height-relative:margin;v-text-anchor:middle" arcsize="10923f" o:gfxdata="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" fillcolor="#1f3763 [1604]" strokecolor="#375623 [1609]" strokeweight="1pt">
-                <v:stroke joinstyle="miter"/>
-                <v:textbox>
-                  <w:txbxContent>
-                    <w:p>
-                      <w:pPr>
-                        <w:jc w:val="center"/>
-                        <w:rPr>
-                          <w:sz w:val="20"/>
-                          <w:szCs w:val="20"/>
-                          <w:rtl/>
-                        </w:rPr>
-                      </w:pPr>
-                      <w:r>
-                        <w:rPr>
-                          <w:rFonts w:hint="cs"/>
-                          <w:sz w:val="20"/>
-                          <w:szCs w:val="20"/>
-                          <w:rtl/>
-                        </w:rPr>
-                        <w:t>היסטוריית הזמנות</w:t>
-                      </w:r>
-                    </w:p>
-                  </w:txbxContent>
-                </v:textbox>
-                <w10:wrap type="tight"/>
-              </v:roundrect>
-            </w:pict>
-          </mc:Fallback>
-        </mc:AlternateContent>
-      </w:r>
-      <w:r>
-        <w:rPr>
-          <w:rFonts w:hint="cs"/>
-          <w:b/>
-          <w:bCs/>
-          <w:noProof/>
-          <w:sz w:val="44"/>
-          <w:szCs w:val="44"/>
-          <w:u w:val="single"/>
-          <w:rtl/>
-          <w:lang w:val="he-IL"/>
-        </w:rPr>
-        <mc:AlternateContent>
-          <mc:Choice Requires="wps">
-            <w:drawing>
-              <wp:anchor distT="0" distB="0" distL="114300" distR="114300" simplePos="0" relativeHeight="251713536" behindDoc="0" locked="0" layoutInCell="1" allowOverlap="1" wp14:anchorId="54A8EB79" wp14:editId="2191DE79">
-                <wp:simplePos x="0" y="0"/>
-                <wp:positionH relativeFrom="margin">
-                  <wp:posOffset>3596833</wp:posOffset>
-                </wp:positionH>
-                <wp:positionV relativeFrom="paragraph">
-                  <wp:posOffset>5697717</wp:posOffset>
-                </wp:positionV>
-                <wp:extent cx="1153795" cy="510540"/>
-                <wp:effectExtent l="0" t="0" r="27305" b="22860"/>
-                <wp:wrapTight wrapText="bothSides">
-                  <wp:wrapPolygon edited="0">
-                    <wp:start x="0" y="0"/>
-                    <wp:lineTo x="0" y="21761"/>
-                    <wp:lineTo x="21755" y="21761"/>
-                    <wp:lineTo x="21755" y="0"/>
-                    <wp:lineTo x="0" y="0"/>
-                  </wp:wrapPolygon>
-                </wp:wrapTight>
-                <wp:docPr id="31" name="מלבן: פינות מעוגלות 31"/>
-                <wp:cNvGraphicFramePr/>
-                <a:graphic xmlns:a="http://schemas.openxmlformats.org/drawingml/2006/main">
-                  <a:graphicData uri="http://schemas.microsoft.com/office/word/2010/wordprocessingShape">
-                    <wps:wsp>
-                      <wps:cNvSpPr/>
-                      <wps:spPr>
-                        <a:xfrm>
-                          <a:off x="0" y="0"/>
-                          <a:ext cx="1153795" cy="510540"/>
-                        </a:xfrm>
-                        <a:prstGeom prst="roundRect">
-                          <a:avLst/>
-                        </a:prstGeom>
-                        <a:solidFill>
-                          <a:schemeClr val="accent1">
-                            <a:lumMod val="50000"/>
-                          </a:schemeClr>
-                        </a:solidFill>
-                      </wps:spPr>
-                      <wps:style>
-                        <a:lnRef idx="2">
-                          <a:schemeClr val="accent6">
-                            <a:shade val="50000"/>
-                          </a:schemeClr>
-                        </a:lnRef>
-                        <a:fillRef idx="1">
-                          <a:schemeClr val="accent6"/>
-                        </a:fillRef>
-                        <a:effectRef idx="0">
-                          <a:schemeClr val="accent6"/>
-                        </a:effectRef>
-                        <a:fontRef idx="minor">
-                          <a:schemeClr val="lt1"/>
-                        </a:fontRef>
-                      </wps:style>
-                      <wps:txbx>
-                        <w:txbxContent>
-                          <w:p>
-                            <w:pPr>
-                              <w:jc w:val="center"/>
-                              <w:rPr>
-                                <w:sz w:val="20"/>
-                                <w:szCs w:val="20"/>
-                                <w:rtl/>
-                              </w:rPr>
-                            </w:pPr>
-                            <w:r>
-                              <w:rPr>
-                                <w:rFonts w:hint="cs"/>
-                                <w:sz w:val="20"/>
-                                <w:szCs w:val="20"/>
-                                <w:rtl/>
-                              </w:rPr>
-                              <w:t>הזמנת מקום</w:t>
-                            </w:r>
-                          </w:p>
-                        </w:txbxContent>
-                      </wps:txbx>
-                      <wps:bodyPr rot="0" spcFirstLastPara="0" vertOverflow="overflow" horzOverflow="overflow" vert="horz" wrap="square" lIns="91440" tIns="45720" rIns="91440" bIns="45720" numCol="1" spcCol="0" rtlCol="1" fromWordArt="0" anchor="ctr" anchorCtr="0" forceAA="0" compatLnSpc="1">
-                        <a:prstTxWarp prst="textNoShape">
-                          <a:avLst/>
-                        </a:prstTxWarp>
-                        <a:noAutofit/>
-                      </wps:bodyPr>
-                    </wps:wsp>
-                  </a:graphicData>
-                </a:graphic>
-                <wp14:sizeRelH relativeFrom="margin">
-                  <wp14:pctWidth>0</wp14:pctWidth>
-                </wp14:sizeRelH>
-                <wp14:sizeRelV relativeFrom="margin">
-                  <wp14:pctHeight>0</wp14:pctHeight>
-                </wp14:sizeRelV>
-              </wp:anchor>
-            </w:drawing>
-          </mc:Choice>
-          <mc:Fallback>
-            <w:pict>
-              <v:roundrect w14:anchorId="54A8EB79" id="מלבן: פינות מעוגלות 31" o:spid="_x0000_s1036" style="position:absolute;left:0;text-align:left;margin-left:283.2pt;margin-top:448.65pt;width:90.85pt;height:40.2pt;z-index:251713536;visibility:visible;mso-wrap-style:square;mso-width-percent:0;mso-height-percent:0;mso-wrap-distance-left:9pt;mso-wrap-distance-top:0;mso-wrap-distance-right:9pt;mso-wrap-distance-bottom:0;mso-position-horizontal:absolute;mso-position-horizontal-relative:margin;mso-position-vertical:absolute;mso-position-vertical-relative:text;mso-width-percent:0;mso-height-percent:0;mso-width-relative:margin;mso-height-relative:margin;v-text-anchor:middle" arcsize="10923f" o:gfxdata="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" fillcolor="#1f3763 [1604]" strokecolor="#375623 [1609]" strokeweight="1pt">
-                <v:stroke joinstyle="miter"/>
-                <v:textbox>
-                  <w:txbxContent>
-                    <w:p>
-                      <w:pPr>
-                        <w:jc w:val="center"/>
-                        <w:rPr>
-                          <w:sz w:val="20"/>
-                          <w:szCs w:val="20"/>
-                          <w:rtl/>
-                        </w:rPr>
-                      </w:pPr>
-                      <w:r>
-                        <w:rPr>
-                          <w:rFonts w:hint="cs"/>
-                          <w:sz w:val="20"/>
-                          <w:szCs w:val="20"/>
-                          <w:rtl/>
-                        </w:rPr>
-                        <w:t>הזמנת מקום</w:t>
-                      </w:r>
-                    </w:p>
-                  </w:txbxContent>
-                </v:textbox>
-                <w10:wrap type="tight" anchorx="margin"/>
               </v:roundrect>
             </w:pict>
           </mc:Fallback>

--- a/ArielProject/מפת אתר!.docx
+++ b/ArielProject/מפת אתר!.docx
@@ -23,28 +23,29 @@
         <mc:AlternateContent>
           <mc:Choice Requires="wps">
             <w:drawing>
-              <wp:anchor distT="0" distB="0" distL="114300" distR="114300" simplePos="0" relativeHeight="251711488" behindDoc="0" locked="0" layoutInCell="1" allowOverlap="1" wp14:anchorId="727D8BF8" wp14:editId="352A8877">
+              <wp:anchor distT="0" distB="0" distL="114300" distR="114300" simplePos="0" relativeHeight="251711488" behindDoc="0" locked="0" layoutInCell="1" allowOverlap="1" wp14:anchorId="727D8BF8" wp14:editId="156A8E69">
                 <wp:simplePos x="0" y="0"/>
                 <wp:positionH relativeFrom="column">
-                  <wp:posOffset>3832860</wp:posOffset>
+                  <wp:posOffset>3853815</wp:posOffset>
                 </wp:positionH>
                 <wp:positionV relativeFrom="paragraph">
                   <wp:posOffset>4859020</wp:posOffset>
                 </wp:positionV>
-                <wp:extent cx="377825" cy="552450"/>
-                <wp:effectExtent l="38100" t="0" r="22225" b="57150"/>
+                <wp:extent cx="351790" cy="648335"/>
+                <wp:effectExtent l="38100" t="0" r="29210" b="56515"/>
                 <wp:wrapTight wrapText="bothSides">
                   <wp:wrapPolygon edited="0">
-                    <wp:start x="18514" y="0"/>
-                    <wp:lineTo x="6534" y="0"/>
-                    <wp:lineTo x="6534" y="11917"/>
-                    <wp:lineTo x="-2178" y="11917"/>
-                    <wp:lineTo x="-2178" y="23090"/>
-                    <wp:lineTo x="3267" y="23090"/>
-                    <wp:lineTo x="13069" y="11917"/>
-                    <wp:lineTo x="21782" y="745"/>
-                    <wp:lineTo x="21782" y="0"/>
-                    <wp:lineTo x="18514" y="0"/>
+                    <wp:start x="18715" y="0"/>
+                    <wp:lineTo x="8188" y="0"/>
+                    <wp:lineTo x="8188" y="10155"/>
+                    <wp:lineTo x="-2339" y="10155"/>
+                    <wp:lineTo x="-2339" y="22848"/>
+                    <wp:lineTo x="3509" y="22848"/>
+                    <wp:lineTo x="8188" y="20310"/>
+                    <wp:lineTo x="15206" y="10155"/>
+                    <wp:lineTo x="22224" y="635"/>
+                    <wp:lineTo x="22224" y="0"/>
+                    <wp:lineTo x="18715" y="0"/>
                   </wp:wrapPolygon>
                 </wp:wrapTight>
                 <wp:docPr id="30" name="מחבר חץ ישר 30"/>
@@ -56,7 +57,7 @@
                       <wps:spPr>
                         <a:xfrm flipH="1">
                           <a:off x="0" y="0"/>
-                          <a:ext cx="377825" cy="552450"/>
+                          <a:ext cx="351790" cy="648335"/>
                         </a:xfrm>
                         <a:prstGeom prst="straightConnector1">
                           <a:avLst/>
@@ -94,11 +95,11 @@
           </mc:Choice>
           <mc:Fallback>
             <w:pict>
-              <v:shapetype w14:anchorId="5F77ECB6" id="_x0000_t32" coordsize="21600,21600" o:spt="32" o:oned="t" path="m,l21600,21600e" filled="f">
+              <v:shapetype w14:anchorId="1E41CB6D" id="_x0000_t32" coordsize="21600,21600" o:spt="32" o:oned="t" path="m,l21600,21600e" filled="f">
                 <v:path arrowok="t" fillok="f" o:connecttype="none"/>
                 <o:lock v:ext="edit" shapetype="t"/>
               </v:shapetype>
-              <v:shape id="מחבר חץ ישר 30" o:spid="_x0000_s1026" type="#_x0000_t32" style="position:absolute;margin-left:301.8pt;margin-top:382.6pt;width:29.75pt;height:43.5pt;flip:x;z-index:251711488;visibility:visible;mso-wrap-style:square;mso-width-percent:0;mso-height-percent:0;mso-wrap-distance-left:9pt;mso-wrap-distance-top:0;mso-wrap-distance-right:9pt;mso-wrap-distance-bottom:0;mso-position-horizontal:absolute;mso-position-horizontal-relative:text;mso-position-vertical:absolute;mso-position-vertical-relative:text;mso-width-percent:0;mso-height-percent:0;mso-width-relative:margin;mso-height-relative:margin" o:gfxdata="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" strokecolor="black [3200]" strokeweight=".5pt">
+              <v:shape id="מחבר חץ ישר 30" o:spid="_x0000_s1026" type="#_x0000_t32" style="position:absolute;margin-left:303.45pt;margin-top:382.6pt;width:27.7pt;height:51.05pt;flip:x;z-index:251711488;visibility:visible;mso-wrap-style:square;mso-width-percent:0;mso-height-percent:0;mso-wrap-distance-left:9pt;mso-wrap-distance-top:0;mso-wrap-distance-right:9pt;mso-wrap-distance-bottom:0;mso-position-horizontal:absolute;mso-position-horizontal-relative:text;mso-position-vertical:absolute;mso-position-vertical-relative:text;mso-width-percent:0;mso-height-percent:0;mso-width-relative:margin;mso-height-relative:margin" o:gfxdata="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" strokecolor="black [3200]" strokeweight=".5pt">
                 <v:stroke endarrow="block" joinstyle="miter"/>
                 <w10:wrap type="tight"/>
               </v:shape>
@@ -337,7 +338,7 @@
           </mc:Choice>
           <mc:Fallback>
             <w:pict>
-              <v:shape w14:anchorId="08F7B7EE" id="מחבר חץ ישר 17" o:spid="_x0000_s1026" type="#_x0000_t32" style="position:absolute;margin-left:43.95pt;margin-top:357.45pt;width:35.1pt;height:37.65pt;flip:x;z-index:251693056;visibility:visible;mso-wrap-style:square;mso-width-percent:0;mso-height-percent:0;mso-wrap-distance-left:9pt;mso-wrap-distance-top:0;mso-wrap-distance-right:9pt;mso-wrap-distance-bottom:0;mso-position-horizontal:absolute;mso-position-horizontal-relative:margin;mso-position-vertical:absolute;mso-position-vertical-relative:text;mso-width-percent:0;mso-height-percent:0;mso-width-relative:margin;mso-height-relative:margin" o:gfxdata="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" strokecolor="black [3200]" strokeweight=".5pt">
+              <v:shape w14:anchorId="6AA91715" id="מחבר חץ ישר 17" o:spid="_x0000_s1026" type="#_x0000_t32" style="position:absolute;margin-left:43.95pt;margin-top:357.45pt;width:35.1pt;height:37.65pt;flip:x;z-index:251693056;visibility:visible;mso-wrap-style:square;mso-width-percent:0;mso-height-percent:0;mso-wrap-distance-left:9pt;mso-wrap-distance-top:0;mso-wrap-distance-right:9pt;mso-wrap-distance-bottom:0;mso-position-horizontal:absolute;mso-position-horizontal-relative:margin;mso-position-vertical:absolute;mso-position-vertical-relative:text;mso-width-percent:0;mso-height-percent:0;mso-width-relative:margin;mso-height-relative:margin" o:gfxdata="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" strokecolor="black [3200]" strokeweight=".5pt">
                 <v:stroke endarrow="block" joinstyle="miter"/>
                 <w10:wrap type="tight" anchorx="margin"/>
               </v:shape>
@@ -716,7 +717,7 @@
           </mc:Choice>
           <mc:Fallback>
             <w:pict>
-              <v:shape w14:anchorId="59FAAA53" id="מחבר חץ ישר 23" o:spid="_x0000_s1026" type="#_x0000_t32" style="position:absolute;margin-left:118.45pt;margin-top:359.15pt;width:6.65pt;height:34.3pt;z-index:251703296;visibility:visible;mso-wrap-style:square;mso-width-percent:0;mso-height-percent:0;mso-wrap-distance-left:9pt;mso-wrap-distance-top:0;mso-wrap-distance-right:9pt;mso-wrap-distance-bottom:0;mso-position-horizontal:absolute;mso-position-horizontal-relative:margin;mso-position-vertical:absolute;mso-position-vertical-relative:text;mso-width-percent:0;mso-height-percent:0;mso-width-relative:margin;mso-height-relative:margin" o:gfxdata="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" strokecolor="black [3200]" strokeweight=".5pt">
+              <v:shape w14:anchorId="69D0C9B2" id="מחבר חץ ישר 23" o:spid="_x0000_s1026" type="#_x0000_t32" style="position:absolute;margin-left:118.45pt;margin-top:359.15pt;width:6.65pt;height:34.3pt;z-index:251703296;visibility:visible;mso-wrap-style:square;mso-width-percent:0;mso-height-percent:0;mso-wrap-distance-left:9pt;mso-wrap-distance-top:0;mso-wrap-distance-right:9pt;mso-wrap-distance-bottom:0;mso-position-horizontal:absolute;mso-position-horizontal-relative:margin;mso-position-vertical:absolute;mso-position-vertical-relative:text;mso-width-percent:0;mso-height-percent:0;mso-width-relative:margin;mso-height-relative:margin" o:gfxdata="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" strokecolor="black [3200]" strokeweight=".5pt">
                 <v:stroke endarrow="block" joinstyle="miter"/>
                 <w10:wrap type="tight" anchorx="margin"/>
               </v:shape>
